--- a/recordMyDev.docx
+++ b/recordMyDev.docx
@@ -115,6 +115,31 @@
         <w:spacing w:after="79" w:afterLines="25"/>
         <w:textAlignment w:val="auto"/>
         <w:rPr>
+          <w:rFonts w:hint="eastAsia"/>
+          <w:sz w:val="24"/>
+          <w:szCs w:val="24"/>
+          <w:lang w:val="en-US" w:eastAsia="zh-CN"/>
+        </w:rPr>
+      </w:pPr>
+    </w:p>
+    <w:p>
+      <w:pPr>
+        <w:keepNext w:val="0"/>
+        <w:keepLines w:val="0"/>
+        <w:pageBreakBefore w:val="0"/>
+        <w:widowControl w:val="0"/>
+        <w:kinsoku/>
+        <w:wordWrap/>
+        <w:overflowPunct/>
+        <w:topLinePunct w:val="0"/>
+        <w:autoSpaceDE/>
+        <w:autoSpaceDN/>
+        <w:bidi w:val="0"/>
+        <w:adjustRightInd/>
+        <w:snapToGrid/>
+        <w:spacing w:after="79" w:afterLines="25"/>
+        <w:textAlignment w:val="auto"/>
+        <w:rPr>
           <w:rFonts w:hint="default"/>
           <w:b/>
           <w:bCs/>
@@ -166,7 +191,7 @@
           <w:szCs w:val="24"/>
           <w:lang w:val="en-US" w:eastAsia="zh-CN"/>
         </w:rPr>
-        <w:t>参考Microsoft to do (下称todo)的轻量日程安排/代办清单，针对本人自己的生活和操作习惯，提出如下痛点和功能：</w:t>
+        <w:t>参考Microsoft to do (下称todo)的轻量日程安排/代办清单，使用过程中，我发现如下痛点：</w:t>
       </w:r>
     </w:p>
     <w:p>
@@ -204,7 +229,7 @@
           <w:szCs w:val="24"/>
           <w:lang w:val="en-US" w:eastAsia="zh-CN"/>
         </w:rPr>
-        <w:t>todo不具备时钟功能，面对类似“背30分钟单词”的计时任务，需要搭配其他计时软件使用——本软件为任务提供计时功能，一站式解决计时型任务需求</w:t>
+        <w:t>todo不具备时钟功能，面对类似“背30分钟单词”的计时任务，需要搭配其他计时软件使用</w:t>
       </w:r>
     </w:p>
     <w:p>
@@ -242,7 +267,7 @@
           <w:szCs w:val="24"/>
           <w:lang w:val="en-US" w:eastAsia="zh-CN"/>
         </w:rPr>
-        <w:t>todo想查看任务的子任务/步骤，只能打开详细信息，但其中又有诸多繁杂信息如提醒闹钟、任务标签等，把子任务的定义与完成同其他设置放在一起，并不符合操作习惯——本软件中子任务等同于一级任务，以树结构维护，支持在主界面直接展开子任务并勾选完成</w:t>
+        <w:t>todo想查看任务的子任务/步骤，只能打开详细信息，但其中又有诸多繁杂信息如提醒闹钟、任务标签等，把子任务的定义与完成同其他设置放在一起，并不符合操作习惯</w:t>
       </w:r>
     </w:p>
     <w:p>
@@ -280,7 +305,66 @@
           <w:szCs w:val="24"/>
           <w:lang w:val="en-US" w:eastAsia="zh-CN"/>
         </w:rPr>
-        <w:t>todo只标记任务是否完成，用户不能直观地判断什么时段应该做什么——本软件支持两种形式的任务定义，其一是支持计时的列表形式，用户主动勾选完成或者时长达标自动勾选完成；其二是日程表形式，清晰列出一天中各个时段对应的任务；两个形式可以相互转换和关联</w:t>
+        <w:t>todo只标记任务是否完成，用户不能直观地判断什么时段应该做什么</w:t>
+      </w:r>
+    </w:p>
+    <w:p>
+      <w:pPr>
+        <w:keepNext w:val="0"/>
+        <w:keepLines w:val="0"/>
+        <w:pageBreakBefore w:val="0"/>
+        <w:widowControl w:val="0"/>
+        <w:kinsoku/>
+        <w:wordWrap/>
+        <w:overflowPunct/>
+        <w:topLinePunct w:val="0"/>
+        <w:autoSpaceDE/>
+        <w:autoSpaceDN/>
+        <w:bidi w:val="0"/>
+        <w:adjustRightInd/>
+        <w:snapToGrid/>
+        <w:spacing w:after="79" w:afterLines="25"/>
+        <w:textAlignment w:val="auto"/>
+        <w:rPr>
+          <w:rFonts w:hint="eastAsia"/>
+          <w:sz w:val="24"/>
+          <w:szCs w:val="24"/>
+          <w:lang w:val="en-US" w:eastAsia="zh-CN"/>
+        </w:rPr>
+      </w:pPr>
+    </w:p>
+    <w:p>
+      <w:pPr>
+        <w:keepNext w:val="0"/>
+        <w:keepLines w:val="0"/>
+        <w:pageBreakBefore w:val="0"/>
+        <w:widowControl w:val="0"/>
+        <w:kinsoku/>
+        <w:wordWrap/>
+        <w:overflowPunct/>
+        <w:topLinePunct w:val="0"/>
+        <w:autoSpaceDE/>
+        <w:autoSpaceDN/>
+        <w:bidi w:val="0"/>
+        <w:adjustRightInd/>
+        <w:snapToGrid/>
+        <w:spacing w:after="79" w:afterLines="25"/>
+        <w:textAlignment w:val="auto"/>
+        <w:rPr>
+          <w:rFonts w:hint="default"/>
+          <w:sz w:val="24"/>
+          <w:szCs w:val="24"/>
+          <w:lang w:val="en-US" w:eastAsia="zh-CN"/>
+        </w:rPr>
+      </w:pPr>
+      <w:r>
+        <w:rPr>
+          <w:rFonts w:hint="eastAsia"/>
+          <w:sz w:val="24"/>
+          <w:szCs w:val="24"/>
+          <w:lang w:val="en-US" w:eastAsia="zh-CN"/>
+        </w:rPr>
+        <w:t>针对本人的生活和操作习惯，提出如下功能需求:</w:t>
       </w:r>
     </w:p>
     <w:p>
@@ -291,7 +375,7 @@
         <w:widowControl w:val="0"/>
         <w:numPr>
           <w:ilvl w:val="0"/>
-          <w:numId w:val="1"/>
+          <w:numId w:val="2"/>
         </w:numPr>
         <w:kinsoku/>
         <w:wordWrap/>
@@ -302,7 +386,6 @@
         <w:bidi w:val="0"/>
         <w:adjustRightInd/>
         <w:snapToGrid/>
-        <w:spacing w:after="79" w:afterLines="25"/>
         <w:textAlignment w:val="auto"/>
         <w:rPr>
           <w:rFonts w:hint="default"/>
@@ -318,7 +401,7 @@
           <w:szCs w:val="24"/>
           <w:lang w:val="en-US" w:eastAsia="zh-CN"/>
         </w:rPr>
-        <w:t>日程表形式任务的一些具体功能</w:t>
+        <w:t>任务管理：</w:t>
       </w:r>
     </w:p>
     <w:p>
@@ -329,7 +412,7 @@
         <w:widowControl w:val="0"/>
         <w:numPr>
           <w:ilvl w:val="1"/>
-          <w:numId w:val="1"/>
+          <w:numId w:val="2"/>
         </w:numPr>
         <w:kinsoku/>
         <w:wordWrap/>
@@ -340,7 +423,6 @@
         <w:bidi w:val="0"/>
         <w:adjustRightInd/>
         <w:snapToGrid/>
-        <w:spacing w:after="79" w:afterLines="25"/>
         <w:ind w:left="840" w:leftChars="0" w:hanging="420" w:firstLineChars="0"/>
         <w:textAlignment w:val="auto"/>
         <w:rPr>
@@ -357,7 +439,7 @@
           <w:szCs w:val="24"/>
           <w:lang w:val="en-US" w:eastAsia="zh-CN"/>
         </w:rPr>
-        <w:t>提供一个全局计时按钮，开启后，只要到达对应时段，自动开始任务的计时，如有关联则时长还会同步到列表形式</w:t>
+        <w:t>三种任务类型：随手记(无限制)，周期任务(定时/定量)，DDL截止任务</w:t>
       </w:r>
     </w:p>
     <w:p>
@@ -368,7 +450,7 @@
         <w:widowControl w:val="0"/>
         <w:numPr>
           <w:ilvl w:val="1"/>
-          <w:numId w:val="1"/>
+          <w:numId w:val="2"/>
         </w:numPr>
         <w:kinsoku/>
         <w:wordWrap/>
@@ -379,7 +461,6 @@
         <w:bidi w:val="0"/>
         <w:adjustRightInd/>
         <w:snapToGrid/>
-        <w:spacing w:after="79" w:afterLines="25"/>
         <w:ind w:left="840" w:leftChars="0" w:hanging="420" w:firstLineChars="0"/>
         <w:textAlignment w:val="auto"/>
         <w:rPr>
@@ -396,7 +477,45 @@
           <w:szCs w:val="24"/>
           <w:lang w:val="en-US" w:eastAsia="zh-CN"/>
         </w:rPr>
-        <w:t>各个时段开始和结束时提醒用户</w:t>
+        <w:t>树结构组织：支持无限层级的子任务拆解，父子任务在主界面联动显示</w:t>
+      </w:r>
+    </w:p>
+    <w:p>
+      <w:pPr>
+        <w:keepNext w:val="0"/>
+        <w:keepLines w:val="0"/>
+        <w:pageBreakBefore w:val="0"/>
+        <w:widowControl w:val="0"/>
+        <w:numPr>
+          <w:ilvl w:val="1"/>
+          <w:numId w:val="2"/>
+        </w:numPr>
+        <w:kinsoku/>
+        <w:wordWrap/>
+        <w:overflowPunct/>
+        <w:topLinePunct w:val="0"/>
+        <w:autoSpaceDE/>
+        <w:autoSpaceDN/>
+        <w:bidi w:val="0"/>
+        <w:adjustRightInd/>
+        <w:snapToGrid/>
+        <w:ind w:left="840" w:leftChars="0" w:hanging="420" w:firstLineChars="0"/>
+        <w:textAlignment w:val="auto"/>
+        <w:rPr>
+          <w:rFonts w:hint="default"/>
+          <w:sz w:val="24"/>
+          <w:szCs w:val="24"/>
+          <w:lang w:val="en-US" w:eastAsia="zh-CN"/>
+        </w:rPr>
+      </w:pPr>
+      <w:r>
+        <w:rPr>
+          <w:rFonts w:hint="eastAsia"/>
+          <w:sz w:val="24"/>
+          <w:szCs w:val="24"/>
+          <w:lang w:val="en-US" w:eastAsia="zh-CN"/>
+        </w:rPr>
+        <w:t>多完成方式：非定时任务手动勾选完成，定时任务计时或时段自动结算</w:t>
       </w:r>
     </w:p>
     <w:p>
@@ -407,7 +526,7 @@
         <w:widowControl w:val="0"/>
         <w:numPr>
           <w:ilvl w:val="0"/>
-          <w:numId w:val="1"/>
+          <w:numId w:val="2"/>
         </w:numPr>
         <w:kinsoku/>
         <w:wordWrap/>
@@ -418,7 +537,6 @@
         <w:bidi w:val="0"/>
         <w:adjustRightInd/>
         <w:snapToGrid/>
-        <w:spacing w:after="79" w:afterLines="25"/>
         <w:ind w:left="0" w:leftChars="0" w:firstLine="0" w:firstLineChars="0"/>
         <w:textAlignment w:val="auto"/>
         <w:rPr>
@@ -435,7 +553,121 @@
           <w:szCs w:val="24"/>
           <w:lang w:val="en-US" w:eastAsia="zh-CN"/>
         </w:rPr>
-        <w:t>支持复盘功能：用户可以为每一天写一份复盘笔记；保存每一天的完成情况并做可视化统计 (每日/周/月的任务完成率、坚持天数等)</w:t>
+        <w:t>周期与时间管理：</w:t>
+      </w:r>
+    </w:p>
+    <w:p>
+      <w:pPr>
+        <w:keepNext w:val="0"/>
+        <w:keepLines w:val="0"/>
+        <w:pageBreakBefore w:val="0"/>
+        <w:widowControl w:val="0"/>
+        <w:numPr>
+          <w:ilvl w:val="1"/>
+          <w:numId w:val="2"/>
+        </w:numPr>
+        <w:kinsoku/>
+        <w:wordWrap/>
+        <w:overflowPunct/>
+        <w:topLinePunct w:val="0"/>
+        <w:autoSpaceDE/>
+        <w:autoSpaceDN/>
+        <w:bidi w:val="0"/>
+        <w:adjustRightInd/>
+        <w:snapToGrid/>
+        <w:ind w:left="840" w:leftChars="0" w:hanging="420" w:firstLineChars="0"/>
+        <w:textAlignment w:val="auto"/>
+        <w:rPr>
+          <w:rFonts w:hint="default"/>
+          <w:sz w:val="24"/>
+          <w:szCs w:val="24"/>
+          <w:lang w:val="en-US" w:eastAsia="zh-CN"/>
+        </w:rPr>
+      </w:pPr>
+      <w:r>
+        <w:rPr>
+          <w:rFonts w:hint="eastAsia"/>
+          <w:sz w:val="24"/>
+          <w:szCs w:val="24"/>
+          <w:lang w:val="en-US" w:eastAsia="zh-CN"/>
+        </w:rPr>
+        <w:t>预计用时作为核心指标：支持用户设定目标时长并追踪实时进度</w:t>
+      </w:r>
+    </w:p>
+    <w:p>
+      <w:pPr>
+        <w:keepNext w:val="0"/>
+        <w:keepLines w:val="0"/>
+        <w:pageBreakBefore w:val="0"/>
+        <w:widowControl w:val="0"/>
+        <w:numPr>
+          <w:ilvl w:val="1"/>
+          <w:numId w:val="2"/>
+        </w:numPr>
+        <w:kinsoku/>
+        <w:wordWrap/>
+        <w:overflowPunct/>
+        <w:topLinePunct w:val="0"/>
+        <w:autoSpaceDE/>
+        <w:autoSpaceDN/>
+        <w:bidi w:val="0"/>
+        <w:adjustRightInd/>
+        <w:snapToGrid/>
+        <w:ind w:left="840" w:leftChars="0" w:hanging="420" w:firstLineChars="0"/>
+        <w:textAlignment w:val="auto"/>
+        <w:rPr>
+          <w:rFonts w:hint="default"/>
+          <w:sz w:val="24"/>
+          <w:szCs w:val="24"/>
+          <w:lang w:val="en-US" w:eastAsia="zh-CN"/>
+        </w:rPr>
+      </w:pPr>
+      <w:r>
+        <w:rPr>
+          <w:rFonts w:hint="eastAsia"/>
+          <w:sz w:val="24"/>
+          <w:szCs w:val="24"/>
+          <w:lang w:val="en-US" w:eastAsia="zh-CN"/>
+        </w:rPr>
+        <w:t>起止时间作为辅助：可选设置起止时间，自动生成可视化日程表</w:t>
+      </w:r>
+    </w:p>
+    <w:p>
+      <w:pPr>
+        <w:keepNext w:val="0"/>
+        <w:keepLines w:val="0"/>
+        <w:pageBreakBefore w:val="0"/>
+        <w:widowControl w:val="0"/>
+        <w:numPr>
+          <w:ilvl w:val="1"/>
+          <w:numId w:val="2"/>
+        </w:numPr>
+        <w:kinsoku/>
+        <w:wordWrap/>
+        <w:overflowPunct/>
+        <w:topLinePunct w:val="0"/>
+        <w:autoSpaceDE/>
+        <w:autoSpaceDN/>
+        <w:bidi w:val="0"/>
+        <w:adjustRightInd/>
+        <w:snapToGrid/>
+        <w:ind w:left="840" w:leftChars="0" w:hanging="420" w:firstLineChars="0"/>
+        <w:textAlignment w:val="auto"/>
+        <w:rPr>
+          <w:rFonts w:hint="default"/>
+          <w:sz w:val="24"/>
+          <w:szCs w:val="24"/>
+          <w:lang w:val="en-US" w:eastAsia="zh-CN"/>
+        </w:rPr>
+      </w:pPr>
+      <w:r>
+        <w:rPr>
+          <w:rFonts w:hint="eastAsia"/>
+          <w:sz w:val="24"/>
+          <w:szCs w:val="24"/>
+          <w:lang w:val="en-US" w:eastAsia="zh-CN"/>
+        </w:rPr>
+        <w:t>分布式计时方案：前端提供秒表0延迟交互，后端通过心跳机制实时持久化存储已用时长</w:t>
       </w:r>
     </w:p>
     <w:p>
@@ -446,7 +678,7 @@
         <w:widowControl w:val="0"/>
         <w:numPr>
           <w:ilvl w:val="0"/>
-          <w:numId w:val="1"/>
+          <w:numId w:val="2"/>
         </w:numPr>
         <w:kinsoku/>
         <w:wordWrap/>
@@ -457,7 +689,6 @@
         <w:bidi w:val="0"/>
         <w:adjustRightInd/>
         <w:snapToGrid/>
-        <w:spacing w:after="79" w:afterLines="25"/>
         <w:ind w:left="0" w:leftChars="0" w:firstLine="0" w:firstLineChars="0"/>
         <w:textAlignment w:val="auto"/>
         <w:rPr>
@@ -474,7 +705,121 @@
           <w:szCs w:val="24"/>
           <w:lang w:val="en-US" w:eastAsia="zh-CN"/>
         </w:rPr>
-        <w:t>敏感数据加密；数据导出、备份和恢复</w:t>
+        <w:t>每日复盘与数据统计：</w:t>
+      </w:r>
+    </w:p>
+    <w:p>
+      <w:pPr>
+        <w:keepNext w:val="0"/>
+        <w:keepLines w:val="0"/>
+        <w:pageBreakBefore w:val="0"/>
+        <w:widowControl w:val="0"/>
+        <w:numPr>
+          <w:ilvl w:val="1"/>
+          <w:numId w:val="2"/>
+        </w:numPr>
+        <w:kinsoku/>
+        <w:wordWrap/>
+        <w:overflowPunct/>
+        <w:topLinePunct w:val="0"/>
+        <w:autoSpaceDE/>
+        <w:autoSpaceDN/>
+        <w:bidi w:val="0"/>
+        <w:adjustRightInd/>
+        <w:snapToGrid/>
+        <w:ind w:left="840" w:leftChars="0" w:hanging="420" w:firstLineChars="0"/>
+        <w:textAlignment w:val="auto"/>
+        <w:rPr>
+          <w:rFonts w:hint="default"/>
+          <w:sz w:val="24"/>
+          <w:szCs w:val="24"/>
+          <w:lang w:val="en-US" w:eastAsia="zh-CN"/>
+        </w:rPr>
+      </w:pPr>
+      <w:r>
+        <w:rPr>
+          <w:rFonts w:hint="eastAsia"/>
+          <w:sz w:val="24"/>
+          <w:szCs w:val="24"/>
+          <w:lang w:val="en-US" w:eastAsia="zh-CN"/>
+        </w:rPr>
+        <w:t>每日复盘笔记：支持用户每天编写一份新的，记录任务完成概况与感悟</w:t>
+      </w:r>
+    </w:p>
+    <w:p>
+      <w:pPr>
+        <w:keepNext w:val="0"/>
+        <w:keepLines w:val="0"/>
+        <w:pageBreakBefore w:val="0"/>
+        <w:widowControl w:val="0"/>
+        <w:numPr>
+          <w:ilvl w:val="1"/>
+          <w:numId w:val="2"/>
+        </w:numPr>
+        <w:kinsoku/>
+        <w:wordWrap/>
+        <w:overflowPunct/>
+        <w:topLinePunct w:val="0"/>
+        <w:autoSpaceDE/>
+        <w:autoSpaceDN/>
+        <w:bidi w:val="0"/>
+        <w:adjustRightInd/>
+        <w:snapToGrid/>
+        <w:ind w:left="840" w:leftChars="0" w:hanging="420" w:firstLineChars="0"/>
+        <w:textAlignment w:val="auto"/>
+        <w:rPr>
+          <w:rFonts w:hint="default"/>
+          <w:sz w:val="24"/>
+          <w:szCs w:val="24"/>
+          <w:lang w:val="en-US" w:eastAsia="zh-CN"/>
+        </w:rPr>
+      </w:pPr>
+      <w:r>
+        <w:rPr>
+          <w:rFonts w:hint="eastAsia"/>
+          <w:sz w:val="24"/>
+          <w:szCs w:val="24"/>
+          <w:lang w:val="en-US" w:eastAsia="zh-CN"/>
+        </w:rPr>
+        <w:t>任务日志：记录每日任务真实用时和结果，支撑跨天数据汇总</w:t>
+      </w:r>
+    </w:p>
+    <w:p>
+      <w:pPr>
+        <w:keepNext w:val="0"/>
+        <w:keepLines w:val="0"/>
+        <w:pageBreakBefore w:val="0"/>
+        <w:widowControl w:val="0"/>
+        <w:numPr>
+          <w:ilvl w:val="1"/>
+          <w:numId w:val="2"/>
+        </w:numPr>
+        <w:kinsoku/>
+        <w:wordWrap/>
+        <w:overflowPunct/>
+        <w:topLinePunct w:val="0"/>
+        <w:autoSpaceDE/>
+        <w:autoSpaceDN/>
+        <w:bidi w:val="0"/>
+        <w:adjustRightInd/>
+        <w:snapToGrid/>
+        <w:ind w:left="840" w:leftChars="0" w:hanging="420" w:firstLineChars="0"/>
+        <w:textAlignment w:val="auto"/>
+        <w:rPr>
+          <w:rFonts w:hint="default"/>
+          <w:sz w:val="24"/>
+          <w:szCs w:val="24"/>
+          <w:lang w:val="en-US" w:eastAsia="zh-CN"/>
+        </w:rPr>
+      </w:pPr>
+      <w:r>
+        <w:rPr>
+          <w:rFonts w:hint="eastAsia"/>
+          <w:sz w:val="24"/>
+          <w:szCs w:val="24"/>
+          <w:lang w:val="en-US" w:eastAsia="zh-CN"/>
+        </w:rPr>
+        <w:t>可视化数据统计：每日/周/月的完成率、坚持天数及时间利用分布</w:t>
       </w:r>
     </w:p>
     <w:p>
@@ -485,7 +830,7 @@
         <w:widowControl w:val="0"/>
         <w:numPr>
           <w:ilvl w:val="0"/>
-          <w:numId w:val="1"/>
+          <w:numId w:val="2"/>
         </w:numPr>
         <w:kinsoku/>
         <w:wordWrap/>
@@ -496,7 +841,6 @@
         <w:bidi w:val="0"/>
         <w:adjustRightInd/>
         <w:snapToGrid/>
-        <w:spacing w:after="79" w:afterLines="25"/>
         <w:ind w:left="0" w:leftChars="0" w:firstLine="0" w:firstLineChars="0"/>
         <w:textAlignment w:val="auto"/>
         <w:rPr>
@@ -513,7 +857,83 @@
           <w:szCs w:val="24"/>
           <w:lang w:val="en-US" w:eastAsia="zh-CN"/>
         </w:rPr>
-        <w:t>AI 助手：根据列表形式的任务一键转换为合适的日程表形式；根据用户要求自适应调整各任务的时长安排和时段分布；分析历史完成情况给出任务安排建议</w:t>
+        <w:t>AI智能助手</w:t>
+      </w:r>
+    </w:p>
+    <w:p>
+      <w:pPr>
+        <w:keepNext w:val="0"/>
+        <w:keepLines w:val="0"/>
+        <w:pageBreakBefore w:val="0"/>
+        <w:widowControl w:val="0"/>
+        <w:numPr>
+          <w:ilvl w:val="1"/>
+          <w:numId w:val="2"/>
+        </w:numPr>
+        <w:kinsoku/>
+        <w:wordWrap/>
+        <w:overflowPunct/>
+        <w:topLinePunct w:val="0"/>
+        <w:autoSpaceDE/>
+        <w:autoSpaceDN/>
+        <w:bidi w:val="0"/>
+        <w:adjustRightInd/>
+        <w:snapToGrid/>
+        <w:ind w:left="840" w:leftChars="0" w:hanging="420" w:firstLineChars="0"/>
+        <w:textAlignment w:val="auto"/>
+        <w:rPr>
+          <w:rFonts w:hint="default"/>
+          <w:sz w:val="24"/>
+          <w:szCs w:val="24"/>
+          <w:lang w:val="en-US" w:eastAsia="zh-CN"/>
+        </w:rPr>
+      </w:pPr>
+      <w:r>
+        <w:rPr>
+          <w:rFonts w:hint="eastAsia"/>
+          <w:sz w:val="24"/>
+          <w:szCs w:val="24"/>
+          <w:lang w:val="en-US" w:eastAsia="zh-CN"/>
+        </w:rPr>
+        <w:t>行为习惯分析：根据计划用时与实际用时的偏差，识别用户高效时段</w:t>
+      </w:r>
+    </w:p>
+    <w:p>
+      <w:pPr>
+        <w:keepNext w:val="0"/>
+        <w:keepLines w:val="0"/>
+        <w:pageBreakBefore w:val="0"/>
+        <w:widowControl w:val="0"/>
+        <w:numPr>
+          <w:ilvl w:val="1"/>
+          <w:numId w:val="2"/>
+        </w:numPr>
+        <w:kinsoku/>
+        <w:wordWrap/>
+        <w:overflowPunct/>
+        <w:topLinePunct w:val="0"/>
+        <w:autoSpaceDE/>
+        <w:autoSpaceDN/>
+        <w:bidi w:val="0"/>
+        <w:adjustRightInd/>
+        <w:snapToGrid/>
+        <w:ind w:left="840" w:leftChars="0" w:hanging="420" w:firstLineChars="0"/>
+        <w:textAlignment w:val="auto"/>
+        <w:rPr>
+          <w:rFonts w:hint="default"/>
+          <w:sz w:val="24"/>
+          <w:szCs w:val="24"/>
+          <w:lang w:val="en-US" w:eastAsia="zh-CN"/>
+        </w:rPr>
+      </w:pPr>
+      <w:r>
+        <w:rPr>
+          <w:rFonts w:hint="eastAsia"/>
+          <w:sz w:val="24"/>
+          <w:szCs w:val="24"/>
+          <w:lang w:val="en-US" w:eastAsia="zh-CN"/>
+        </w:rPr>
+        <w:t>智能调整建议：根据统计结果，推荐更合理的时长安排和先后顺序</w:t>
       </w:r>
     </w:p>
     <w:p>
@@ -1124,20 +1544,20 @@
         <w:spacing w:after="79" w:afterLines="25"/>
         <w:textAlignment w:val="auto"/>
         <w:rPr>
-          <w:rFonts w:hint="eastAsia"/>
-          <w:sz w:val="24"/>
-          <w:szCs w:val="24"/>
-          <w:lang w:val="en-US" w:eastAsia="zh-CN"/>
-        </w:rPr>
-      </w:pPr>
-      <w:r>
-        <w:rPr>
-          <w:rFonts w:hint="eastAsia"/>
-          <w:sz w:val="24"/>
-          <w:szCs w:val="24"/>
-          <w:lang w:val="en-US" w:eastAsia="zh-CN"/>
-        </w:rPr>
-        <w:t>我选择了如下9个依赖：</w:t>
+          <w:rFonts w:hint="default"/>
+          <w:sz w:val="24"/>
+          <w:szCs w:val="24"/>
+          <w:lang w:val="en-US" w:eastAsia="zh-CN"/>
+        </w:rPr>
+      </w:pPr>
+      <w:r>
+        <w:rPr>
+          <w:rFonts w:hint="eastAsia"/>
+          <w:sz w:val="24"/>
+          <w:szCs w:val="24"/>
+          <w:lang w:val="en-US" w:eastAsia="zh-CN"/>
+        </w:rPr>
+        <w:t>我选择了如下9个依赖: (不同ide上快速启动的依赖名可能不同)</w:t>
       </w:r>
     </w:p>
     <w:p>
@@ -1207,7 +1627,18 @@
           <w:szCs w:val="24"/>
           <w:lang w:val="en-US" w:eastAsia="zh-CN"/>
         </w:rPr>
-        <w:t>Spring Data JPA: 关系型数据库</w:t>
+        <w:t>(这个后面删了</w:t>
+      </w:r>
+      <w:bookmarkStart w:id="0" w:name="_GoBack"/>
+      <w:bookmarkEnd w:id="0"/>
+      <w:r>
+        <w:rPr>
+          <w:rFonts w:hint="eastAsia"/>
+          <w:sz w:val="24"/>
+          <w:szCs w:val="24"/>
+          <w:lang w:val="en-US" w:eastAsia="zh-CN"/>
+        </w:rPr>
+        <w:t>) Spring Data JPA: 关系型数据库</w:t>
       </w:r>
     </w:p>
     <w:p>
@@ -1874,18 +2305,7 @@
           <w:szCs w:val="24"/>
           <w:lang w:val="en-US" w:eastAsia="zh-CN"/>
         </w:rPr>
-        <w:t>内层的mychecklist下写后端业务代码 (C</w:t>
-      </w:r>
-      <w:bookmarkStart w:id="0" w:name="_GoBack"/>
-      <w:bookmarkEnd w:id="0"/>
-      <w:r>
-        <w:rPr>
-          <w:rFonts w:hint="eastAsia"/>
-          <w:sz w:val="24"/>
-          <w:szCs w:val="24"/>
-          <w:lang w:val="en-US" w:eastAsia="zh-CN"/>
-        </w:rPr>
-        <w:t>ontroller、Service等)</w:t>
+        <w:t>内层的mychecklist下写后端业务代码 (Controller、Service等)</w:t>
       </w:r>
     </w:p>
     <w:p>
@@ -1906,9 +2326,11 @@
         <w:spacing w:after="79" w:afterLines="25"/>
         <w:textAlignment w:val="auto"/>
         <w:rPr>
-          <w:rFonts w:hint="default"/>
-          <w:sz w:val="24"/>
-          <w:szCs w:val="24"/>
+          <w:rFonts w:hint="eastAsia"/>
+          <w:b/>
+          <w:bCs/>
+          <w:sz w:val="28"/>
+          <w:szCs w:val="28"/>
           <w:lang w:val="en-US" w:eastAsia="zh-CN"/>
         </w:rPr>
       </w:pPr>
@@ -1972,15 +2394,54 @@
         <w:adjustRightInd/>
         <w:snapToGrid/>
         <w:spacing w:after="79" w:afterLines="25"/>
-        <w:ind w:firstLine="420" w:firstLineChars="0"/>
+        <w:textAlignment w:val="auto"/>
+        <w:rPr>
+          <w:rFonts w:hint="eastAsia"/>
+          <w:b/>
+          <w:bCs/>
+          <w:sz w:val="28"/>
+          <w:szCs w:val="28"/>
+          <w:lang w:val="en-US" w:eastAsia="zh-CN"/>
+        </w:rPr>
+      </w:pPr>
+    </w:p>
+    <w:p>
+      <w:pPr>
+        <w:keepNext w:val="0"/>
+        <w:keepLines w:val="0"/>
+        <w:pageBreakBefore w:val="0"/>
+        <w:widowControl w:val="0"/>
+        <w:kinsoku/>
+        <w:wordWrap/>
+        <w:overflowPunct/>
+        <w:topLinePunct w:val="0"/>
+        <w:autoSpaceDE/>
+        <w:autoSpaceDN/>
+        <w:bidi w:val="0"/>
+        <w:adjustRightInd/>
+        <w:snapToGrid/>
+        <w:spacing w:after="79" w:afterLines="25"/>
         <w:textAlignment w:val="auto"/>
         <w:rPr>
           <w:rFonts w:hint="default"/>
-          <w:sz w:val="24"/>
-          <w:szCs w:val="24"/>
-          <w:lang w:val="en-US" w:eastAsia="zh-CN"/>
-        </w:rPr>
-      </w:pPr>
+          <w:b/>
+          <w:bCs/>
+          <w:sz w:val="28"/>
+          <w:szCs w:val="28"/>
+          <w:lang w:val="en-US" w:eastAsia="zh-CN"/>
+        </w:rPr>
+      </w:pPr>
+      <w:r>
+        <w:rPr>
+          <w:rFonts w:hint="eastAsia"/>
+          <w:b/>
+          <w:bCs/>
+          <w:sz w:val="28"/>
+          <w:szCs w:val="28"/>
+          <w:lang w:val="en-US" w:eastAsia="zh-CN"/>
+        </w:rPr>
+        <w:t>数据库设计</w:t>
+      </w:r>
     </w:p>
     <w:p>
       <w:pPr>
@@ -1998,7 +2459,4330 @@
         <w:adjustRightInd/>
         <w:snapToGrid/>
         <w:spacing w:after="79" w:afterLines="25"/>
-        <w:ind w:firstLine="420" w:firstLineChars="0"/>
+        <w:ind w:firstLine="0" w:firstLineChars="0"/>
+        <w:textAlignment w:val="auto"/>
+        <w:rPr>
+          <w:rFonts w:hint="default"/>
+          <w:sz w:val="24"/>
+          <w:szCs w:val="24"/>
+          <w:lang w:val="en-US" w:eastAsia="zh-CN"/>
+        </w:rPr>
+      </w:pPr>
+      <w:r>
+        <w:rPr>
+          <w:rFonts w:hint="eastAsia"/>
+          <w:sz w:val="24"/>
+          <w:szCs w:val="24"/>
+          <w:lang w:val="en-US" w:eastAsia="zh-CN"/>
+        </w:rPr>
+        <w:t>快速启动的时候忘记了我是用mybatis-plus，所以需要在pom.xml中手动加入如下依赖，上面那个是mp的核心包；下面那个是代码自动生成器，通过扫描</w:t>
+      </w:r>
+    </w:p>
+    <w:p>
+      <w:pPr>
+        <w:keepNext w:val="0"/>
+        <w:keepLines w:val="0"/>
+        <w:pageBreakBefore w:val="0"/>
+        <w:widowControl w:val="0"/>
+        <w:kinsoku/>
+        <w:wordWrap/>
+        <w:overflowPunct/>
+        <w:topLinePunct w:val="0"/>
+        <w:autoSpaceDE/>
+        <w:autoSpaceDN/>
+        <w:bidi w:val="0"/>
+        <w:adjustRightInd/>
+        <w:snapToGrid/>
+        <w:spacing w:after="79" w:afterLines="25"/>
+        <w:ind w:firstLine="0" w:firstLineChars="0"/>
+        <w:textAlignment w:val="auto"/>
+        <w:rPr>
+          <w:rFonts w:hint="default"/>
+          <w:sz w:val="24"/>
+          <w:szCs w:val="24"/>
+          <w:lang w:val="en-US" w:eastAsia="zh-CN"/>
+        </w:rPr>
+      </w:pPr>
+      <w:r>
+        <w:rPr>
+          <w:rFonts w:hint="default"/>
+          <w:sz w:val="24"/>
+          <w:szCs w:val="24"/>
+          <w:lang w:val="en-US" w:eastAsia="zh-CN"/>
+        </w:rPr>
+        <w:t>&lt;dependency&gt;</w:t>
+      </w:r>
+    </w:p>
+    <w:p>
+      <w:pPr>
+        <w:keepNext w:val="0"/>
+        <w:keepLines w:val="0"/>
+        <w:pageBreakBefore w:val="0"/>
+        <w:widowControl w:val="0"/>
+        <w:kinsoku/>
+        <w:wordWrap/>
+        <w:overflowPunct/>
+        <w:topLinePunct w:val="0"/>
+        <w:autoSpaceDE/>
+        <w:autoSpaceDN/>
+        <w:bidi w:val="0"/>
+        <w:adjustRightInd/>
+        <w:snapToGrid/>
+        <w:spacing w:after="79" w:afterLines="25"/>
+        <w:ind w:firstLine="0" w:firstLineChars="0"/>
+        <w:textAlignment w:val="auto"/>
+        <w:rPr>
+          <w:rFonts w:hint="default"/>
+          <w:sz w:val="24"/>
+          <w:szCs w:val="24"/>
+          <w:lang w:val="en-US" w:eastAsia="zh-CN"/>
+        </w:rPr>
+      </w:pPr>
+      <w:r>
+        <w:rPr>
+          <w:rFonts w:hint="default"/>
+          <w:sz w:val="24"/>
+          <w:szCs w:val="24"/>
+          <w:lang w:val="en-US" w:eastAsia="zh-CN"/>
+        </w:rPr>
+        <w:t xml:space="preserve">    &lt;groupId&gt;com.baomidou&lt;/groupId&gt;</w:t>
+      </w:r>
+    </w:p>
+    <w:p>
+      <w:pPr>
+        <w:keepNext w:val="0"/>
+        <w:keepLines w:val="0"/>
+        <w:pageBreakBefore w:val="0"/>
+        <w:widowControl w:val="0"/>
+        <w:kinsoku/>
+        <w:wordWrap/>
+        <w:overflowPunct/>
+        <w:topLinePunct w:val="0"/>
+        <w:autoSpaceDE/>
+        <w:autoSpaceDN/>
+        <w:bidi w:val="0"/>
+        <w:adjustRightInd/>
+        <w:snapToGrid/>
+        <w:spacing w:after="79" w:afterLines="25"/>
+        <w:ind w:firstLine="0" w:firstLineChars="0"/>
+        <w:textAlignment w:val="auto"/>
+        <w:rPr>
+          <w:rFonts w:hint="default"/>
+          <w:sz w:val="24"/>
+          <w:szCs w:val="24"/>
+          <w:lang w:val="en-US" w:eastAsia="zh-CN"/>
+        </w:rPr>
+      </w:pPr>
+      <w:r>
+        <w:rPr>
+          <w:rFonts w:hint="default"/>
+          <w:sz w:val="24"/>
+          <w:szCs w:val="24"/>
+          <w:lang w:val="en-US" w:eastAsia="zh-CN"/>
+        </w:rPr>
+        <w:t xml:space="preserve">    &lt;artifactId&gt;mybatis-plus-spring-boot3-starter&lt;/artifactId&gt;</w:t>
+      </w:r>
+    </w:p>
+    <w:p>
+      <w:pPr>
+        <w:keepNext w:val="0"/>
+        <w:keepLines w:val="0"/>
+        <w:pageBreakBefore w:val="0"/>
+        <w:widowControl w:val="0"/>
+        <w:kinsoku/>
+        <w:wordWrap/>
+        <w:overflowPunct/>
+        <w:topLinePunct w:val="0"/>
+        <w:autoSpaceDE/>
+        <w:autoSpaceDN/>
+        <w:bidi w:val="0"/>
+        <w:adjustRightInd/>
+        <w:snapToGrid/>
+        <w:spacing w:after="79" w:afterLines="25"/>
+        <w:ind w:firstLine="0" w:firstLineChars="0"/>
+        <w:textAlignment w:val="auto"/>
+        <w:rPr>
+          <w:rFonts w:hint="default"/>
+          <w:sz w:val="24"/>
+          <w:szCs w:val="24"/>
+          <w:lang w:val="en-US" w:eastAsia="zh-CN"/>
+        </w:rPr>
+      </w:pPr>
+      <w:r>
+        <w:rPr>
+          <w:rFonts w:hint="default"/>
+          <w:sz w:val="24"/>
+          <w:szCs w:val="24"/>
+          <w:lang w:val="en-US" w:eastAsia="zh-CN"/>
+        </w:rPr>
+        <w:t xml:space="preserve">    &lt;version&gt;3.5.15&lt;/version&gt;</w:t>
+      </w:r>
+    </w:p>
+    <w:p>
+      <w:pPr>
+        <w:keepNext w:val="0"/>
+        <w:keepLines w:val="0"/>
+        <w:pageBreakBefore w:val="0"/>
+        <w:widowControl w:val="0"/>
+        <w:kinsoku/>
+        <w:wordWrap/>
+        <w:overflowPunct/>
+        <w:topLinePunct w:val="0"/>
+        <w:autoSpaceDE/>
+        <w:autoSpaceDN/>
+        <w:bidi w:val="0"/>
+        <w:adjustRightInd/>
+        <w:snapToGrid/>
+        <w:spacing w:after="79" w:afterLines="25"/>
+        <w:ind w:firstLine="0" w:firstLineChars="0"/>
+        <w:textAlignment w:val="auto"/>
+        <w:rPr>
+          <w:rFonts w:hint="default"/>
+          <w:sz w:val="24"/>
+          <w:szCs w:val="24"/>
+          <w:lang w:val="en-US" w:eastAsia="zh-CN"/>
+        </w:rPr>
+      </w:pPr>
+      <w:r>
+        <w:rPr>
+          <w:rFonts w:hint="default"/>
+          <w:sz w:val="24"/>
+          <w:szCs w:val="24"/>
+          <w:lang w:val="en-US" w:eastAsia="zh-CN"/>
+        </w:rPr>
+        <w:t>&lt;/dependency&gt;</w:t>
+      </w:r>
+    </w:p>
+    <w:p>
+      <w:pPr>
+        <w:keepNext w:val="0"/>
+        <w:keepLines w:val="0"/>
+        <w:pageBreakBefore w:val="0"/>
+        <w:widowControl w:val="0"/>
+        <w:kinsoku/>
+        <w:wordWrap/>
+        <w:overflowPunct/>
+        <w:topLinePunct w:val="0"/>
+        <w:autoSpaceDE/>
+        <w:autoSpaceDN/>
+        <w:bidi w:val="0"/>
+        <w:adjustRightInd/>
+        <w:snapToGrid/>
+        <w:spacing w:after="79" w:afterLines="25"/>
+        <w:ind w:firstLine="0" w:firstLineChars="0"/>
+        <w:textAlignment w:val="auto"/>
+        <w:rPr>
+          <w:rFonts w:hint="default"/>
+          <w:sz w:val="24"/>
+          <w:szCs w:val="24"/>
+          <w:lang w:val="en-US" w:eastAsia="zh-CN"/>
+        </w:rPr>
+      </w:pPr>
+      <w:r>
+        <w:rPr>
+          <w:rFonts w:hint="default"/>
+          <w:sz w:val="24"/>
+          <w:szCs w:val="24"/>
+          <w:lang w:val="en-US" w:eastAsia="zh-CN"/>
+        </w:rPr>
+        <w:t>&lt;dependency&gt;</w:t>
+      </w:r>
+    </w:p>
+    <w:p>
+      <w:pPr>
+        <w:keepNext w:val="0"/>
+        <w:keepLines w:val="0"/>
+        <w:pageBreakBefore w:val="0"/>
+        <w:widowControl w:val="0"/>
+        <w:kinsoku/>
+        <w:wordWrap/>
+        <w:overflowPunct/>
+        <w:topLinePunct w:val="0"/>
+        <w:autoSpaceDE/>
+        <w:autoSpaceDN/>
+        <w:bidi w:val="0"/>
+        <w:adjustRightInd/>
+        <w:snapToGrid/>
+        <w:spacing w:after="79" w:afterLines="25"/>
+        <w:ind w:firstLine="0" w:firstLineChars="0"/>
+        <w:textAlignment w:val="auto"/>
+        <w:rPr>
+          <w:rFonts w:hint="default"/>
+          <w:sz w:val="24"/>
+          <w:szCs w:val="24"/>
+          <w:lang w:val="en-US" w:eastAsia="zh-CN"/>
+        </w:rPr>
+      </w:pPr>
+      <w:r>
+        <w:rPr>
+          <w:rFonts w:hint="default"/>
+          <w:sz w:val="24"/>
+          <w:szCs w:val="24"/>
+          <w:lang w:val="en-US" w:eastAsia="zh-CN"/>
+        </w:rPr>
+        <w:t xml:space="preserve">    &lt;groupId&gt;org.freemarker&lt;/groupId&gt;</w:t>
+      </w:r>
+    </w:p>
+    <w:p>
+      <w:pPr>
+        <w:keepNext w:val="0"/>
+        <w:keepLines w:val="0"/>
+        <w:pageBreakBefore w:val="0"/>
+        <w:widowControl w:val="0"/>
+        <w:kinsoku/>
+        <w:wordWrap/>
+        <w:overflowPunct/>
+        <w:topLinePunct w:val="0"/>
+        <w:autoSpaceDE/>
+        <w:autoSpaceDN/>
+        <w:bidi w:val="0"/>
+        <w:adjustRightInd/>
+        <w:snapToGrid/>
+        <w:spacing w:after="79" w:afterLines="25"/>
+        <w:ind w:firstLine="0" w:firstLineChars="0"/>
+        <w:textAlignment w:val="auto"/>
+        <w:rPr>
+          <w:rFonts w:hint="default"/>
+          <w:sz w:val="24"/>
+          <w:szCs w:val="24"/>
+          <w:lang w:val="en-US" w:eastAsia="zh-CN"/>
+        </w:rPr>
+      </w:pPr>
+      <w:r>
+        <w:rPr>
+          <w:rFonts w:hint="default"/>
+          <w:sz w:val="24"/>
+          <w:szCs w:val="24"/>
+          <w:lang w:val="en-US" w:eastAsia="zh-CN"/>
+        </w:rPr>
+        <w:t xml:space="preserve">    &lt;artifactId&gt;freemarker&lt;/artifactId&gt;</w:t>
+      </w:r>
+    </w:p>
+    <w:p>
+      <w:pPr>
+        <w:keepNext w:val="0"/>
+        <w:keepLines w:val="0"/>
+        <w:pageBreakBefore w:val="0"/>
+        <w:widowControl w:val="0"/>
+        <w:kinsoku/>
+        <w:wordWrap/>
+        <w:overflowPunct/>
+        <w:topLinePunct w:val="0"/>
+        <w:autoSpaceDE/>
+        <w:autoSpaceDN/>
+        <w:bidi w:val="0"/>
+        <w:adjustRightInd/>
+        <w:snapToGrid/>
+        <w:spacing w:after="79" w:afterLines="25"/>
+        <w:ind w:firstLine="0" w:firstLineChars="0"/>
+        <w:textAlignment w:val="auto"/>
+        <w:rPr>
+          <w:rFonts w:hint="default"/>
+          <w:sz w:val="24"/>
+          <w:szCs w:val="24"/>
+          <w:lang w:val="en-US" w:eastAsia="zh-CN"/>
+        </w:rPr>
+      </w:pPr>
+      <w:r>
+        <w:rPr>
+          <w:rFonts w:hint="default"/>
+          <w:sz w:val="24"/>
+          <w:szCs w:val="24"/>
+          <w:lang w:val="en-US" w:eastAsia="zh-CN"/>
+        </w:rPr>
+        <w:t>&lt;/dependency&gt;</w:t>
+      </w:r>
+    </w:p>
+    <w:p>
+      <w:pPr>
+        <w:keepNext w:val="0"/>
+        <w:keepLines w:val="0"/>
+        <w:pageBreakBefore w:val="0"/>
+        <w:widowControl w:val="0"/>
+        <w:kinsoku/>
+        <w:wordWrap/>
+        <w:overflowPunct/>
+        <w:topLinePunct w:val="0"/>
+        <w:autoSpaceDE/>
+        <w:autoSpaceDN/>
+        <w:bidi w:val="0"/>
+        <w:adjustRightInd/>
+        <w:snapToGrid/>
+        <w:spacing w:after="79" w:afterLines="25"/>
+        <w:ind w:firstLine="0" w:firstLineChars="0"/>
+        <w:textAlignment w:val="auto"/>
+        <w:rPr>
+          <w:rFonts w:hint="default"/>
+          <w:sz w:val="24"/>
+          <w:szCs w:val="24"/>
+          <w:lang w:val="en-US" w:eastAsia="zh-CN"/>
+        </w:rPr>
+      </w:pPr>
+    </w:p>
+    <w:p>
+      <w:pPr>
+        <w:keepNext w:val="0"/>
+        <w:keepLines w:val="0"/>
+        <w:pageBreakBefore w:val="0"/>
+        <w:widowControl w:val="0"/>
+        <w:kinsoku/>
+        <w:wordWrap/>
+        <w:overflowPunct/>
+        <w:topLinePunct w:val="0"/>
+        <w:autoSpaceDE/>
+        <w:autoSpaceDN/>
+        <w:bidi w:val="0"/>
+        <w:adjustRightInd/>
+        <w:snapToGrid/>
+        <w:spacing w:after="79" w:afterLines="25"/>
+        <w:ind w:firstLine="0" w:firstLineChars="0"/>
+        <w:textAlignment w:val="auto"/>
+        <w:rPr>
+          <w:rFonts w:hint="eastAsia"/>
+          <w:sz w:val="24"/>
+          <w:szCs w:val="24"/>
+          <w:lang w:val="en-US" w:eastAsia="zh-CN"/>
+        </w:rPr>
+      </w:pPr>
+      <w:r>
+        <w:rPr>
+          <w:rFonts w:hint="eastAsia"/>
+          <w:sz w:val="24"/>
+          <w:szCs w:val="24"/>
+          <w:lang w:val="en-US" w:eastAsia="zh-CN"/>
+        </w:rPr>
+        <w:t>另外还需要删除依赖中的jpa和jpa test，这两个现在多余了</w:t>
+      </w:r>
+    </w:p>
+    <w:p>
+      <w:pPr>
+        <w:rPr>
+          <w:rFonts w:hint="eastAsia"/>
+          <w:sz w:val="24"/>
+          <w:szCs w:val="24"/>
+          <w:lang w:val="en-US" w:eastAsia="zh-CN"/>
+        </w:rPr>
+      </w:pPr>
+    </w:p>
+    <w:p>
+      <w:pPr>
+        <w:rPr>
+          <w:rFonts w:hint="default"/>
+          <w:sz w:val="24"/>
+          <w:szCs w:val="24"/>
+          <w:lang w:val="en-US" w:eastAsia="zh-CN"/>
+        </w:rPr>
+      </w:pPr>
+      <w:r>
+        <w:rPr>
+          <w:rFonts w:hint="eastAsia"/>
+          <w:sz w:val="24"/>
+          <w:szCs w:val="24"/>
+          <w:lang w:val="en-US" w:eastAsia="zh-CN"/>
+        </w:rPr>
+        <w:t>task:</w:t>
+      </w:r>
+    </w:p>
+    <w:tbl>
+      <w:tblPr>
+        <w:tblStyle w:val="3"/>
+        <w:tblW w:w="8936" w:type="dxa"/>
+        <w:tblInd w:w="0" w:type="dxa"/>
+        <w:tblBorders>
+          <w:top w:val="single" w:color="auto" w:sz="4" w:space="0"/>
+          <w:left w:val="single" w:color="auto" w:sz="4" w:space="0"/>
+          <w:bottom w:val="single" w:color="auto" w:sz="4" w:space="0"/>
+          <w:right w:val="single" w:color="auto" w:sz="4" w:space="0"/>
+          <w:insideH w:val="single" w:color="auto" w:sz="4" w:space="0"/>
+          <w:insideV w:val="single" w:color="auto" w:sz="4" w:space="0"/>
+        </w:tblBorders>
+        <w:tblLayout w:type="autofit"/>
+        <w:tblCellMar>
+          <w:left w:w="108" w:type="dxa"/>
+          <w:right w:w="108" w:type="dxa"/>
+        </w:tblCellMar>
+      </w:tblPr>
+      <w:tblGrid>
+        <w:gridCol w:w="2496"/>
+        <w:gridCol w:w="6440"/>
+      </w:tblGrid>
+      <w:tr>
+        <w:tblPrEx>
+          <w:tblBorders>
+            <w:top w:val="single" w:color="auto" w:sz="4" w:space="0"/>
+            <w:left w:val="single" w:color="auto" w:sz="4" w:space="0"/>
+            <w:bottom w:val="single" w:color="auto" w:sz="4" w:space="0"/>
+            <w:right w:val="single" w:color="auto" w:sz="4" w:space="0"/>
+            <w:insideH w:val="single" w:color="auto" w:sz="4" w:space="0"/>
+            <w:insideV w:val="single" w:color="auto" w:sz="4" w:space="0"/>
+          </w:tblBorders>
+          <w:tblCellMar>
+            <w:left w:w="108" w:type="dxa"/>
+            <w:right w:w="108" w:type="dxa"/>
+          </w:tblCellMar>
+        </w:tblPrEx>
+        <w:tc>
+          <w:tcPr>
+            <w:tcW w:w="2496" w:type="dxa"/>
+          </w:tcPr>
+          <w:p>
+            <w:pPr>
+              <w:keepNext w:val="0"/>
+              <w:keepLines w:val="0"/>
+              <w:pageBreakBefore w:val="0"/>
+              <w:widowControl w:val="0"/>
+              <w:kinsoku/>
+              <w:wordWrap/>
+              <w:overflowPunct/>
+              <w:topLinePunct w:val="0"/>
+              <w:autoSpaceDE/>
+              <w:autoSpaceDN/>
+              <w:bidi w:val="0"/>
+              <w:adjustRightInd/>
+              <w:snapToGrid/>
+              <w:spacing w:after="79" w:afterLines="25"/>
+              <w:jc w:val="center"/>
+              <w:textAlignment w:val="auto"/>
+              <w:rPr>
+                <w:rFonts w:hint="default"/>
+                <w:sz w:val="24"/>
+                <w:szCs w:val="24"/>
+                <w:vertAlign w:val="baseline"/>
+                <w:lang w:val="en-US" w:eastAsia="zh-CN"/>
+              </w:rPr>
+            </w:pPr>
+            <w:r>
+              <w:rPr>
+                <w:rFonts w:hint="eastAsia"/>
+                <w:sz w:val="24"/>
+                <w:szCs w:val="24"/>
+                <w:vertAlign w:val="baseline"/>
+                <w:lang w:val="en-US" w:eastAsia="zh-CN"/>
+              </w:rPr>
+              <w:t>字段</w:t>
+            </w:r>
+          </w:p>
+        </w:tc>
+        <w:tc>
+          <w:tcPr>
+            <w:tcW w:w="6440" w:type="dxa"/>
+          </w:tcPr>
+          <w:p>
+            <w:pPr>
+              <w:keepNext w:val="0"/>
+              <w:keepLines w:val="0"/>
+              <w:pageBreakBefore w:val="0"/>
+              <w:widowControl w:val="0"/>
+              <w:kinsoku/>
+              <w:wordWrap/>
+              <w:overflowPunct/>
+              <w:topLinePunct w:val="0"/>
+              <w:autoSpaceDE/>
+              <w:autoSpaceDN/>
+              <w:bidi w:val="0"/>
+              <w:adjustRightInd/>
+              <w:snapToGrid/>
+              <w:spacing w:after="79" w:afterLines="25"/>
+              <w:jc w:val="center"/>
+              <w:textAlignment w:val="auto"/>
+              <w:rPr>
+                <w:rFonts w:hint="default"/>
+                <w:sz w:val="24"/>
+                <w:szCs w:val="24"/>
+                <w:vertAlign w:val="baseline"/>
+                <w:lang w:val="en-US" w:eastAsia="zh-CN"/>
+              </w:rPr>
+            </w:pPr>
+            <w:r>
+              <w:rPr>
+                <w:rFonts w:hint="eastAsia"/>
+                <w:sz w:val="24"/>
+                <w:szCs w:val="24"/>
+                <w:vertAlign w:val="baseline"/>
+                <w:lang w:val="en-US" w:eastAsia="zh-CN"/>
+              </w:rPr>
+              <w:t>描述</w:t>
+            </w:r>
+          </w:p>
+        </w:tc>
+      </w:tr>
+      <w:tr>
+        <w:tblPrEx>
+          <w:tblBorders>
+            <w:top w:val="single" w:color="auto" w:sz="4" w:space="0"/>
+            <w:left w:val="single" w:color="auto" w:sz="4" w:space="0"/>
+            <w:bottom w:val="single" w:color="auto" w:sz="4" w:space="0"/>
+            <w:right w:val="single" w:color="auto" w:sz="4" w:space="0"/>
+            <w:insideH w:val="single" w:color="auto" w:sz="4" w:space="0"/>
+            <w:insideV w:val="single" w:color="auto" w:sz="4" w:space="0"/>
+          </w:tblBorders>
+          <w:tblCellMar>
+            <w:left w:w="108" w:type="dxa"/>
+            <w:right w:w="108" w:type="dxa"/>
+          </w:tblCellMar>
+        </w:tblPrEx>
+        <w:tc>
+          <w:tcPr>
+            <w:tcW w:w="2496" w:type="dxa"/>
+            <w:shd w:val="clear"/>
+            <w:vAlign w:val="top"/>
+          </w:tcPr>
+          <w:p>
+            <w:pPr>
+              <w:keepNext w:val="0"/>
+              <w:keepLines w:val="0"/>
+              <w:pageBreakBefore w:val="0"/>
+              <w:widowControl w:val="0"/>
+              <w:kinsoku/>
+              <w:wordWrap/>
+              <w:overflowPunct/>
+              <w:topLinePunct w:val="0"/>
+              <w:autoSpaceDE/>
+              <w:autoSpaceDN/>
+              <w:bidi w:val="0"/>
+              <w:adjustRightInd/>
+              <w:snapToGrid/>
+              <w:spacing w:after="79" w:afterLines="25"/>
+              <w:jc w:val="center"/>
+              <w:textAlignment w:val="auto"/>
+              <w:rPr>
+                <w:rFonts w:hint="default" w:asciiTheme="minorHAnsi" w:hAnsiTheme="minorHAnsi" w:eastAsiaTheme="minorEastAsia" w:cstheme="minorBidi"/>
+                <w:kern w:val="2"/>
+                <w:sz w:val="24"/>
+                <w:szCs w:val="24"/>
+                <w:vertAlign w:val="baseline"/>
+                <w:lang w:val="en-US" w:eastAsia="zh-CN" w:bidi="ar-SA"/>
+              </w:rPr>
+            </w:pPr>
+            <w:r>
+              <w:rPr>
+                <w:rFonts w:hint="eastAsia"/>
+                <w:sz w:val="24"/>
+                <w:szCs w:val="24"/>
+                <w:vertAlign w:val="baseline"/>
+                <w:lang w:val="en-US" w:eastAsia="zh-CN"/>
+              </w:rPr>
+              <w:t>task_id</w:t>
+            </w:r>
+          </w:p>
+        </w:tc>
+        <w:tc>
+          <w:tcPr>
+            <w:tcW w:w="6440" w:type="dxa"/>
+          </w:tcPr>
+          <w:p>
+            <w:pPr>
+              <w:keepNext w:val="0"/>
+              <w:keepLines w:val="0"/>
+              <w:pageBreakBefore w:val="0"/>
+              <w:widowControl w:val="0"/>
+              <w:kinsoku/>
+              <w:wordWrap/>
+              <w:overflowPunct/>
+              <w:topLinePunct w:val="0"/>
+              <w:autoSpaceDE/>
+              <w:autoSpaceDN/>
+              <w:bidi w:val="0"/>
+              <w:adjustRightInd/>
+              <w:snapToGrid/>
+              <w:spacing w:after="79" w:afterLines="25"/>
+              <w:jc w:val="center"/>
+              <w:textAlignment w:val="auto"/>
+              <w:rPr>
+                <w:rFonts w:hint="default"/>
+                <w:sz w:val="24"/>
+                <w:szCs w:val="24"/>
+                <w:vertAlign w:val="baseline"/>
+                <w:lang w:val="en-US" w:eastAsia="zh-CN"/>
+              </w:rPr>
+            </w:pPr>
+            <w:r>
+              <w:rPr>
+                <w:rFonts w:hint="eastAsia"/>
+                <w:sz w:val="24"/>
+                <w:szCs w:val="24"/>
+                <w:vertAlign w:val="baseline"/>
+                <w:lang w:val="en-US" w:eastAsia="zh-CN"/>
+              </w:rPr>
+              <w:t>自动生成的主键, pk</w:t>
+            </w:r>
+          </w:p>
+        </w:tc>
+      </w:tr>
+      <w:tr>
+        <w:tblPrEx>
+          <w:tblBorders>
+            <w:top w:val="single" w:color="auto" w:sz="4" w:space="0"/>
+            <w:left w:val="single" w:color="auto" w:sz="4" w:space="0"/>
+            <w:bottom w:val="single" w:color="auto" w:sz="4" w:space="0"/>
+            <w:right w:val="single" w:color="auto" w:sz="4" w:space="0"/>
+            <w:insideH w:val="single" w:color="auto" w:sz="4" w:space="0"/>
+            <w:insideV w:val="single" w:color="auto" w:sz="4" w:space="0"/>
+          </w:tblBorders>
+          <w:tblCellMar>
+            <w:left w:w="108" w:type="dxa"/>
+            <w:right w:w="108" w:type="dxa"/>
+          </w:tblCellMar>
+        </w:tblPrEx>
+        <w:tc>
+          <w:tcPr>
+            <w:tcW w:w="2496" w:type="dxa"/>
+            <w:shd w:val="clear"/>
+            <w:vAlign w:val="top"/>
+          </w:tcPr>
+          <w:p>
+            <w:pPr>
+              <w:keepNext w:val="0"/>
+              <w:keepLines w:val="0"/>
+              <w:pageBreakBefore w:val="0"/>
+              <w:widowControl w:val="0"/>
+              <w:kinsoku/>
+              <w:wordWrap/>
+              <w:overflowPunct/>
+              <w:topLinePunct w:val="0"/>
+              <w:autoSpaceDE/>
+              <w:autoSpaceDN/>
+              <w:bidi w:val="0"/>
+              <w:adjustRightInd/>
+              <w:snapToGrid/>
+              <w:spacing w:after="79" w:afterLines="25"/>
+              <w:jc w:val="center"/>
+              <w:textAlignment w:val="auto"/>
+              <w:rPr>
+                <w:rFonts w:hint="default" w:asciiTheme="minorHAnsi" w:hAnsiTheme="minorHAnsi" w:eastAsiaTheme="minorEastAsia" w:cstheme="minorBidi"/>
+                <w:kern w:val="2"/>
+                <w:sz w:val="24"/>
+                <w:szCs w:val="24"/>
+                <w:vertAlign w:val="baseline"/>
+                <w:lang w:val="en-US" w:eastAsia="zh-CN" w:bidi="ar-SA"/>
+              </w:rPr>
+            </w:pPr>
+            <w:r>
+              <w:rPr>
+                <w:rFonts w:hint="eastAsia" w:cstheme="minorBidi"/>
+                <w:kern w:val="2"/>
+                <w:sz w:val="24"/>
+                <w:szCs w:val="24"/>
+                <w:vertAlign w:val="baseline"/>
+                <w:lang w:val="en-US" w:eastAsia="zh-CN" w:bidi="ar-SA"/>
+              </w:rPr>
+              <w:t>user_id</w:t>
+            </w:r>
+          </w:p>
+        </w:tc>
+        <w:tc>
+          <w:tcPr>
+            <w:tcW w:w="6440" w:type="dxa"/>
+          </w:tcPr>
+          <w:p>
+            <w:pPr>
+              <w:keepNext w:val="0"/>
+              <w:keepLines w:val="0"/>
+              <w:pageBreakBefore w:val="0"/>
+              <w:widowControl w:val="0"/>
+              <w:kinsoku/>
+              <w:wordWrap/>
+              <w:overflowPunct/>
+              <w:topLinePunct w:val="0"/>
+              <w:autoSpaceDE/>
+              <w:autoSpaceDN/>
+              <w:bidi w:val="0"/>
+              <w:adjustRightInd/>
+              <w:snapToGrid/>
+              <w:spacing w:after="79" w:afterLines="25"/>
+              <w:jc w:val="center"/>
+              <w:textAlignment w:val="auto"/>
+              <w:rPr>
+                <w:rFonts w:hint="default"/>
+                <w:sz w:val="24"/>
+                <w:szCs w:val="24"/>
+                <w:vertAlign w:val="baseline"/>
+                <w:lang w:val="en-US" w:eastAsia="zh-CN"/>
+              </w:rPr>
+            </w:pPr>
+            <w:r>
+              <w:rPr>
+                <w:rFonts w:hint="eastAsia"/>
+                <w:sz w:val="24"/>
+                <w:szCs w:val="24"/>
+                <w:vertAlign w:val="baseline"/>
+                <w:lang w:val="en-US" w:eastAsia="zh-CN"/>
+              </w:rPr>
+              <w:t>用户id, fk</w:t>
+            </w:r>
+          </w:p>
+        </w:tc>
+      </w:tr>
+      <w:tr>
+        <w:tblPrEx>
+          <w:tblBorders>
+            <w:top w:val="single" w:color="auto" w:sz="4" w:space="0"/>
+            <w:left w:val="single" w:color="auto" w:sz="4" w:space="0"/>
+            <w:bottom w:val="single" w:color="auto" w:sz="4" w:space="0"/>
+            <w:right w:val="single" w:color="auto" w:sz="4" w:space="0"/>
+            <w:insideH w:val="single" w:color="auto" w:sz="4" w:space="0"/>
+            <w:insideV w:val="single" w:color="auto" w:sz="4" w:space="0"/>
+          </w:tblBorders>
+          <w:tblCellMar>
+            <w:left w:w="108" w:type="dxa"/>
+            <w:right w:w="108" w:type="dxa"/>
+          </w:tblCellMar>
+        </w:tblPrEx>
+        <w:tc>
+          <w:tcPr>
+            <w:tcW w:w="2496" w:type="dxa"/>
+            <w:shd w:val="clear" w:color="auto" w:fill="auto"/>
+            <w:vAlign w:val="top"/>
+          </w:tcPr>
+          <w:p>
+            <w:pPr>
+              <w:keepNext w:val="0"/>
+              <w:keepLines w:val="0"/>
+              <w:pageBreakBefore w:val="0"/>
+              <w:widowControl w:val="0"/>
+              <w:kinsoku/>
+              <w:wordWrap/>
+              <w:overflowPunct/>
+              <w:topLinePunct w:val="0"/>
+              <w:autoSpaceDE/>
+              <w:autoSpaceDN/>
+              <w:bidi w:val="0"/>
+              <w:adjustRightInd/>
+              <w:snapToGrid/>
+              <w:spacing w:after="79" w:afterLines="25"/>
+              <w:jc w:val="center"/>
+              <w:textAlignment w:val="auto"/>
+              <w:rPr>
+                <w:rFonts w:hint="default" w:asciiTheme="minorHAnsi" w:hAnsiTheme="minorHAnsi" w:eastAsiaTheme="minorEastAsia" w:cstheme="minorBidi"/>
+                <w:kern w:val="2"/>
+                <w:sz w:val="24"/>
+                <w:szCs w:val="24"/>
+                <w:vertAlign w:val="baseline"/>
+                <w:lang w:val="en-US" w:eastAsia="zh-CN" w:bidi="ar-SA"/>
+              </w:rPr>
+            </w:pPr>
+            <w:r>
+              <w:rPr>
+                <w:rFonts w:hint="eastAsia"/>
+                <w:sz w:val="24"/>
+                <w:szCs w:val="24"/>
+                <w:vertAlign w:val="baseline"/>
+                <w:lang w:val="en-US" w:eastAsia="zh-CN"/>
+              </w:rPr>
+              <w:t>title</w:t>
+            </w:r>
+          </w:p>
+        </w:tc>
+        <w:tc>
+          <w:tcPr>
+            <w:tcW w:w="6440" w:type="dxa"/>
+          </w:tcPr>
+          <w:p>
+            <w:pPr>
+              <w:keepNext w:val="0"/>
+              <w:keepLines w:val="0"/>
+              <w:pageBreakBefore w:val="0"/>
+              <w:widowControl w:val="0"/>
+              <w:kinsoku/>
+              <w:wordWrap/>
+              <w:overflowPunct/>
+              <w:topLinePunct w:val="0"/>
+              <w:autoSpaceDE/>
+              <w:autoSpaceDN/>
+              <w:bidi w:val="0"/>
+              <w:adjustRightInd/>
+              <w:snapToGrid/>
+              <w:spacing w:after="79" w:afterLines="25"/>
+              <w:jc w:val="center"/>
+              <w:textAlignment w:val="auto"/>
+              <w:rPr>
+                <w:rFonts w:hint="default"/>
+                <w:sz w:val="24"/>
+                <w:szCs w:val="24"/>
+                <w:vertAlign w:val="baseline"/>
+                <w:lang w:val="en-US" w:eastAsia="zh-CN"/>
+              </w:rPr>
+            </w:pPr>
+            <w:r>
+              <w:rPr>
+                <w:rFonts w:hint="eastAsia"/>
+                <w:sz w:val="24"/>
+                <w:szCs w:val="24"/>
+                <w:vertAlign w:val="baseline"/>
+                <w:lang w:val="en-US" w:eastAsia="zh-CN"/>
+              </w:rPr>
+              <w:t>任务标题</w:t>
+            </w:r>
+          </w:p>
+        </w:tc>
+      </w:tr>
+      <w:tr>
+        <w:tblPrEx>
+          <w:tblBorders>
+            <w:top w:val="single" w:color="auto" w:sz="4" w:space="0"/>
+            <w:left w:val="single" w:color="auto" w:sz="4" w:space="0"/>
+            <w:bottom w:val="single" w:color="auto" w:sz="4" w:space="0"/>
+            <w:right w:val="single" w:color="auto" w:sz="4" w:space="0"/>
+            <w:insideH w:val="single" w:color="auto" w:sz="4" w:space="0"/>
+            <w:insideV w:val="single" w:color="auto" w:sz="4" w:space="0"/>
+          </w:tblBorders>
+          <w:tblCellMar>
+            <w:left w:w="108" w:type="dxa"/>
+            <w:right w:w="108" w:type="dxa"/>
+          </w:tblCellMar>
+        </w:tblPrEx>
+        <w:tc>
+          <w:tcPr>
+            <w:tcW w:w="2496" w:type="dxa"/>
+            <w:shd w:val="clear" w:color="auto" w:fill="auto"/>
+            <w:vAlign w:val="top"/>
+          </w:tcPr>
+          <w:p>
+            <w:pPr>
+              <w:keepNext w:val="0"/>
+              <w:keepLines w:val="0"/>
+              <w:pageBreakBefore w:val="0"/>
+              <w:widowControl w:val="0"/>
+              <w:kinsoku/>
+              <w:wordWrap/>
+              <w:overflowPunct/>
+              <w:topLinePunct w:val="0"/>
+              <w:autoSpaceDE/>
+              <w:autoSpaceDN/>
+              <w:bidi w:val="0"/>
+              <w:adjustRightInd/>
+              <w:snapToGrid/>
+              <w:spacing w:after="79" w:afterLines="25"/>
+              <w:jc w:val="center"/>
+              <w:textAlignment w:val="auto"/>
+              <w:rPr>
+                <w:rFonts w:hint="default" w:asciiTheme="minorHAnsi" w:hAnsiTheme="minorHAnsi" w:eastAsiaTheme="minorEastAsia" w:cstheme="minorBidi"/>
+                <w:kern w:val="2"/>
+                <w:sz w:val="24"/>
+                <w:szCs w:val="24"/>
+                <w:vertAlign w:val="baseline"/>
+                <w:lang w:val="en-US" w:eastAsia="zh-CN" w:bidi="ar-SA"/>
+              </w:rPr>
+            </w:pPr>
+            <w:r>
+              <w:rPr>
+                <w:rFonts w:hint="eastAsia"/>
+                <w:sz w:val="24"/>
+                <w:szCs w:val="24"/>
+                <w:vertAlign w:val="baseline"/>
+                <w:lang w:val="en-US" w:eastAsia="zh-CN"/>
+              </w:rPr>
+              <w:t>description</w:t>
+            </w:r>
+          </w:p>
+        </w:tc>
+        <w:tc>
+          <w:tcPr>
+            <w:tcW w:w="6440" w:type="dxa"/>
+          </w:tcPr>
+          <w:p>
+            <w:pPr>
+              <w:keepNext w:val="0"/>
+              <w:keepLines w:val="0"/>
+              <w:pageBreakBefore w:val="0"/>
+              <w:widowControl w:val="0"/>
+              <w:kinsoku/>
+              <w:wordWrap/>
+              <w:overflowPunct/>
+              <w:topLinePunct w:val="0"/>
+              <w:autoSpaceDE/>
+              <w:autoSpaceDN/>
+              <w:bidi w:val="0"/>
+              <w:adjustRightInd/>
+              <w:snapToGrid/>
+              <w:spacing w:after="79" w:afterLines="25"/>
+              <w:jc w:val="center"/>
+              <w:textAlignment w:val="auto"/>
+              <w:rPr>
+                <w:rFonts w:hint="default"/>
+                <w:sz w:val="24"/>
+                <w:szCs w:val="24"/>
+                <w:vertAlign w:val="baseline"/>
+                <w:lang w:val="en-US" w:eastAsia="zh-CN"/>
+              </w:rPr>
+            </w:pPr>
+            <w:r>
+              <w:rPr>
+                <w:rFonts w:hint="eastAsia"/>
+                <w:sz w:val="24"/>
+                <w:szCs w:val="24"/>
+                <w:vertAlign w:val="baseline"/>
+                <w:lang w:val="en-US" w:eastAsia="zh-CN"/>
+              </w:rPr>
+              <w:t>任务细节描述</w:t>
+            </w:r>
+          </w:p>
+        </w:tc>
+      </w:tr>
+      <w:tr>
+        <w:tblPrEx>
+          <w:tblBorders>
+            <w:top w:val="single" w:color="auto" w:sz="4" w:space="0"/>
+            <w:left w:val="single" w:color="auto" w:sz="4" w:space="0"/>
+            <w:bottom w:val="single" w:color="auto" w:sz="4" w:space="0"/>
+            <w:right w:val="single" w:color="auto" w:sz="4" w:space="0"/>
+            <w:insideH w:val="single" w:color="auto" w:sz="4" w:space="0"/>
+            <w:insideV w:val="single" w:color="auto" w:sz="4" w:space="0"/>
+          </w:tblBorders>
+          <w:tblCellMar>
+            <w:left w:w="108" w:type="dxa"/>
+            <w:right w:w="108" w:type="dxa"/>
+          </w:tblCellMar>
+        </w:tblPrEx>
+        <w:tc>
+          <w:tcPr>
+            <w:tcW w:w="2496" w:type="dxa"/>
+            <w:shd w:val="clear" w:color="auto" w:fill="auto"/>
+            <w:vAlign w:val="top"/>
+          </w:tcPr>
+          <w:p>
+            <w:pPr>
+              <w:keepNext w:val="0"/>
+              <w:keepLines w:val="0"/>
+              <w:pageBreakBefore w:val="0"/>
+              <w:widowControl w:val="0"/>
+              <w:kinsoku/>
+              <w:wordWrap/>
+              <w:overflowPunct/>
+              <w:topLinePunct w:val="0"/>
+              <w:autoSpaceDE/>
+              <w:autoSpaceDN/>
+              <w:bidi w:val="0"/>
+              <w:adjustRightInd/>
+              <w:snapToGrid/>
+              <w:spacing w:after="79" w:afterLines="25"/>
+              <w:jc w:val="center"/>
+              <w:textAlignment w:val="auto"/>
+              <w:rPr>
+                <w:rFonts w:hint="default" w:asciiTheme="minorHAnsi" w:hAnsiTheme="minorHAnsi" w:eastAsiaTheme="minorEastAsia" w:cstheme="minorBidi"/>
+                <w:kern w:val="2"/>
+                <w:sz w:val="24"/>
+                <w:szCs w:val="24"/>
+                <w:vertAlign w:val="baseline"/>
+                <w:lang w:val="en-US" w:eastAsia="zh-CN" w:bidi="ar-SA"/>
+              </w:rPr>
+            </w:pPr>
+            <w:r>
+              <w:rPr>
+                <w:rFonts w:hint="eastAsia"/>
+                <w:sz w:val="24"/>
+                <w:szCs w:val="24"/>
+                <w:vertAlign w:val="baseline"/>
+                <w:lang w:val="en-US" w:eastAsia="zh-CN"/>
+              </w:rPr>
+              <w:t>parent_id</w:t>
+            </w:r>
+          </w:p>
+        </w:tc>
+        <w:tc>
+          <w:tcPr>
+            <w:tcW w:w="6440" w:type="dxa"/>
+          </w:tcPr>
+          <w:p>
+            <w:pPr>
+              <w:keepNext w:val="0"/>
+              <w:keepLines w:val="0"/>
+              <w:pageBreakBefore w:val="0"/>
+              <w:widowControl w:val="0"/>
+              <w:kinsoku/>
+              <w:wordWrap/>
+              <w:overflowPunct/>
+              <w:topLinePunct w:val="0"/>
+              <w:autoSpaceDE/>
+              <w:autoSpaceDN/>
+              <w:bidi w:val="0"/>
+              <w:adjustRightInd/>
+              <w:snapToGrid/>
+              <w:spacing w:after="79" w:afterLines="25"/>
+              <w:jc w:val="center"/>
+              <w:textAlignment w:val="auto"/>
+              <w:rPr>
+                <w:rFonts w:hint="default"/>
+                <w:sz w:val="24"/>
+                <w:szCs w:val="24"/>
+                <w:vertAlign w:val="baseline"/>
+                <w:lang w:val="en-US" w:eastAsia="zh-CN"/>
+              </w:rPr>
+            </w:pPr>
+            <w:r>
+              <w:rPr>
+                <w:rFonts w:hint="eastAsia"/>
+                <w:sz w:val="24"/>
+                <w:szCs w:val="24"/>
+                <w:vertAlign w:val="baseline"/>
+                <w:lang w:val="en-US" w:eastAsia="zh-CN"/>
+              </w:rPr>
+              <w:t>父任务id，一级任务则为0</w:t>
+            </w:r>
+          </w:p>
+        </w:tc>
+      </w:tr>
+      <w:tr>
+        <w:tblPrEx>
+          <w:tblBorders>
+            <w:top w:val="single" w:color="auto" w:sz="4" w:space="0"/>
+            <w:left w:val="single" w:color="auto" w:sz="4" w:space="0"/>
+            <w:bottom w:val="single" w:color="auto" w:sz="4" w:space="0"/>
+            <w:right w:val="single" w:color="auto" w:sz="4" w:space="0"/>
+            <w:insideH w:val="single" w:color="auto" w:sz="4" w:space="0"/>
+            <w:insideV w:val="single" w:color="auto" w:sz="4" w:space="0"/>
+          </w:tblBorders>
+          <w:tblCellMar>
+            <w:left w:w="108" w:type="dxa"/>
+            <w:right w:w="108" w:type="dxa"/>
+          </w:tblCellMar>
+        </w:tblPrEx>
+        <w:tc>
+          <w:tcPr>
+            <w:tcW w:w="2496" w:type="dxa"/>
+            <w:shd w:val="clear" w:color="auto" w:fill="auto"/>
+            <w:vAlign w:val="top"/>
+          </w:tcPr>
+          <w:p>
+            <w:pPr>
+              <w:keepNext w:val="0"/>
+              <w:keepLines w:val="0"/>
+              <w:pageBreakBefore w:val="0"/>
+              <w:widowControl w:val="0"/>
+              <w:kinsoku/>
+              <w:wordWrap/>
+              <w:overflowPunct/>
+              <w:topLinePunct w:val="0"/>
+              <w:autoSpaceDE/>
+              <w:autoSpaceDN/>
+              <w:bidi w:val="0"/>
+              <w:adjustRightInd/>
+              <w:snapToGrid/>
+              <w:spacing w:after="79" w:afterLines="25"/>
+              <w:jc w:val="center"/>
+              <w:textAlignment w:val="auto"/>
+              <w:rPr>
+                <w:rFonts w:hint="default" w:asciiTheme="minorHAnsi" w:hAnsiTheme="minorHAnsi" w:eastAsiaTheme="minorEastAsia" w:cstheme="minorBidi"/>
+                <w:kern w:val="2"/>
+                <w:sz w:val="24"/>
+                <w:szCs w:val="24"/>
+                <w:vertAlign w:val="baseline"/>
+                <w:lang w:val="en-US" w:eastAsia="zh-CN" w:bidi="ar-SA"/>
+              </w:rPr>
+            </w:pPr>
+            <w:r>
+              <w:rPr>
+                <w:rFonts w:hint="eastAsia"/>
+                <w:sz w:val="24"/>
+                <w:szCs w:val="24"/>
+                <w:vertAlign w:val="baseline"/>
+                <w:lang w:val="en-US" w:eastAsia="zh-CN"/>
+              </w:rPr>
+              <w:t>is_completed</w:t>
+            </w:r>
+          </w:p>
+        </w:tc>
+        <w:tc>
+          <w:tcPr>
+            <w:tcW w:w="6440" w:type="dxa"/>
+          </w:tcPr>
+          <w:p>
+            <w:pPr>
+              <w:keepNext w:val="0"/>
+              <w:keepLines w:val="0"/>
+              <w:pageBreakBefore w:val="0"/>
+              <w:widowControl w:val="0"/>
+              <w:kinsoku/>
+              <w:wordWrap/>
+              <w:overflowPunct/>
+              <w:topLinePunct w:val="0"/>
+              <w:autoSpaceDE/>
+              <w:autoSpaceDN/>
+              <w:bidi w:val="0"/>
+              <w:adjustRightInd/>
+              <w:snapToGrid/>
+              <w:spacing w:after="79" w:afterLines="25"/>
+              <w:jc w:val="center"/>
+              <w:textAlignment w:val="auto"/>
+              <w:rPr>
+                <w:rFonts w:hint="default"/>
+                <w:sz w:val="24"/>
+                <w:szCs w:val="24"/>
+                <w:vertAlign w:val="baseline"/>
+                <w:lang w:val="en-US" w:eastAsia="zh-CN"/>
+              </w:rPr>
+            </w:pPr>
+            <w:r>
+              <w:rPr>
+                <w:rFonts w:hint="eastAsia"/>
+                <w:sz w:val="24"/>
+                <w:szCs w:val="24"/>
+                <w:vertAlign w:val="baseline"/>
+                <w:lang w:val="en-US" w:eastAsia="zh-CN"/>
+              </w:rPr>
+              <w:t>是否完成</w:t>
+            </w:r>
+          </w:p>
+        </w:tc>
+      </w:tr>
+      <w:tr>
+        <w:tblPrEx>
+          <w:tblBorders>
+            <w:top w:val="single" w:color="auto" w:sz="4" w:space="0"/>
+            <w:left w:val="single" w:color="auto" w:sz="4" w:space="0"/>
+            <w:bottom w:val="single" w:color="auto" w:sz="4" w:space="0"/>
+            <w:right w:val="single" w:color="auto" w:sz="4" w:space="0"/>
+            <w:insideH w:val="single" w:color="auto" w:sz="4" w:space="0"/>
+            <w:insideV w:val="single" w:color="auto" w:sz="4" w:space="0"/>
+          </w:tblBorders>
+          <w:tblCellMar>
+            <w:left w:w="108" w:type="dxa"/>
+            <w:right w:w="108" w:type="dxa"/>
+          </w:tblCellMar>
+        </w:tblPrEx>
+        <w:tc>
+          <w:tcPr>
+            <w:tcW w:w="2496" w:type="dxa"/>
+            <w:shd w:val="clear" w:color="auto" w:fill="auto"/>
+            <w:vAlign w:val="top"/>
+          </w:tcPr>
+          <w:p>
+            <w:pPr>
+              <w:keepNext w:val="0"/>
+              <w:keepLines w:val="0"/>
+              <w:pageBreakBefore w:val="0"/>
+              <w:widowControl w:val="0"/>
+              <w:kinsoku/>
+              <w:wordWrap/>
+              <w:overflowPunct/>
+              <w:topLinePunct w:val="0"/>
+              <w:autoSpaceDE/>
+              <w:autoSpaceDN/>
+              <w:bidi w:val="0"/>
+              <w:adjustRightInd/>
+              <w:snapToGrid/>
+              <w:spacing w:after="79" w:afterLines="25"/>
+              <w:jc w:val="center"/>
+              <w:textAlignment w:val="auto"/>
+              <w:rPr>
+                <w:rFonts w:hint="default" w:asciiTheme="minorHAnsi" w:hAnsiTheme="minorHAnsi" w:eastAsiaTheme="minorEastAsia" w:cstheme="minorBidi"/>
+                <w:kern w:val="2"/>
+                <w:sz w:val="24"/>
+                <w:szCs w:val="24"/>
+                <w:vertAlign w:val="baseline"/>
+                <w:lang w:val="en-US" w:eastAsia="zh-CN" w:bidi="ar-SA"/>
+              </w:rPr>
+            </w:pPr>
+            <w:r>
+              <w:rPr>
+                <w:rFonts w:hint="eastAsia"/>
+                <w:sz w:val="24"/>
+                <w:szCs w:val="24"/>
+                <w:vertAlign w:val="baseline"/>
+                <w:lang w:val="en-US" w:eastAsia="zh-CN"/>
+              </w:rPr>
+              <w:t>create_time</w:t>
+            </w:r>
+          </w:p>
+        </w:tc>
+        <w:tc>
+          <w:tcPr>
+            <w:tcW w:w="6440" w:type="dxa"/>
+            <w:shd w:val="clear" w:color="auto" w:fill="auto"/>
+            <w:vAlign w:val="top"/>
+          </w:tcPr>
+          <w:p>
+            <w:pPr>
+              <w:keepNext w:val="0"/>
+              <w:keepLines w:val="0"/>
+              <w:pageBreakBefore w:val="0"/>
+              <w:widowControl w:val="0"/>
+              <w:kinsoku/>
+              <w:wordWrap/>
+              <w:overflowPunct/>
+              <w:topLinePunct w:val="0"/>
+              <w:autoSpaceDE/>
+              <w:autoSpaceDN/>
+              <w:bidi w:val="0"/>
+              <w:adjustRightInd/>
+              <w:snapToGrid/>
+              <w:spacing w:after="79" w:afterLines="25"/>
+              <w:jc w:val="center"/>
+              <w:textAlignment w:val="auto"/>
+              <w:rPr>
+                <w:rFonts w:hint="default" w:asciiTheme="minorHAnsi" w:hAnsiTheme="minorHAnsi" w:eastAsiaTheme="minorEastAsia" w:cstheme="minorBidi"/>
+                <w:kern w:val="2"/>
+                <w:sz w:val="24"/>
+                <w:szCs w:val="24"/>
+                <w:vertAlign w:val="baseline"/>
+                <w:lang w:val="en-US" w:eastAsia="zh-CN" w:bidi="ar-SA"/>
+              </w:rPr>
+            </w:pPr>
+            <w:r>
+              <w:rPr>
+                <w:rFonts w:hint="eastAsia"/>
+                <w:sz w:val="24"/>
+                <w:szCs w:val="24"/>
+                <w:vertAlign w:val="baseline"/>
+                <w:lang w:val="en-US" w:eastAsia="zh-CN"/>
+              </w:rPr>
+              <w:t>任务创建时间</w:t>
+            </w:r>
+          </w:p>
+        </w:tc>
+      </w:tr>
+      <w:tr>
+        <w:tblPrEx>
+          <w:tblBorders>
+            <w:top w:val="single" w:color="auto" w:sz="4" w:space="0"/>
+            <w:left w:val="single" w:color="auto" w:sz="4" w:space="0"/>
+            <w:bottom w:val="single" w:color="auto" w:sz="4" w:space="0"/>
+            <w:right w:val="single" w:color="auto" w:sz="4" w:space="0"/>
+            <w:insideH w:val="single" w:color="auto" w:sz="4" w:space="0"/>
+            <w:insideV w:val="single" w:color="auto" w:sz="4" w:space="0"/>
+          </w:tblBorders>
+          <w:tblCellMar>
+            <w:left w:w="108" w:type="dxa"/>
+            <w:right w:w="108" w:type="dxa"/>
+          </w:tblCellMar>
+        </w:tblPrEx>
+        <w:tc>
+          <w:tcPr>
+            <w:tcW w:w="2496" w:type="dxa"/>
+            <w:shd w:val="clear" w:color="auto" w:fill="auto"/>
+            <w:vAlign w:val="top"/>
+          </w:tcPr>
+          <w:p>
+            <w:pPr>
+              <w:keepNext w:val="0"/>
+              <w:keepLines w:val="0"/>
+              <w:pageBreakBefore w:val="0"/>
+              <w:widowControl w:val="0"/>
+              <w:kinsoku/>
+              <w:wordWrap/>
+              <w:overflowPunct/>
+              <w:topLinePunct w:val="0"/>
+              <w:autoSpaceDE/>
+              <w:autoSpaceDN/>
+              <w:bidi w:val="0"/>
+              <w:adjustRightInd/>
+              <w:snapToGrid/>
+              <w:spacing w:after="79" w:afterLines="25"/>
+              <w:jc w:val="center"/>
+              <w:textAlignment w:val="auto"/>
+              <w:rPr>
+                <w:rFonts w:hint="default" w:asciiTheme="minorHAnsi" w:hAnsiTheme="minorHAnsi" w:eastAsiaTheme="minorEastAsia" w:cstheme="minorBidi"/>
+                <w:kern w:val="2"/>
+                <w:sz w:val="24"/>
+                <w:szCs w:val="24"/>
+                <w:vertAlign w:val="baseline"/>
+                <w:lang w:val="en-US" w:eastAsia="zh-CN" w:bidi="ar-SA"/>
+              </w:rPr>
+            </w:pPr>
+            <w:r>
+              <w:rPr>
+                <w:rFonts w:hint="eastAsia" w:cstheme="minorBidi"/>
+                <w:kern w:val="2"/>
+                <w:sz w:val="24"/>
+                <w:szCs w:val="24"/>
+                <w:vertAlign w:val="baseline"/>
+                <w:lang w:val="en-US" w:eastAsia="zh-CN" w:bidi="ar-SA"/>
+              </w:rPr>
+              <w:t>type</w:t>
+            </w:r>
+          </w:p>
+        </w:tc>
+        <w:tc>
+          <w:tcPr>
+            <w:tcW w:w="6440" w:type="dxa"/>
+          </w:tcPr>
+          <w:p>
+            <w:pPr>
+              <w:keepNext w:val="0"/>
+              <w:keepLines w:val="0"/>
+              <w:pageBreakBefore w:val="0"/>
+              <w:widowControl w:val="0"/>
+              <w:kinsoku/>
+              <w:wordWrap/>
+              <w:overflowPunct/>
+              <w:topLinePunct w:val="0"/>
+              <w:autoSpaceDE/>
+              <w:autoSpaceDN/>
+              <w:bidi w:val="0"/>
+              <w:adjustRightInd/>
+              <w:snapToGrid/>
+              <w:spacing w:after="79" w:afterLines="25"/>
+              <w:jc w:val="center"/>
+              <w:textAlignment w:val="auto"/>
+              <w:rPr>
+                <w:rFonts w:hint="default"/>
+                <w:sz w:val="24"/>
+                <w:szCs w:val="24"/>
+                <w:vertAlign w:val="baseline"/>
+                <w:lang w:val="en-US" w:eastAsia="zh-CN"/>
+              </w:rPr>
+            </w:pPr>
+            <w:r>
+              <w:rPr>
+                <w:rFonts w:hint="eastAsia"/>
+                <w:sz w:val="24"/>
+                <w:szCs w:val="24"/>
+                <w:vertAlign w:val="baseline"/>
+                <w:lang w:val="en-US" w:eastAsia="zh-CN"/>
+              </w:rPr>
+              <w:t>0-随手记，1-周期任务，2-DDL任务</w:t>
+            </w:r>
+          </w:p>
+        </w:tc>
+      </w:tr>
+      <w:tr>
+        <w:tblPrEx>
+          <w:tblBorders>
+            <w:top w:val="single" w:color="auto" w:sz="4" w:space="0"/>
+            <w:left w:val="single" w:color="auto" w:sz="4" w:space="0"/>
+            <w:bottom w:val="single" w:color="auto" w:sz="4" w:space="0"/>
+            <w:right w:val="single" w:color="auto" w:sz="4" w:space="0"/>
+            <w:insideH w:val="single" w:color="auto" w:sz="4" w:space="0"/>
+            <w:insideV w:val="single" w:color="auto" w:sz="4" w:space="0"/>
+          </w:tblBorders>
+          <w:tblCellMar>
+            <w:left w:w="108" w:type="dxa"/>
+            <w:right w:w="108" w:type="dxa"/>
+          </w:tblCellMar>
+        </w:tblPrEx>
+        <w:tc>
+          <w:tcPr>
+            <w:tcW w:w="2496" w:type="dxa"/>
+            <w:shd w:val="clear" w:color="auto" w:fill="auto"/>
+            <w:vAlign w:val="top"/>
+          </w:tcPr>
+          <w:p>
+            <w:pPr>
+              <w:keepNext w:val="0"/>
+              <w:keepLines w:val="0"/>
+              <w:pageBreakBefore w:val="0"/>
+              <w:widowControl w:val="0"/>
+              <w:kinsoku/>
+              <w:wordWrap/>
+              <w:overflowPunct/>
+              <w:topLinePunct w:val="0"/>
+              <w:autoSpaceDE/>
+              <w:autoSpaceDN/>
+              <w:bidi w:val="0"/>
+              <w:adjustRightInd/>
+              <w:snapToGrid/>
+              <w:spacing w:after="79" w:afterLines="25"/>
+              <w:jc w:val="center"/>
+              <w:textAlignment w:val="auto"/>
+              <w:rPr>
+                <w:rFonts w:hint="default" w:asciiTheme="minorHAnsi" w:hAnsiTheme="minorHAnsi" w:eastAsiaTheme="minorEastAsia" w:cstheme="minorBidi"/>
+                <w:kern w:val="2"/>
+                <w:sz w:val="24"/>
+                <w:szCs w:val="24"/>
+                <w:vertAlign w:val="baseline"/>
+                <w:lang w:val="en-US" w:eastAsia="zh-CN" w:bidi="ar-SA"/>
+              </w:rPr>
+            </w:pPr>
+            <w:r>
+              <w:rPr>
+                <w:rFonts w:hint="eastAsia" w:cstheme="minorBidi"/>
+                <w:kern w:val="2"/>
+                <w:sz w:val="24"/>
+                <w:szCs w:val="24"/>
+                <w:vertAlign w:val="baseline"/>
+                <w:lang w:val="en-US" w:eastAsia="zh-CN" w:bidi="ar-SA"/>
+              </w:rPr>
+              <w:t>settlement_type</w:t>
+            </w:r>
+          </w:p>
+        </w:tc>
+        <w:tc>
+          <w:tcPr>
+            <w:tcW w:w="6440" w:type="dxa"/>
+            <w:shd w:val="clear"/>
+            <w:vAlign w:val="top"/>
+          </w:tcPr>
+          <w:p>
+            <w:pPr>
+              <w:keepNext w:val="0"/>
+              <w:keepLines w:val="0"/>
+              <w:pageBreakBefore w:val="0"/>
+              <w:widowControl w:val="0"/>
+              <w:kinsoku/>
+              <w:wordWrap/>
+              <w:overflowPunct/>
+              <w:topLinePunct w:val="0"/>
+              <w:autoSpaceDE/>
+              <w:autoSpaceDN/>
+              <w:bidi w:val="0"/>
+              <w:adjustRightInd/>
+              <w:snapToGrid/>
+              <w:spacing w:after="79" w:afterLines="25"/>
+              <w:jc w:val="center"/>
+              <w:textAlignment w:val="auto"/>
+              <w:rPr>
+                <w:rFonts w:hint="default" w:asciiTheme="minorHAnsi" w:hAnsiTheme="minorHAnsi" w:eastAsiaTheme="minorEastAsia" w:cstheme="minorBidi"/>
+                <w:kern w:val="2"/>
+                <w:sz w:val="24"/>
+                <w:szCs w:val="24"/>
+                <w:vertAlign w:val="baseline"/>
+                <w:lang w:val="en-US" w:eastAsia="zh-CN" w:bidi="ar-SA"/>
+              </w:rPr>
+            </w:pPr>
+            <w:r>
+              <w:rPr>
+                <w:rFonts w:hint="eastAsia" w:cstheme="minorBidi"/>
+                <w:kern w:val="2"/>
+                <w:sz w:val="24"/>
+                <w:szCs w:val="24"/>
+                <w:vertAlign w:val="baseline"/>
+                <w:lang w:val="en-US" w:eastAsia="zh-CN" w:bidi="ar-SA"/>
+              </w:rPr>
+              <w:t>周期任务专属逻辑，0-手动确认， 1-自动确认</w:t>
+            </w:r>
+          </w:p>
+        </w:tc>
+      </w:tr>
+      <w:tr>
+        <w:tblPrEx>
+          <w:tblBorders>
+            <w:top w:val="single" w:color="auto" w:sz="4" w:space="0"/>
+            <w:left w:val="single" w:color="auto" w:sz="4" w:space="0"/>
+            <w:bottom w:val="single" w:color="auto" w:sz="4" w:space="0"/>
+            <w:right w:val="single" w:color="auto" w:sz="4" w:space="0"/>
+            <w:insideH w:val="single" w:color="auto" w:sz="4" w:space="0"/>
+            <w:insideV w:val="single" w:color="auto" w:sz="4" w:space="0"/>
+          </w:tblBorders>
+          <w:tblCellMar>
+            <w:left w:w="108" w:type="dxa"/>
+            <w:right w:w="108" w:type="dxa"/>
+          </w:tblCellMar>
+        </w:tblPrEx>
+        <w:tc>
+          <w:tcPr>
+            <w:tcW w:w="2496" w:type="dxa"/>
+            <w:shd w:val="clear" w:color="auto" w:fill="auto"/>
+            <w:vAlign w:val="top"/>
+          </w:tcPr>
+          <w:p>
+            <w:pPr>
+              <w:keepNext w:val="0"/>
+              <w:keepLines w:val="0"/>
+              <w:pageBreakBefore w:val="0"/>
+              <w:widowControl w:val="0"/>
+              <w:kinsoku/>
+              <w:wordWrap/>
+              <w:overflowPunct/>
+              <w:topLinePunct w:val="0"/>
+              <w:autoSpaceDE/>
+              <w:autoSpaceDN/>
+              <w:bidi w:val="0"/>
+              <w:adjustRightInd/>
+              <w:snapToGrid/>
+              <w:spacing w:after="79" w:afterLines="25"/>
+              <w:jc w:val="center"/>
+              <w:textAlignment w:val="auto"/>
+              <w:rPr>
+                <w:rFonts w:hint="eastAsia" w:asciiTheme="minorHAnsi" w:hAnsiTheme="minorHAnsi" w:eastAsiaTheme="minorEastAsia" w:cstheme="minorBidi"/>
+                <w:kern w:val="2"/>
+                <w:sz w:val="24"/>
+                <w:szCs w:val="24"/>
+                <w:vertAlign w:val="baseline"/>
+                <w:lang w:val="en-US" w:eastAsia="zh-CN" w:bidi="ar-SA"/>
+              </w:rPr>
+            </w:pPr>
+            <w:r>
+              <w:rPr>
+                <w:rFonts w:hint="eastAsia"/>
+                <w:sz w:val="24"/>
+                <w:szCs w:val="24"/>
+                <w:vertAlign w:val="baseline"/>
+                <w:lang w:val="en-US" w:eastAsia="zh-CN"/>
+              </w:rPr>
+              <w:t>target_duration</w:t>
+            </w:r>
+          </w:p>
+        </w:tc>
+        <w:tc>
+          <w:tcPr>
+            <w:tcW w:w="6440" w:type="dxa"/>
+            <w:shd w:val="clear" w:color="auto" w:fill="auto"/>
+            <w:vAlign w:val="top"/>
+          </w:tcPr>
+          <w:p>
+            <w:pPr>
+              <w:keepNext w:val="0"/>
+              <w:keepLines w:val="0"/>
+              <w:pageBreakBefore w:val="0"/>
+              <w:widowControl w:val="0"/>
+              <w:kinsoku/>
+              <w:wordWrap/>
+              <w:overflowPunct/>
+              <w:topLinePunct w:val="0"/>
+              <w:autoSpaceDE/>
+              <w:autoSpaceDN/>
+              <w:bidi w:val="0"/>
+              <w:adjustRightInd/>
+              <w:snapToGrid/>
+              <w:spacing w:after="79" w:afterLines="25"/>
+              <w:jc w:val="center"/>
+              <w:textAlignment w:val="auto"/>
+              <w:rPr>
+                <w:rFonts w:hint="default" w:asciiTheme="minorHAnsi" w:hAnsiTheme="minorHAnsi" w:eastAsiaTheme="minorEastAsia" w:cstheme="minorBidi"/>
+                <w:kern w:val="2"/>
+                <w:sz w:val="24"/>
+                <w:szCs w:val="24"/>
+                <w:vertAlign w:val="baseline"/>
+                <w:lang w:val="en-US" w:eastAsia="zh-CN" w:bidi="ar-SA"/>
+              </w:rPr>
+            </w:pPr>
+            <w:r>
+              <w:rPr>
+                <w:rFonts w:hint="eastAsia"/>
+                <w:sz w:val="24"/>
+                <w:szCs w:val="24"/>
+                <w:vertAlign w:val="baseline"/>
+                <w:lang w:val="en-US" w:eastAsia="zh-CN"/>
+              </w:rPr>
+              <w:t>目标计时</w:t>
+            </w:r>
+          </w:p>
+        </w:tc>
+      </w:tr>
+      <w:tr>
+        <w:tblPrEx>
+          <w:tblBorders>
+            <w:top w:val="single" w:color="auto" w:sz="4" w:space="0"/>
+            <w:left w:val="single" w:color="auto" w:sz="4" w:space="0"/>
+            <w:bottom w:val="single" w:color="auto" w:sz="4" w:space="0"/>
+            <w:right w:val="single" w:color="auto" w:sz="4" w:space="0"/>
+            <w:insideH w:val="single" w:color="auto" w:sz="4" w:space="0"/>
+            <w:insideV w:val="single" w:color="auto" w:sz="4" w:space="0"/>
+          </w:tblBorders>
+          <w:tblCellMar>
+            <w:left w:w="108" w:type="dxa"/>
+            <w:right w:w="108" w:type="dxa"/>
+          </w:tblCellMar>
+        </w:tblPrEx>
+        <w:tc>
+          <w:tcPr>
+            <w:tcW w:w="2496" w:type="dxa"/>
+            <w:shd w:val="clear" w:color="auto" w:fill="auto"/>
+            <w:vAlign w:val="top"/>
+          </w:tcPr>
+          <w:p>
+            <w:pPr>
+              <w:keepNext w:val="0"/>
+              <w:keepLines w:val="0"/>
+              <w:pageBreakBefore w:val="0"/>
+              <w:widowControl w:val="0"/>
+              <w:kinsoku/>
+              <w:wordWrap/>
+              <w:overflowPunct/>
+              <w:topLinePunct w:val="0"/>
+              <w:autoSpaceDE/>
+              <w:autoSpaceDN/>
+              <w:bidi w:val="0"/>
+              <w:adjustRightInd/>
+              <w:snapToGrid/>
+              <w:spacing w:after="79" w:afterLines="25"/>
+              <w:jc w:val="center"/>
+              <w:textAlignment w:val="auto"/>
+              <w:rPr>
+                <w:rFonts w:hint="default" w:asciiTheme="minorHAnsi" w:hAnsiTheme="minorHAnsi" w:eastAsiaTheme="minorEastAsia" w:cstheme="minorBidi"/>
+                <w:kern w:val="2"/>
+                <w:sz w:val="24"/>
+                <w:szCs w:val="24"/>
+                <w:vertAlign w:val="baseline"/>
+                <w:lang w:val="en-US" w:eastAsia="zh-CN" w:bidi="ar-SA"/>
+              </w:rPr>
+            </w:pPr>
+            <w:r>
+              <w:rPr>
+                <w:rFonts w:hint="eastAsia"/>
+                <w:sz w:val="24"/>
+                <w:szCs w:val="24"/>
+                <w:vertAlign w:val="baseline"/>
+                <w:lang w:val="en-US" w:eastAsia="zh-CN"/>
+              </w:rPr>
+              <w:t>actual_duration</w:t>
+            </w:r>
+          </w:p>
+        </w:tc>
+        <w:tc>
+          <w:tcPr>
+            <w:tcW w:w="6440" w:type="dxa"/>
+            <w:shd w:val="clear" w:color="auto" w:fill="auto"/>
+            <w:vAlign w:val="top"/>
+          </w:tcPr>
+          <w:p>
+            <w:pPr>
+              <w:keepNext w:val="0"/>
+              <w:keepLines w:val="0"/>
+              <w:pageBreakBefore w:val="0"/>
+              <w:widowControl w:val="0"/>
+              <w:kinsoku/>
+              <w:wordWrap/>
+              <w:overflowPunct/>
+              <w:topLinePunct w:val="0"/>
+              <w:autoSpaceDE/>
+              <w:autoSpaceDN/>
+              <w:bidi w:val="0"/>
+              <w:adjustRightInd/>
+              <w:snapToGrid/>
+              <w:spacing w:after="79" w:afterLines="25"/>
+              <w:jc w:val="center"/>
+              <w:textAlignment w:val="auto"/>
+              <w:rPr>
+                <w:rFonts w:hint="default" w:asciiTheme="minorHAnsi" w:hAnsiTheme="minorHAnsi" w:eastAsiaTheme="minorEastAsia" w:cstheme="minorBidi"/>
+                <w:kern w:val="2"/>
+                <w:sz w:val="24"/>
+                <w:szCs w:val="24"/>
+                <w:vertAlign w:val="baseline"/>
+                <w:lang w:val="en-US" w:eastAsia="zh-CN" w:bidi="ar-SA"/>
+              </w:rPr>
+            </w:pPr>
+            <w:r>
+              <w:rPr>
+                <w:rFonts w:hint="eastAsia"/>
+                <w:sz w:val="24"/>
+                <w:szCs w:val="24"/>
+                <w:vertAlign w:val="baseline"/>
+                <w:lang w:val="en-US" w:eastAsia="zh-CN"/>
+              </w:rPr>
+              <w:t>实际用时</w:t>
+            </w:r>
+          </w:p>
+        </w:tc>
+      </w:tr>
+      <w:tr>
+        <w:tblPrEx>
+          <w:tblBorders>
+            <w:top w:val="single" w:color="auto" w:sz="4" w:space="0"/>
+            <w:left w:val="single" w:color="auto" w:sz="4" w:space="0"/>
+            <w:bottom w:val="single" w:color="auto" w:sz="4" w:space="0"/>
+            <w:right w:val="single" w:color="auto" w:sz="4" w:space="0"/>
+            <w:insideH w:val="single" w:color="auto" w:sz="4" w:space="0"/>
+            <w:insideV w:val="single" w:color="auto" w:sz="4" w:space="0"/>
+          </w:tblBorders>
+          <w:tblCellMar>
+            <w:left w:w="108" w:type="dxa"/>
+            <w:right w:w="108" w:type="dxa"/>
+          </w:tblCellMar>
+        </w:tblPrEx>
+        <w:tc>
+          <w:tcPr>
+            <w:tcW w:w="2496" w:type="dxa"/>
+            <w:shd w:val="clear" w:color="auto" w:fill="auto"/>
+            <w:vAlign w:val="top"/>
+          </w:tcPr>
+          <w:p>
+            <w:pPr>
+              <w:keepNext w:val="0"/>
+              <w:keepLines w:val="0"/>
+              <w:pageBreakBefore w:val="0"/>
+              <w:widowControl w:val="0"/>
+              <w:kinsoku/>
+              <w:wordWrap/>
+              <w:overflowPunct/>
+              <w:topLinePunct w:val="0"/>
+              <w:autoSpaceDE/>
+              <w:autoSpaceDN/>
+              <w:bidi w:val="0"/>
+              <w:adjustRightInd/>
+              <w:snapToGrid/>
+              <w:spacing w:after="79" w:afterLines="25"/>
+              <w:jc w:val="center"/>
+              <w:textAlignment w:val="auto"/>
+              <w:rPr>
+                <w:rFonts w:hint="eastAsia" w:asciiTheme="minorHAnsi" w:hAnsiTheme="minorHAnsi" w:eastAsiaTheme="minorEastAsia" w:cstheme="minorBidi"/>
+                <w:kern w:val="2"/>
+                <w:sz w:val="24"/>
+                <w:szCs w:val="24"/>
+                <w:vertAlign w:val="baseline"/>
+                <w:lang w:val="en-US" w:eastAsia="zh-CN" w:bidi="ar-SA"/>
+              </w:rPr>
+            </w:pPr>
+            <w:r>
+              <w:rPr>
+                <w:rFonts w:hint="eastAsia"/>
+                <w:sz w:val="24"/>
+                <w:szCs w:val="24"/>
+                <w:vertAlign w:val="baseline"/>
+                <w:lang w:val="en-US" w:eastAsia="zh-CN"/>
+              </w:rPr>
+              <w:t>start_time</w:t>
+            </w:r>
+          </w:p>
+        </w:tc>
+        <w:tc>
+          <w:tcPr>
+            <w:tcW w:w="6440" w:type="dxa"/>
+            <w:shd w:val="clear" w:color="auto" w:fill="auto"/>
+            <w:vAlign w:val="top"/>
+          </w:tcPr>
+          <w:p>
+            <w:pPr>
+              <w:keepNext w:val="0"/>
+              <w:keepLines w:val="0"/>
+              <w:pageBreakBefore w:val="0"/>
+              <w:widowControl w:val="0"/>
+              <w:kinsoku/>
+              <w:wordWrap/>
+              <w:overflowPunct/>
+              <w:topLinePunct w:val="0"/>
+              <w:autoSpaceDE/>
+              <w:autoSpaceDN/>
+              <w:bidi w:val="0"/>
+              <w:adjustRightInd/>
+              <w:snapToGrid/>
+              <w:spacing w:after="79" w:afterLines="25"/>
+              <w:jc w:val="center"/>
+              <w:textAlignment w:val="auto"/>
+              <w:rPr>
+                <w:rFonts w:hint="eastAsia" w:asciiTheme="minorHAnsi" w:hAnsiTheme="minorHAnsi" w:eastAsiaTheme="minorEastAsia" w:cstheme="minorBidi"/>
+                <w:kern w:val="2"/>
+                <w:sz w:val="24"/>
+                <w:szCs w:val="24"/>
+                <w:vertAlign w:val="baseline"/>
+                <w:lang w:val="en-US" w:eastAsia="zh-CN" w:bidi="ar-SA"/>
+              </w:rPr>
+            </w:pPr>
+            <w:r>
+              <w:rPr>
+                <w:rFonts w:hint="eastAsia"/>
+                <w:sz w:val="24"/>
+                <w:szCs w:val="24"/>
+                <w:vertAlign w:val="baseline"/>
+                <w:lang w:val="en-US" w:eastAsia="zh-CN"/>
+              </w:rPr>
+              <w:t>开始时间</w:t>
+            </w:r>
+          </w:p>
+        </w:tc>
+      </w:tr>
+      <w:tr>
+        <w:tblPrEx>
+          <w:tblBorders>
+            <w:top w:val="single" w:color="auto" w:sz="4" w:space="0"/>
+            <w:left w:val="single" w:color="auto" w:sz="4" w:space="0"/>
+            <w:bottom w:val="single" w:color="auto" w:sz="4" w:space="0"/>
+            <w:right w:val="single" w:color="auto" w:sz="4" w:space="0"/>
+            <w:insideH w:val="single" w:color="auto" w:sz="4" w:space="0"/>
+            <w:insideV w:val="single" w:color="auto" w:sz="4" w:space="0"/>
+          </w:tblBorders>
+          <w:tblCellMar>
+            <w:left w:w="108" w:type="dxa"/>
+            <w:right w:w="108" w:type="dxa"/>
+          </w:tblCellMar>
+        </w:tblPrEx>
+        <w:tc>
+          <w:tcPr>
+            <w:tcW w:w="2496" w:type="dxa"/>
+            <w:shd w:val="clear" w:color="auto" w:fill="auto"/>
+            <w:vAlign w:val="top"/>
+          </w:tcPr>
+          <w:p>
+            <w:pPr>
+              <w:keepNext w:val="0"/>
+              <w:keepLines w:val="0"/>
+              <w:pageBreakBefore w:val="0"/>
+              <w:widowControl w:val="0"/>
+              <w:kinsoku/>
+              <w:wordWrap/>
+              <w:overflowPunct/>
+              <w:topLinePunct w:val="0"/>
+              <w:autoSpaceDE/>
+              <w:autoSpaceDN/>
+              <w:bidi w:val="0"/>
+              <w:adjustRightInd/>
+              <w:snapToGrid/>
+              <w:spacing w:after="79" w:afterLines="25"/>
+              <w:jc w:val="center"/>
+              <w:textAlignment w:val="auto"/>
+              <w:rPr>
+                <w:rFonts w:hint="default" w:asciiTheme="minorHAnsi" w:hAnsiTheme="minorHAnsi" w:eastAsiaTheme="minorEastAsia" w:cstheme="minorBidi"/>
+                <w:kern w:val="2"/>
+                <w:sz w:val="24"/>
+                <w:szCs w:val="24"/>
+                <w:vertAlign w:val="baseline"/>
+                <w:lang w:val="en-US" w:eastAsia="zh-CN" w:bidi="ar-SA"/>
+              </w:rPr>
+            </w:pPr>
+            <w:r>
+              <w:rPr>
+                <w:rFonts w:hint="eastAsia"/>
+                <w:sz w:val="24"/>
+                <w:szCs w:val="24"/>
+                <w:vertAlign w:val="baseline"/>
+                <w:lang w:val="en-US" w:eastAsia="zh-CN"/>
+              </w:rPr>
+              <w:t>end_time</w:t>
+            </w:r>
+          </w:p>
+        </w:tc>
+        <w:tc>
+          <w:tcPr>
+            <w:tcW w:w="6440" w:type="dxa"/>
+            <w:shd w:val="clear" w:color="auto" w:fill="auto"/>
+            <w:vAlign w:val="top"/>
+          </w:tcPr>
+          <w:p>
+            <w:pPr>
+              <w:keepNext w:val="0"/>
+              <w:keepLines w:val="0"/>
+              <w:pageBreakBefore w:val="0"/>
+              <w:widowControl w:val="0"/>
+              <w:kinsoku/>
+              <w:wordWrap/>
+              <w:overflowPunct/>
+              <w:topLinePunct w:val="0"/>
+              <w:autoSpaceDE/>
+              <w:autoSpaceDN/>
+              <w:bidi w:val="0"/>
+              <w:adjustRightInd/>
+              <w:snapToGrid/>
+              <w:spacing w:after="79" w:afterLines="25"/>
+              <w:jc w:val="center"/>
+              <w:textAlignment w:val="auto"/>
+              <w:rPr>
+                <w:rFonts w:hint="default" w:asciiTheme="minorHAnsi" w:hAnsiTheme="minorHAnsi" w:eastAsiaTheme="minorEastAsia" w:cstheme="minorBidi"/>
+                <w:kern w:val="2"/>
+                <w:sz w:val="24"/>
+                <w:szCs w:val="24"/>
+                <w:vertAlign w:val="baseline"/>
+                <w:lang w:val="en-US" w:eastAsia="zh-CN" w:bidi="ar-SA"/>
+              </w:rPr>
+            </w:pPr>
+            <w:r>
+              <w:rPr>
+                <w:rFonts w:hint="eastAsia"/>
+                <w:sz w:val="24"/>
+                <w:szCs w:val="24"/>
+                <w:vertAlign w:val="baseline"/>
+                <w:lang w:val="en-US" w:eastAsia="zh-CN"/>
+              </w:rPr>
+              <w:t>结束时间</w:t>
+            </w:r>
+          </w:p>
+        </w:tc>
+      </w:tr>
+      <w:tr>
+        <w:tblPrEx>
+          <w:tblBorders>
+            <w:top w:val="single" w:color="auto" w:sz="4" w:space="0"/>
+            <w:left w:val="single" w:color="auto" w:sz="4" w:space="0"/>
+            <w:bottom w:val="single" w:color="auto" w:sz="4" w:space="0"/>
+            <w:right w:val="single" w:color="auto" w:sz="4" w:space="0"/>
+            <w:insideH w:val="single" w:color="auto" w:sz="4" w:space="0"/>
+            <w:insideV w:val="single" w:color="auto" w:sz="4" w:space="0"/>
+          </w:tblBorders>
+          <w:tblCellMar>
+            <w:left w:w="108" w:type="dxa"/>
+            <w:right w:w="108" w:type="dxa"/>
+          </w:tblCellMar>
+        </w:tblPrEx>
+        <w:tc>
+          <w:tcPr>
+            <w:tcW w:w="2496" w:type="dxa"/>
+            <w:shd w:val="clear" w:color="auto" w:fill="auto"/>
+            <w:vAlign w:val="top"/>
+          </w:tcPr>
+          <w:p>
+            <w:pPr>
+              <w:keepNext w:val="0"/>
+              <w:keepLines w:val="0"/>
+              <w:pageBreakBefore w:val="0"/>
+              <w:widowControl w:val="0"/>
+              <w:kinsoku/>
+              <w:wordWrap/>
+              <w:overflowPunct/>
+              <w:topLinePunct w:val="0"/>
+              <w:autoSpaceDE/>
+              <w:autoSpaceDN/>
+              <w:bidi w:val="0"/>
+              <w:adjustRightInd/>
+              <w:snapToGrid/>
+              <w:spacing w:after="79" w:afterLines="25"/>
+              <w:jc w:val="center"/>
+              <w:textAlignment w:val="auto"/>
+              <w:rPr>
+                <w:rFonts w:hint="default" w:asciiTheme="minorHAnsi" w:hAnsiTheme="minorHAnsi" w:eastAsiaTheme="minorEastAsia" w:cstheme="minorBidi"/>
+                <w:kern w:val="2"/>
+                <w:sz w:val="24"/>
+                <w:szCs w:val="24"/>
+                <w:vertAlign w:val="baseline"/>
+                <w:lang w:val="en-US" w:eastAsia="zh-CN" w:bidi="ar-SA"/>
+              </w:rPr>
+            </w:pPr>
+            <w:r>
+              <w:rPr>
+                <w:rFonts w:hint="eastAsia" w:cstheme="minorBidi"/>
+                <w:kern w:val="2"/>
+                <w:sz w:val="24"/>
+                <w:szCs w:val="24"/>
+                <w:vertAlign w:val="baseline"/>
+                <w:lang w:val="en-US" w:eastAsia="zh-CN" w:bidi="ar-SA"/>
+              </w:rPr>
+              <w:t>cron_config</w:t>
+            </w:r>
+          </w:p>
+        </w:tc>
+        <w:tc>
+          <w:tcPr>
+            <w:tcW w:w="6440" w:type="dxa"/>
+            <w:shd w:val="clear" w:color="auto" w:fill="auto"/>
+            <w:vAlign w:val="top"/>
+          </w:tcPr>
+          <w:p>
+            <w:pPr>
+              <w:keepNext w:val="0"/>
+              <w:keepLines w:val="0"/>
+              <w:pageBreakBefore w:val="0"/>
+              <w:widowControl w:val="0"/>
+              <w:kinsoku/>
+              <w:wordWrap/>
+              <w:overflowPunct/>
+              <w:topLinePunct w:val="0"/>
+              <w:autoSpaceDE/>
+              <w:autoSpaceDN/>
+              <w:bidi w:val="0"/>
+              <w:adjustRightInd/>
+              <w:snapToGrid/>
+              <w:spacing w:after="79" w:afterLines="25"/>
+              <w:jc w:val="center"/>
+              <w:textAlignment w:val="auto"/>
+              <w:rPr>
+                <w:rFonts w:hint="eastAsia" w:asciiTheme="minorHAnsi" w:hAnsiTheme="minorHAnsi" w:eastAsiaTheme="minorEastAsia" w:cstheme="minorBidi"/>
+                <w:kern w:val="2"/>
+                <w:sz w:val="24"/>
+                <w:szCs w:val="24"/>
+                <w:vertAlign w:val="baseline"/>
+                <w:lang w:val="en-US" w:eastAsia="zh-CN" w:bidi="ar-SA"/>
+              </w:rPr>
+            </w:pPr>
+            <w:r>
+              <w:rPr>
+                <w:rFonts w:hint="eastAsia" w:cstheme="minorBidi"/>
+                <w:kern w:val="2"/>
+                <w:sz w:val="24"/>
+                <w:szCs w:val="24"/>
+                <w:vertAlign w:val="baseline"/>
+                <w:lang w:val="en-US" w:eastAsia="zh-CN" w:bidi="ar-SA"/>
+              </w:rPr>
+              <w:t>周期性设置</w:t>
+            </w:r>
+          </w:p>
+        </w:tc>
+      </w:tr>
+      <w:tr>
+        <w:tblPrEx>
+          <w:tblBorders>
+            <w:top w:val="single" w:color="auto" w:sz="4" w:space="0"/>
+            <w:left w:val="single" w:color="auto" w:sz="4" w:space="0"/>
+            <w:bottom w:val="single" w:color="auto" w:sz="4" w:space="0"/>
+            <w:right w:val="single" w:color="auto" w:sz="4" w:space="0"/>
+            <w:insideH w:val="single" w:color="auto" w:sz="4" w:space="0"/>
+            <w:insideV w:val="single" w:color="auto" w:sz="4" w:space="0"/>
+          </w:tblBorders>
+          <w:tblCellMar>
+            <w:left w:w="108" w:type="dxa"/>
+            <w:right w:w="108" w:type="dxa"/>
+          </w:tblCellMar>
+        </w:tblPrEx>
+        <w:tc>
+          <w:tcPr>
+            <w:tcW w:w="2496" w:type="dxa"/>
+            <w:shd w:val="clear" w:color="auto" w:fill="auto"/>
+            <w:vAlign w:val="top"/>
+          </w:tcPr>
+          <w:p>
+            <w:pPr>
+              <w:keepNext w:val="0"/>
+              <w:keepLines w:val="0"/>
+              <w:pageBreakBefore w:val="0"/>
+              <w:widowControl w:val="0"/>
+              <w:kinsoku/>
+              <w:wordWrap/>
+              <w:overflowPunct/>
+              <w:topLinePunct w:val="0"/>
+              <w:autoSpaceDE/>
+              <w:autoSpaceDN/>
+              <w:bidi w:val="0"/>
+              <w:adjustRightInd/>
+              <w:snapToGrid/>
+              <w:spacing w:after="79" w:afterLines="25"/>
+              <w:jc w:val="center"/>
+              <w:textAlignment w:val="auto"/>
+              <w:rPr>
+                <w:rFonts w:hint="default" w:asciiTheme="minorHAnsi" w:hAnsiTheme="minorHAnsi" w:eastAsiaTheme="minorEastAsia" w:cstheme="minorBidi"/>
+                <w:kern w:val="2"/>
+                <w:sz w:val="24"/>
+                <w:szCs w:val="24"/>
+                <w:vertAlign w:val="baseline"/>
+                <w:lang w:val="en-US" w:eastAsia="zh-CN" w:bidi="ar-SA"/>
+              </w:rPr>
+            </w:pPr>
+            <w:r>
+              <w:rPr>
+                <w:rFonts w:hint="eastAsia" w:cstheme="minorBidi"/>
+                <w:kern w:val="2"/>
+                <w:sz w:val="24"/>
+                <w:szCs w:val="24"/>
+                <w:vertAlign w:val="baseline"/>
+                <w:lang w:val="en-US" w:eastAsia="zh-CN" w:bidi="ar-SA"/>
+              </w:rPr>
+              <w:t>due</w:t>
+            </w:r>
+          </w:p>
+        </w:tc>
+        <w:tc>
+          <w:tcPr>
+            <w:tcW w:w="6440" w:type="dxa"/>
+            <w:shd w:val="clear" w:color="auto" w:fill="auto"/>
+            <w:vAlign w:val="top"/>
+          </w:tcPr>
+          <w:p>
+            <w:pPr>
+              <w:keepNext w:val="0"/>
+              <w:keepLines w:val="0"/>
+              <w:pageBreakBefore w:val="0"/>
+              <w:widowControl w:val="0"/>
+              <w:kinsoku/>
+              <w:wordWrap/>
+              <w:overflowPunct/>
+              <w:topLinePunct w:val="0"/>
+              <w:autoSpaceDE/>
+              <w:autoSpaceDN/>
+              <w:bidi w:val="0"/>
+              <w:adjustRightInd/>
+              <w:snapToGrid/>
+              <w:spacing w:after="79" w:afterLines="25"/>
+              <w:jc w:val="center"/>
+              <w:textAlignment w:val="auto"/>
+              <w:rPr>
+                <w:rFonts w:hint="default" w:asciiTheme="minorHAnsi" w:hAnsiTheme="minorHAnsi" w:eastAsiaTheme="minorEastAsia" w:cstheme="minorBidi"/>
+                <w:kern w:val="2"/>
+                <w:sz w:val="24"/>
+                <w:szCs w:val="24"/>
+                <w:vertAlign w:val="baseline"/>
+                <w:lang w:val="en-US" w:eastAsia="zh-CN" w:bidi="ar-SA"/>
+              </w:rPr>
+            </w:pPr>
+            <w:r>
+              <w:rPr>
+                <w:rFonts w:hint="eastAsia" w:cstheme="minorBidi"/>
+                <w:kern w:val="2"/>
+                <w:sz w:val="24"/>
+                <w:szCs w:val="24"/>
+                <w:vertAlign w:val="baseline"/>
+                <w:lang w:val="en-US" w:eastAsia="zh-CN" w:bidi="ar-SA"/>
+              </w:rPr>
+              <w:t>截至时间</w:t>
+            </w:r>
+          </w:p>
+        </w:tc>
+      </w:tr>
+    </w:tbl>
+    <w:p>
+      <w:pPr>
+        <w:keepNext w:val="0"/>
+        <w:keepLines w:val="0"/>
+        <w:pageBreakBefore w:val="0"/>
+        <w:widowControl w:val="0"/>
+        <w:kinsoku/>
+        <w:wordWrap/>
+        <w:overflowPunct/>
+        <w:topLinePunct w:val="0"/>
+        <w:autoSpaceDE/>
+        <w:autoSpaceDN/>
+        <w:bidi w:val="0"/>
+        <w:adjustRightInd/>
+        <w:snapToGrid/>
+        <w:spacing w:after="79" w:afterLines="25"/>
+        <w:textAlignment w:val="auto"/>
+        <w:rPr>
+          <w:rFonts w:hint="eastAsia"/>
+          <w:sz w:val="24"/>
+          <w:szCs w:val="24"/>
+          <w:lang w:val="en-US" w:eastAsia="zh-CN"/>
+        </w:rPr>
+      </w:pPr>
+    </w:p>
+    <w:p>
+      <w:pPr>
+        <w:keepNext w:val="0"/>
+        <w:keepLines w:val="0"/>
+        <w:pageBreakBefore w:val="0"/>
+        <w:widowControl w:val="0"/>
+        <w:kinsoku/>
+        <w:wordWrap/>
+        <w:overflowPunct/>
+        <w:topLinePunct w:val="0"/>
+        <w:autoSpaceDE/>
+        <w:autoSpaceDN/>
+        <w:bidi w:val="0"/>
+        <w:adjustRightInd/>
+        <w:snapToGrid/>
+        <w:spacing w:after="79" w:afterLines="25"/>
+        <w:textAlignment w:val="auto"/>
+        <w:rPr>
+          <w:rFonts w:hint="default"/>
+          <w:sz w:val="24"/>
+          <w:szCs w:val="24"/>
+          <w:lang w:val="en-US" w:eastAsia="zh-CN"/>
+        </w:rPr>
+      </w:pPr>
+      <w:r>
+        <w:rPr>
+          <w:rFonts w:hint="eastAsia"/>
+          <w:sz w:val="24"/>
+          <w:szCs w:val="24"/>
+          <w:lang w:val="en-US" w:eastAsia="zh-CN"/>
+        </w:rPr>
+        <w:t>task_log: 针对周期性任务的完成情况记录</w:t>
+      </w:r>
+    </w:p>
+    <w:tbl>
+      <w:tblPr>
+        <w:tblStyle w:val="3"/>
+        <w:tblW w:w="0" w:type="auto"/>
+        <w:tblInd w:w="0" w:type="dxa"/>
+        <w:tblBorders>
+          <w:top w:val="single" w:color="auto" w:sz="4" w:space="0"/>
+          <w:left w:val="single" w:color="auto" w:sz="4" w:space="0"/>
+          <w:bottom w:val="single" w:color="auto" w:sz="4" w:space="0"/>
+          <w:right w:val="single" w:color="auto" w:sz="4" w:space="0"/>
+          <w:insideH w:val="single" w:color="auto" w:sz="4" w:space="0"/>
+          <w:insideV w:val="single" w:color="auto" w:sz="4" w:space="0"/>
+        </w:tblBorders>
+        <w:tblLayout w:type="autofit"/>
+        <w:tblCellMar>
+          <w:left w:w="108" w:type="dxa"/>
+          <w:right w:w="108" w:type="dxa"/>
+        </w:tblCellMar>
+      </w:tblPr>
+      <w:tblGrid>
+        <w:gridCol w:w="2556"/>
+        <w:gridCol w:w="5966"/>
+      </w:tblGrid>
+      <w:tr>
+        <w:tblPrEx>
+          <w:tblBorders>
+            <w:top w:val="single" w:color="auto" w:sz="4" w:space="0"/>
+            <w:left w:val="single" w:color="auto" w:sz="4" w:space="0"/>
+            <w:bottom w:val="single" w:color="auto" w:sz="4" w:space="0"/>
+            <w:right w:val="single" w:color="auto" w:sz="4" w:space="0"/>
+            <w:insideH w:val="single" w:color="auto" w:sz="4" w:space="0"/>
+            <w:insideV w:val="single" w:color="auto" w:sz="4" w:space="0"/>
+          </w:tblBorders>
+          <w:tblCellMar>
+            <w:left w:w="108" w:type="dxa"/>
+            <w:right w:w="108" w:type="dxa"/>
+          </w:tblCellMar>
+        </w:tblPrEx>
+        <w:tc>
+          <w:tcPr>
+            <w:tcW w:w="2556" w:type="dxa"/>
+            <w:vAlign w:val="center"/>
+          </w:tcPr>
+          <w:p>
+            <w:pPr>
+              <w:keepNext w:val="0"/>
+              <w:keepLines w:val="0"/>
+              <w:pageBreakBefore w:val="0"/>
+              <w:widowControl w:val="0"/>
+              <w:kinsoku/>
+              <w:wordWrap/>
+              <w:overflowPunct/>
+              <w:topLinePunct w:val="0"/>
+              <w:autoSpaceDE/>
+              <w:autoSpaceDN/>
+              <w:bidi w:val="0"/>
+              <w:adjustRightInd/>
+              <w:snapToGrid/>
+              <w:spacing w:after="79" w:afterLines="25"/>
+              <w:jc w:val="center"/>
+              <w:textAlignment w:val="auto"/>
+              <w:rPr>
+                <w:rFonts w:hint="default"/>
+                <w:sz w:val="24"/>
+                <w:szCs w:val="24"/>
+                <w:vertAlign w:val="baseline"/>
+                <w:lang w:val="en-US" w:eastAsia="zh-CN"/>
+              </w:rPr>
+            </w:pPr>
+            <w:r>
+              <w:rPr>
+                <w:rFonts w:hint="eastAsia"/>
+                <w:sz w:val="24"/>
+                <w:szCs w:val="24"/>
+                <w:vertAlign w:val="baseline"/>
+                <w:lang w:val="en-US" w:eastAsia="zh-CN"/>
+              </w:rPr>
+              <w:t>字段</w:t>
+            </w:r>
+          </w:p>
+        </w:tc>
+        <w:tc>
+          <w:tcPr>
+            <w:tcW w:w="5966" w:type="dxa"/>
+            <w:vAlign w:val="center"/>
+          </w:tcPr>
+          <w:p>
+            <w:pPr>
+              <w:keepNext w:val="0"/>
+              <w:keepLines w:val="0"/>
+              <w:pageBreakBefore w:val="0"/>
+              <w:widowControl w:val="0"/>
+              <w:kinsoku/>
+              <w:wordWrap/>
+              <w:overflowPunct/>
+              <w:topLinePunct w:val="0"/>
+              <w:autoSpaceDE/>
+              <w:autoSpaceDN/>
+              <w:bidi w:val="0"/>
+              <w:adjustRightInd/>
+              <w:snapToGrid/>
+              <w:spacing w:after="79" w:afterLines="25"/>
+              <w:jc w:val="center"/>
+              <w:textAlignment w:val="auto"/>
+              <w:rPr>
+                <w:rFonts w:hint="default"/>
+                <w:sz w:val="24"/>
+                <w:szCs w:val="24"/>
+                <w:vertAlign w:val="baseline"/>
+                <w:lang w:val="en-US" w:eastAsia="zh-CN"/>
+              </w:rPr>
+            </w:pPr>
+            <w:r>
+              <w:rPr>
+                <w:rFonts w:hint="eastAsia"/>
+                <w:sz w:val="24"/>
+                <w:szCs w:val="24"/>
+                <w:vertAlign w:val="baseline"/>
+                <w:lang w:val="en-US" w:eastAsia="zh-CN"/>
+              </w:rPr>
+              <w:t>描述</w:t>
+            </w:r>
+          </w:p>
+        </w:tc>
+      </w:tr>
+      <w:tr>
+        <w:tblPrEx>
+          <w:tblBorders>
+            <w:top w:val="single" w:color="auto" w:sz="4" w:space="0"/>
+            <w:left w:val="single" w:color="auto" w:sz="4" w:space="0"/>
+            <w:bottom w:val="single" w:color="auto" w:sz="4" w:space="0"/>
+            <w:right w:val="single" w:color="auto" w:sz="4" w:space="0"/>
+            <w:insideH w:val="single" w:color="auto" w:sz="4" w:space="0"/>
+            <w:insideV w:val="single" w:color="auto" w:sz="4" w:space="0"/>
+          </w:tblBorders>
+          <w:tblCellMar>
+            <w:left w:w="108" w:type="dxa"/>
+            <w:right w:w="108" w:type="dxa"/>
+          </w:tblCellMar>
+        </w:tblPrEx>
+        <w:tc>
+          <w:tcPr>
+            <w:tcW w:w="2556" w:type="dxa"/>
+            <w:vAlign w:val="center"/>
+          </w:tcPr>
+          <w:p>
+            <w:pPr>
+              <w:keepNext w:val="0"/>
+              <w:keepLines w:val="0"/>
+              <w:pageBreakBefore w:val="0"/>
+              <w:widowControl w:val="0"/>
+              <w:kinsoku/>
+              <w:wordWrap/>
+              <w:overflowPunct/>
+              <w:topLinePunct w:val="0"/>
+              <w:autoSpaceDE/>
+              <w:autoSpaceDN/>
+              <w:bidi w:val="0"/>
+              <w:adjustRightInd/>
+              <w:snapToGrid/>
+              <w:spacing w:after="79" w:afterLines="25"/>
+              <w:jc w:val="center"/>
+              <w:textAlignment w:val="auto"/>
+              <w:rPr>
+                <w:rFonts w:hint="default"/>
+                <w:sz w:val="24"/>
+                <w:szCs w:val="24"/>
+                <w:vertAlign w:val="baseline"/>
+                <w:lang w:val="en-US" w:eastAsia="zh-CN"/>
+              </w:rPr>
+            </w:pPr>
+            <w:r>
+              <w:rPr>
+                <w:rFonts w:hint="eastAsia"/>
+                <w:sz w:val="24"/>
+                <w:szCs w:val="24"/>
+                <w:vertAlign w:val="baseline"/>
+                <w:lang w:val="en-US" w:eastAsia="zh-CN"/>
+              </w:rPr>
+              <w:t>task_id</w:t>
+            </w:r>
+          </w:p>
+        </w:tc>
+        <w:tc>
+          <w:tcPr>
+            <w:tcW w:w="5966" w:type="dxa"/>
+            <w:vAlign w:val="center"/>
+          </w:tcPr>
+          <w:p>
+            <w:pPr>
+              <w:keepNext w:val="0"/>
+              <w:keepLines w:val="0"/>
+              <w:pageBreakBefore w:val="0"/>
+              <w:widowControl w:val="0"/>
+              <w:kinsoku/>
+              <w:wordWrap/>
+              <w:overflowPunct/>
+              <w:topLinePunct w:val="0"/>
+              <w:autoSpaceDE/>
+              <w:autoSpaceDN/>
+              <w:bidi w:val="0"/>
+              <w:adjustRightInd/>
+              <w:snapToGrid/>
+              <w:spacing w:after="79" w:afterLines="25"/>
+              <w:jc w:val="center"/>
+              <w:textAlignment w:val="auto"/>
+              <w:rPr>
+                <w:rFonts w:hint="default"/>
+                <w:sz w:val="24"/>
+                <w:szCs w:val="24"/>
+                <w:vertAlign w:val="baseline"/>
+                <w:lang w:val="en-US" w:eastAsia="zh-CN"/>
+              </w:rPr>
+            </w:pPr>
+            <w:r>
+              <w:rPr>
+                <w:rFonts w:hint="eastAsia"/>
+                <w:sz w:val="24"/>
+                <w:szCs w:val="24"/>
+                <w:vertAlign w:val="baseline"/>
+                <w:lang w:val="en-US" w:eastAsia="zh-CN"/>
+              </w:rPr>
+              <w:t>任务id</w:t>
+            </w:r>
+          </w:p>
+        </w:tc>
+      </w:tr>
+      <w:tr>
+        <w:tblPrEx>
+          <w:tblBorders>
+            <w:top w:val="single" w:color="auto" w:sz="4" w:space="0"/>
+            <w:left w:val="single" w:color="auto" w:sz="4" w:space="0"/>
+            <w:bottom w:val="single" w:color="auto" w:sz="4" w:space="0"/>
+            <w:right w:val="single" w:color="auto" w:sz="4" w:space="0"/>
+            <w:insideH w:val="single" w:color="auto" w:sz="4" w:space="0"/>
+            <w:insideV w:val="single" w:color="auto" w:sz="4" w:space="0"/>
+          </w:tblBorders>
+          <w:tblCellMar>
+            <w:left w:w="108" w:type="dxa"/>
+            <w:right w:w="108" w:type="dxa"/>
+          </w:tblCellMar>
+        </w:tblPrEx>
+        <w:tc>
+          <w:tcPr>
+            <w:tcW w:w="2556" w:type="dxa"/>
+            <w:vAlign w:val="center"/>
+          </w:tcPr>
+          <w:p>
+            <w:pPr>
+              <w:keepNext w:val="0"/>
+              <w:keepLines w:val="0"/>
+              <w:pageBreakBefore w:val="0"/>
+              <w:widowControl w:val="0"/>
+              <w:kinsoku/>
+              <w:wordWrap/>
+              <w:overflowPunct/>
+              <w:topLinePunct w:val="0"/>
+              <w:autoSpaceDE/>
+              <w:autoSpaceDN/>
+              <w:bidi w:val="0"/>
+              <w:adjustRightInd/>
+              <w:snapToGrid/>
+              <w:spacing w:after="79" w:afterLines="25"/>
+              <w:jc w:val="center"/>
+              <w:textAlignment w:val="auto"/>
+              <w:rPr>
+                <w:rFonts w:hint="default"/>
+                <w:sz w:val="24"/>
+                <w:szCs w:val="24"/>
+                <w:vertAlign w:val="baseline"/>
+                <w:lang w:val="en-US" w:eastAsia="zh-CN"/>
+              </w:rPr>
+            </w:pPr>
+            <w:r>
+              <w:rPr>
+                <w:rFonts w:hint="eastAsia"/>
+                <w:sz w:val="24"/>
+                <w:szCs w:val="24"/>
+                <w:vertAlign w:val="baseline"/>
+                <w:lang w:val="en-US" w:eastAsia="zh-CN"/>
+              </w:rPr>
+              <w:t>user_id</w:t>
+            </w:r>
+          </w:p>
+        </w:tc>
+        <w:tc>
+          <w:tcPr>
+            <w:tcW w:w="5966" w:type="dxa"/>
+            <w:vAlign w:val="center"/>
+          </w:tcPr>
+          <w:p>
+            <w:pPr>
+              <w:keepNext w:val="0"/>
+              <w:keepLines w:val="0"/>
+              <w:pageBreakBefore w:val="0"/>
+              <w:widowControl w:val="0"/>
+              <w:kinsoku/>
+              <w:wordWrap/>
+              <w:overflowPunct/>
+              <w:topLinePunct w:val="0"/>
+              <w:autoSpaceDE/>
+              <w:autoSpaceDN/>
+              <w:bidi w:val="0"/>
+              <w:adjustRightInd/>
+              <w:snapToGrid/>
+              <w:spacing w:after="79" w:afterLines="25"/>
+              <w:jc w:val="center"/>
+              <w:textAlignment w:val="auto"/>
+              <w:rPr>
+                <w:rFonts w:hint="default"/>
+                <w:sz w:val="24"/>
+                <w:szCs w:val="24"/>
+                <w:vertAlign w:val="baseline"/>
+                <w:lang w:val="en-US" w:eastAsia="zh-CN"/>
+              </w:rPr>
+            </w:pPr>
+            <w:r>
+              <w:rPr>
+                <w:rFonts w:hint="eastAsia"/>
+                <w:sz w:val="24"/>
+                <w:szCs w:val="24"/>
+                <w:vertAlign w:val="baseline"/>
+                <w:lang w:val="en-US" w:eastAsia="zh-CN"/>
+              </w:rPr>
+              <w:t>用户id</w:t>
+            </w:r>
+          </w:p>
+        </w:tc>
+      </w:tr>
+      <w:tr>
+        <w:tblPrEx>
+          <w:tblBorders>
+            <w:top w:val="single" w:color="auto" w:sz="4" w:space="0"/>
+            <w:left w:val="single" w:color="auto" w:sz="4" w:space="0"/>
+            <w:bottom w:val="single" w:color="auto" w:sz="4" w:space="0"/>
+            <w:right w:val="single" w:color="auto" w:sz="4" w:space="0"/>
+            <w:insideH w:val="single" w:color="auto" w:sz="4" w:space="0"/>
+            <w:insideV w:val="single" w:color="auto" w:sz="4" w:space="0"/>
+          </w:tblBorders>
+          <w:tblCellMar>
+            <w:left w:w="108" w:type="dxa"/>
+            <w:right w:w="108" w:type="dxa"/>
+          </w:tblCellMar>
+        </w:tblPrEx>
+        <w:tc>
+          <w:tcPr>
+            <w:tcW w:w="2556" w:type="dxa"/>
+            <w:vAlign w:val="center"/>
+          </w:tcPr>
+          <w:p>
+            <w:pPr>
+              <w:keepNext w:val="0"/>
+              <w:keepLines w:val="0"/>
+              <w:pageBreakBefore w:val="0"/>
+              <w:widowControl w:val="0"/>
+              <w:kinsoku/>
+              <w:wordWrap/>
+              <w:overflowPunct/>
+              <w:topLinePunct w:val="0"/>
+              <w:autoSpaceDE/>
+              <w:autoSpaceDN/>
+              <w:bidi w:val="0"/>
+              <w:adjustRightInd/>
+              <w:snapToGrid/>
+              <w:spacing w:after="79" w:afterLines="25"/>
+              <w:jc w:val="center"/>
+              <w:textAlignment w:val="auto"/>
+              <w:rPr>
+                <w:rFonts w:hint="default"/>
+                <w:sz w:val="24"/>
+                <w:szCs w:val="24"/>
+                <w:vertAlign w:val="baseline"/>
+                <w:lang w:val="en-US" w:eastAsia="zh-CN"/>
+              </w:rPr>
+            </w:pPr>
+            <w:r>
+              <w:rPr>
+                <w:rFonts w:hint="eastAsia"/>
+                <w:sz w:val="24"/>
+                <w:szCs w:val="24"/>
+                <w:vertAlign w:val="baseline"/>
+                <w:lang w:val="en-US" w:eastAsia="zh-CN"/>
+              </w:rPr>
+              <w:t>date</w:t>
+            </w:r>
+          </w:p>
+        </w:tc>
+        <w:tc>
+          <w:tcPr>
+            <w:tcW w:w="5966" w:type="dxa"/>
+            <w:vAlign w:val="center"/>
+          </w:tcPr>
+          <w:p>
+            <w:pPr>
+              <w:keepNext w:val="0"/>
+              <w:keepLines w:val="0"/>
+              <w:pageBreakBefore w:val="0"/>
+              <w:widowControl w:val="0"/>
+              <w:kinsoku/>
+              <w:wordWrap/>
+              <w:overflowPunct/>
+              <w:topLinePunct w:val="0"/>
+              <w:autoSpaceDE/>
+              <w:autoSpaceDN/>
+              <w:bidi w:val="0"/>
+              <w:adjustRightInd/>
+              <w:snapToGrid/>
+              <w:spacing w:after="79" w:afterLines="25"/>
+              <w:jc w:val="center"/>
+              <w:textAlignment w:val="auto"/>
+              <w:rPr>
+                <w:rFonts w:hint="default"/>
+                <w:sz w:val="24"/>
+                <w:szCs w:val="24"/>
+                <w:vertAlign w:val="baseline"/>
+                <w:lang w:val="en-US" w:eastAsia="zh-CN"/>
+              </w:rPr>
+            </w:pPr>
+            <w:r>
+              <w:rPr>
+                <w:rFonts w:hint="eastAsia"/>
+                <w:sz w:val="24"/>
+                <w:szCs w:val="24"/>
+                <w:vertAlign w:val="baseline"/>
+                <w:lang w:val="en-US" w:eastAsia="zh-CN"/>
+              </w:rPr>
+              <w:t>日期</w:t>
+            </w:r>
+          </w:p>
+        </w:tc>
+      </w:tr>
+      <w:tr>
+        <w:tblPrEx>
+          <w:tblBorders>
+            <w:top w:val="single" w:color="auto" w:sz="4" w:space="0"/>
+            <w:left w:val="single" w:color="auto" w:sz="4" w:space="0"/>
+            <w:bottom w:val="single" w:color="auto" w:sz="4" w:space="0"/>
+            <w:right w:val="single" w:color="auto" w:sz="4" w:space="0"/>
+            <w:insideH w:val="single" w:color="auto" w:sz="4" w:space="0"/>
+            <w:insideV w:val="single" w:color="auto" w:sz="4" w:space="0"/>
+          </w:tblBorders>
+          <w:tblCellMar>
+            <w:left w:w="108" w:type="dxa"/>
+            <w:right w:w="108" w:type="dxa"/>
+          </w:tblCellMar>
+        </w:tblPrEx>
+        <w:tc>
+          <w:tcPr>
+            <w:tcW w:w="2556" w:type="dxa"/>
+            <w:vAlign w:val="center"/>
+          </w:tcPr>
+          <w:p>
+            <w:pPr>
+              <w:keepNext w:val="0"/>
+              <w:keepLines w:val="0"/>
+              <w:pageBreakBefore w:val="0"/>
+              <w:widowControl w:val="0"/>
+              <w:kinsoku/>
+              <w:wordWrap/>
+              <w:overflowPunct/>
+              <w:topLinePunct w:val="0"/>
+              <w:autoSpaceDE/>
+              <w:autoSpaceDN/>
+              <w:bidi w:val="0"/>
+              <w:adjustRightInd/>
+              <w:snapToGrid/>
+              <w:spacing w:after="79" w:afterLines="25"/>
+              <w:jc w:val="center"/>
+              <w:textAlignment w:val="auto"/>
+              <w:rPr>
+                <w:rFonts w:hint="default"/>
+                <w:sz w:val="24"/>
+                <w:szCs w:val="24"/>
+                <w:vertAlign w:val="baseline"/>
+                <w:lang w:val="en-US" w:eastAsia="zh-CN"/>
+              </w:rPr>
+            </w:pPr>
+            <w:r>
+              <w:rPr>
+                <w:rFonts w:hint="eastAsia"/>
+                <w:sz w:val="24"/>
+                <w:szCs w:val="24"/>
+                <w:vertAlign w:val="baseline"/>
+                <w:lang w:val="en-US" w:eastAsia="zh-CN"/>
+              </w:rPr>
+              <w:t>result_status</w:t>
+            </w:r>
+          </w:p>
+        </w:tc>
+        <w:tc>
+          <w:tcPr>
+            <w:tcW w:w="5966" w:type="dxa"/>
+            <w:vAlign w:val="center"/>
+          </w:tcPr>
+          <w:p>
+            <w:pPr>
+              <w:keepNext w:val="0"/>
+              <w:keepLines w:val="0"/>
+              <w:pageBreakBefore w:val="0"/>
+              <w:widowControl w:val="0"/>
+              <w:kinsoku/>
+              <w:wordWrap/>
+              <w:overflowPunct/>
+              <w:topLinePunct w:val="0"/>
+              <w:autoSpaceDE/>
+              <w:autoSpaceDN/>
+              <w:bidi w:val="0"/>
+              <w:adjustRightInd/>
+              <w:snapToGrid/>
+              <w:spacing w:after="79" w:afterLines="25"/>
+              <w:jc w:val="center"/>
+              <w:textAlignment w:val="auto"/>
+              <w:rPr>
+                <w:rFonts w:hint="default"/>
+                <w:sz w:val="24"/>
+                <w:szCs w:val="24"/>
+                <w:vertAlign w:val="baseline"/>
+                <w:lang w:val="en-US" w:eastAsia="zh-CN"/>
+              </w:rPr>
+            </w:pPr>
+            <w:r>
+              <w:rPr>
+                <w:rFonts w:hint="eastAsia"/>
+                <w:sz w:val="24"/>
+                <w:szCs w:val="24"/>
+                <w:vertAlign w:val="baseline"/>
+                <w:lang w:val="en-US" w:eastAsia="zh-CN"/>
+              </w:rPr>
+              <w:t xml:space="preserve">0: 未开始 1: </w:t>
+            </w:r>
+          </w:p>
+        </w:tc>
+      </w:tr>
+      <w:tr>
+        <w:tblPrEx>
+          <w:tblBorders>
+            <w:top w:val="single" w:color="auto" w:sz="4" w:space="0"/>
+            <w:left w:val="single" w:color="auto" w:sz="4" w:space="0"/>
+            <w:bottom w:val="single" w:color="auto" w:sz="4" w:space="0"/>
+            <w:right w:val="single" w:color="auto" w:sz="4" w:space="0"/>
+            <w:insideH w:val="single" w:color="auto" w:sz="4" w:space="0"/>
+            <w:insideV w:val="single" w:color="auto" w:sz="4" w:space="0"/>
+          </w:tblBorders>
+          <w:tblCellMar>
+            <w:left w:w="108" w:type="dxa"/>
+            <w:right w:w="108" w:type="dxa"/>
+          </w:tblCellMar>
+        </w:tblPrEx>
+        <w:tc>
+          <w:tcPr>
+            <w:tcW w:w="2556" w:type="dxa"/>
+            <w:vAlign w:val="center"/>
+          </w:tcPr>
+          <w:p>
+            <w:pPr>
+              <w:keepNext w:val="0"/>
+              <w:keepLines w:val="0"/>
+              <w:pageBreakBefore w:val="0"/>
+              <w:widowControl w:val="0"/>
+              <w:kinsoku/>
+              <w:wordWrap/>
+              <w:overflowPunct/>
+              <w:topLinePunct w:val="0"/>
+              <w:autoSpaceDE/>
+              <w:autoSpaceDN/>
+              <w:bidi w:val="0"/>
+              <w:adjustRightInd/>
+              <w:snapToGrid/>
+              <w:spacing w:after="79" w:afterLines="25"/>
+              <w:jc w:val="center"/>
+              <w:textAlignment w:val="auto"/>
+              <w:rPr>
+                <w:rFonts w:hint="default"/>
+                <w:sz w:val="24"/>
+                <w:szCs w:val="24"/>
+                <w:vertAlign w:val="baseline"/>
+                <w:lang w:val="en-US" w:eastAsia="zh-CN"/>
+              </w:rPr>
+            </w:pPr>
+            <w:r>
+              <w:rPr>
+                <w:rFonts w:hint="eastAsia"/>
+                <w:sz w:val="24"/>
+                <w:szCs w:val="24"/>
+                <w:vertAlign w:val="baseline"/>
+                <w:lang w:val="en-US" w:eastAsia="zh-CN"/>
+              </w:rPr>
+              <w:t>planned_duration</w:t>
+            </w:r>
+          </w:p>
+        </w:tc>
+        <w:tc>
+          <w:tcPr>
+            <w:tcW w:w="5966" w:type="dxa"/>
+            <w:vAlign w:val="center"/>
+          </w:tcPr>
+          <w:p>
+            <w:pPr>
+              <w:keepNext w:val="0"/>
+              <w:keepLines w:val="0"/>
+              <w:pageBreakBefore w:val="0"/>
+              <w:widowControl w:val="0"/>
+              <w:kinsoku/>
+              <w:wordWrap/>
+              <w:overflowPunct/>
+              <w:topLinePunct w:val="0"/>
+              <w:autoSpaceDE/>
+              <w:autoSpaceDN/>
+              <w:bidi w:val="0"/>
+              <w:adjustRightInd/>
+              <w:snapToGrid/>
+              <w:spacing w:after="79" w:afterLines="25"/>
+              <w:jc w:val="center"/>
+              <w:textAlignment w:val="auto"/>
+              <w:rPr>
+                <w:rFonts w:hint="default"/>
+                <w:sz w:val="24"/>
+                <w:szCs w:val="24"/>
+                <w:vertAlign w:val="baseline"/>
+                <w:lang w:val="en-US" w:eastAsia="zh-CN"/>
+              </w:rPr>
+            </w:pPr>
+            <w:r>
+              <w:rPr>
+                <w:rFonts w:hint="eastAsia"/>
+                <w:sz w:val="24"/>
+                <w:szCs w:val="24"/>
+                <w:vertAlign w:val="baseline"/>
+                <w:lang w:val="en-US" w:eastAsia="zh-CN"/>
+              </w:rPr>
+              <w:t>直接通过对应task的target_duration得到</w:t>
+            </w:r>
+          </w:p>
+        </w:tc>
+      </w:tr>
+      <w:tr>
+        <w:tblPrEx>
+          <w:tblBorders>
+            <w:top w:val="single" w:color="auto" w:sz="4" w:space="0"/>
+            <w:left w:val="single" w:color="auto" w:sz="4" w:space="0"/>
+            <w:bottom w:val="single" w:color="auto" w:sz="4" w:space="0"/>
+            <w:right w:val="single" w:color="auto" w:sz="4" w:space="0"/>
+            <w:insideH w:val="single" w:color="auto" w:sz="4" w:space="0"/>
+            <w:insideV w:val="single" w:color="auto" w:sz="4" w:space="0"/>
+          </w:tblBorders>
+          <w:tblCellMar>
+            <w:left w:w="108" w:type="dxa"/>
+            <w:right w:w="108" w:type="dxa"/>
+          </w:tblCellMar>
+        </w:tblPrEx>
+        <w:tc>
+          <w:tcPr>
+            <w:tcW w:w="2556" w:type="dxa"/>
+            <w:vAlign w:val="center"/>
+          </w:tcPr>
+          <w:p>
+            <w:pPr>
+              <w:keepNext w:val="0"/>
+              <w:keepLines w:val="0"/>
+              <w:pageBreakBefore w:val="0"/>
+              <w:widowControl w:val="0"/>
+              <w:kinsoku/>
+              <w:wordWrap/>
+              <w:overflowPunct/>
+              <w:topLinePunct w:val="0"/>
+              <w:autoSpaceDE/>
+              <w:autoSpaceDN/>
+              <w:bidi w:val="0"/>
+              <w:adjustRightInd/>
+              <w:snapToGrid/>
+              <w:spacing w:after="79" w:afterLines="25"/>
+              <w:jc w:val="center"/>
+              <w:textAlignment w:val="auto"/>
+              <w:rPr>
+                <w:rFonts w:hint="default"/>
+                <w:sz w:val="24"/>
+                <w:szCs w:val="24"/>
+                <w:vertAlign w:val="baseline"/>
+                <w:lang w:val="en-US" w:eastAsia="zh-CN"/>
+              </w:rPr>
+            </w:pPr>
+            <w:r>
+              <w:rPr>
+                <w:rFonts w:hint="eastAsia"/>
+                <w:sz w:val="24"/>
+                <w:szCs w:val="24"/>
+                <w:vertAlign w:val="baseline"/>
+                <w:lang w:val="en-US" w:eastAsia="zh-CN"/>
+              </w:rPr>
+              <w:t>actual_duration</w:t>
+            </w:r>
+          </w:p>
+        </w:tc>
+        <w:tc>
+          <w:tcPr>
+            <w:tcW w:w="5966" w:type="dxa"/>
+            <w:vAlign w:val="center"/>
+          </w:tcPr>
+          <w:p>
+            <w:pPr>
+              <w:keepNext w:val="0"/>
+              <w:keepLines w:val="0"/>
+              <w:pageBreakBefore w:val="0"/>
+              <w:widowControl w:val="0"/>
+              <w:kinsoku/>
+              <w:wordWrap/>
+              <w:overflowPunct/>
+              <w:topLinePunct w:val="0"/>
+              <w:autoSpaceDE/>
+              <w:autoSpaceDN/>
+              <w:bidi w:val="0"/>
+              <w:adjustRightInd/>
+              <w:snapToGrid/>
+              <w:spacing w:after="79" w:afterLines="25"/>
+              <w:jc w:val="center"/>
+              <w:textAlignment w:val="auto"/>
+              <w:rPr>
+                <w:rFonts w:hint="default"/>
+                <w:sz w:val="24"/>
+                <w:szCs w:val="24"/>
+                <w:vertAlign w:val="baseline"/>
+                <w:lang w:val="en-US" w:eastAsia="zh-CN"/>
+              </w:rPr>
+            </w:pPr>
+            <w:r>
+              <w:rPr>
+                <w:rFonts w:hint="eastAsia"/>
+                <w:sz w:val="24"/>
+                <w:szCs w:val="24"/>
+                <w:vertAlign w:val="baseline"/>
+                <w:lang w:val="en-US" w:eastAsia="zh-CN"/>
+              </w:rPr>
+              <w:t>积累用时</w:t>
+            </w:r>
+          </w:p>
+        </w:tc>
+      </w:tr>
+      <w:tr>
+        <w:tblPrEx>
+          <w:tblBorders>
+            <w:top w:val="single" w:color="auto" w:sz="4" w:space="0"/>
+            <w:left w:val="single" w:color="auto" w:sz="4" w:space="0"/>
+            <w:bottom w:val="single" w:color="auto" w:sz="4" w:space="0"/>
+            <w:right w:val="single" w:color="auto" w:sz="4" w:space="0"/>
+            <w:insideH w:val="single" w:color="auto" w:sz="4" w:space="0"/>
+            <w:insideV w:val="single" w:color="auto" w:sz="4" w:space="0"/>
+          </w:tblBorders>
+          <w:tblCellMar>
+            <w:left w:w="108" w:type="dxa"/>
+            <w:right w:w="108" w:type="dxa"/>
+          </w:tblCellMar>
+        </w:tblPrEx>
+        <w:tc>
+          <w:tcPr>
+            <w:tcW w:w="2556" w:type="dxa"/>
+            <w:vAlign w:val="center"/>
+          </w:tcPr>
+          <w:p>
+            <w:pPr>
+              <w:keepNext w:val="0"/>
+              <w:keepLines w:val="0"/>
+              <w:pageBreakBefore w:val="0"/>
+              <w:widowControl w:val="0"/>
+              <w:kinsoku/>
+              <w:wordWrap/>
+              <w:overflowPunct/>
+              <w:topLinePunct w:val="0"/>
+              <w:autoSpaceDE/>
+              <w:autoSpaceDN/>
+              <w:bidi w:val="0"/>
+              <w:adjustRightInd/>
+              <w:snapToGrid/>
+              <w:spacing w:after="79" w:afterLines="25"/>
+              <w:jc w:val="center"/>
+              <w:textAlignment w:val="auto"/>
+              <w:rPr>
+                <w:rFonts w:hint="default"/>
+                <w:sz w:val="24"/>
+                <w:szCs w:val="24"/>
+                <w:vertAlign w:val="baseline"/>
+                <w:lang w:val="en-US" w:eastAsia="zh-CN"/>
+              </w:rPr>
+            </w:pPr>
+            <w:r>
+              <w:rPr>
+                <w:rFonts w:hint="eastAsia"/>
+                <w:sz w:val="24"/>
+                <w:szCs w:val="24"/>
+                <w:vertAlign w:val="baseline"/>
+                <w:lang w:val="en-US" w:eastAsia="zh-CN"/>
+              </w:rPr>
+              <w:t>actual_start_time</w:t>
+            </w:r>
+          </w:p>
+        </w:tc>
+        <w:tc>
+          <w:tcPr>
+            <w:tcW w:w="5966" w:type="dxa"/>
+            <w:vAlign w:val="center"/>
+          </w:tcPr>
+          <w:p>
+            <w:pPr>
+              <w:keepNext w:val="0"/>
+              <w:keepLines w:val="0"/>
+              <w:pageBreakBefore w:val="0"/>
+              <w:widowControl w:val="0"/>
+              <w:kinsoku/>
+              <w:wordWrap/>
+              <w:overflowPunct/>
+              <w:topLinePunct w:val="0"/>
+              <w:autoSpaceDE/>
+              <w:autoSpaceDN/>
+              <w:bidi w:val="0"/>
+              <w:adjustRightInd/>
+              <w:snapToGrid/>
+              <w:spacing w:after="79" w:afterLines="25"/>
+              <w:jc w:val="center"/>
+              <w:textAlignment w:val="auto"/>
+              <w:rPr>
+                <w:rFonts w:hint="default"/>
+                <w:sz w:val="24"/>
+                <w:szCs w:val="24"/>
+                <w:vertAlign w:val="baseline"/>
+                <w:lang w:val="en-US" w:eastAsia="zh-CN"/>
+              </w:rPr>
+            </w:pPr>
+            <w:r>
+              <w:rPr>
+                <w:rFonts w:hint="eastAsia"/>
+                <w:sz w:val="24"/>
+                <w:szCs w:val="24"/>
+                <w:vertAlign w:val="baseline"/>
+                <w:lang w:val="en-US" w:eastAsia="zh-CN"/>
+              </w:rPr>
+              <w:t>实际开始时间</w:t>
+            </w:r>
+          </w:p>
+        </w:tc>
+      </w:tr>
+    </w:tbl>
+    <w:p>
+      <w:pPr>
+        <w:keepNext w:val="0"/>
+        <w:keepLines w:val="0"/>
+        <w:pageBreakBefore w:val="0"/>
+        <w:widowControl w:val="0"/>
+        <w:kinsoku/>
+        <w:wordWrap/>
+        <w:overflowPunct/>
+        <w:topLinePunct w:val="0"/>
+        <w:autoSpaceDE/>
+        <w:autoSpaceDN/>
+        <w:bidi w:val="0"/>
+        <w:adjustRightInd/>
+        <w:snapToGrid/>
+        <w:spacing w:after="79" w:afterLines="25"/>
+        <w:textAlignment w:val="auto"/>
+        <w:rPr>
+          <w:rFonts w:hint="eastAsia"/>
+          <w:sz w:val="24"/>
+          <w:szCs w:val="24"/>
+          <w:lang w:val="en-US" w:eastAsia="zh-CN"/>
+        </w:rPr>
+      </w:pPr>
+    </w:p>
+    <w:p>
+      <w:pPr>
+        <w:keepNext w:val="0"/>
+        <w:keepLines w:val="0"/>
+        <w:pageBreakBefore w:val="0"/>
+        <w:widowControl w:val="0"/>
+        <w:kinsoku/>
+        <w:wordWrap/>
+        <w:overflowPunct/>
+        <w:topLinePunct w:val="0"/>
+        <w:autoSpaceDE/>
+        <w:autoSpaceDN/>
+        <w:bidi w:val="0"/>
+        <w:adjustRightInd/>
+        <w:snapToGrid/>
+        <w:spacing w:after="79" w:afterLines="25"/>
+        <w:textAlignment w:val="auto"/>
+        <w:rPr>
+          <w:rFonts w:hint="eastAsia"/>
+          <w:sz w:val="24"/>
+          <w:szCs w:val="24"/>
+          <w:lang w:val="en-US" w:eastAsia="zh-CN"/>
+        </w:rPr>
+      </w:pPr>
+      <w:r>
+        <w:rPr>
+          <w:rFonts w:hint="eastAsia"/>
+          <w:sz w:val="24"/>
+          <w:szCs w:val="24"/>
+          <w:lang w:val="en-US" w:eastAsia="zh-CN"/>
+        </w:rPr>
+        <w:t>review:</w:t>
+      </w:r>
+    </w:p>
+    <w:tbl>
+      <w:tblPr>
+        <w:tblStyle w:val="3"/>
+        <w:tblW w:w="0" w:type="auto"/>
+        <w:tblInd w:w="0" w:type="dxa"/>
+        <w:tblBorders>
+          <w:top w:val="single" w:color="auto" w:sz="4" w:space="0"/>
+          <w:left w:val="single" w:color="auto" w:sz="4" w:space="0"/>
+          <w:bottom w:val="single" w:color="auto" w:sz="4" w:space="0"/>
+          <w:right w:val="single" w:color="auto" w:sz="4" w:space="0"/>
+          <w:insideH w:val="single" w:color="auto" w:sz="4" w:space="0"/>
+          <w:insideV w:val="single" w:color="auto" w:sz="4" w:space="0"/>
+        </w:tblBorders>
+        <w:tblLayout w:type="autofit"/>
+        <w:tblCellMar>
+          <w:left w:w="108" w:type="dxa"/>
+          <w:right w:w="108" w:type="dxa"/>
+        </w:tblCellMar>
+      </w:tblPr>
+      <w:tblGrid>
+        <w:gridCol w:w="2506"/>
+        <w:gridCol w:w="6016"/>
+      </w:tblGrid>
+      <w:tr>
+        <w:tblPrEx>
+          <w:tblBorders>
+            <w:top w:val="single" w:color="auto" w:sz="4" w:space="0"/>
+            <w:left w:val="single" w:color="auto" w:sz="4" w:space="0"/>
+            <w:bottom w:val="single" w:color="auto" w:sz="4" w:space="0"/>
+            <w:right w:val="single" w:color="auto" w:sz="4" w:space="0"/>
+            <w:insideH w:val="single" w:color="auto" w:sz="4" w:space="0"/>
+            <w:insideV w:val="single" w:color="auto" w:sz="4" w:space="0"/>
+          </w:tblBorders>
+          <w:tblCellMar>
+            <w:left w:w="108" w:type="dxa"/>
+            <w:right w:w="108" w:type="dxa"/>
+          </w:tblCellMar>
+        </w:tblPrEx>
+        <w:tc>
+          <w:tcPr>
+            <w:tcW w:w="2506" w:type="dxa"/>
+            <w:vAlign w:val="center"/>
+          </w:tcPr>
+          <w:p>
+            <w:pPr>
+              <w:keepNext w:val="0"/>
+              <w:keepLines w:val="0"/>
+              <w:pageBreakBefore w:val="0"/>
+              <w:widowControl w:val="0"/>
+              <w:kinsoku/>
+              <w:wordWrap/>
+              <w:overflowPunct/>
+              <w:topLinePunct w:val="0"/>
+              <w:autoSpaceDE/>
+              <w:autoSpaceDN/>
+              <w:bidi w:val="0"/>
+              <w:adjustRightInd/>
+              <w:snapToGrid/>
+              <w:spacing w:after="79" w:afterLines="25"/>
+              <w:jc w:val="center"/>
+              <w:textAlignment w:val="auto"/>
+              <w:rPr>
+                <w:rFonts w:hint="default"/>
+                <w:sz w:val="24"/>
+                <w:szCs w:val="24"/>
+                <w:vertAlign w:val="baseline"/>
+                <w:lang w:val="en-US" w:eastAsia="zh-CN"/>
+              </w:rPr>
+            </w:pPr>
+            <w:r>
+              <w:rPr>
+                <w:rFonts w:hint="eastAsia"/>
+                <w:sz w:val="24"/>
+                <w:szCs w:val="24"/>
+                <w:vertAlign w:val="baseline"/>
+                <w:lang w:val="en-US" w:eastAsia="zh-CN"/>
+              </w:rPr>
+              <w:t>字段</w:t>
+            </w:r>
+          </w:p>
+        </w:tc>
+        <w:tc>
+          <w:tcPr>
+            <w:tcW w:w="6016" w:type="dxa"/>
+            <w:vAlign w:val="center"/>
+          </w:tcPr>
+          <w:p>
+            <w:pPr>
+              <w:keepNext w:val="0"/>
+              <w:keepLines w:val="0"/>
+              <w:pageBreakBefore w:val="0"/>
+              <w:widowControl w:val="0"/>
+              <w:kinsoku/>
+              <w:wordWrap/>
+              <w:overflowPunct/>
+              <w:topLinePunct w:val="0"/>
+              <w:autoSpaceDE/>
+              <w:autoSpaceDN/>
+              <w:bidi w:val="0"/>
+              <w:adjustRightInd/>
+              <w:snapToGrid/>
+              <w:spacing w:after="79" w:afterLines="25"/>
+              <w:jc w:val="center"/>
+              <w:textAlignment w:val="auto"/>
+              <w:rPr>
+                <w:rFonts w:hint="default"/>
+                <w:sz w:val="24"/>
+                <w:szCs w:val="24"/>
+                <w:vertAlign w:val="baseline"/>
+                <w:lang w:val="en-US" w:eastAsia="zh-CN"/>
+              </w:rPr>
+            </w:pPr>
+            <w:r>
+              <w:rPr>
+                <w:rFonts w:hint="eastAsia"/>
+                <w:sz w:val="24"/>
+                <w:szCs w:val="24"/>
+                <w:vertAlign w:val="baseline"/>
+                <w:lang w:val="en-US" w:eastAsia="zh-CN"/>
+              </w:rPr>
+              <w:t>描述</w:t>
+            </w:r>
+          </w:p>
+        </w:tc>
+      </w:tr>
+      <w:tr>
+        <w:tblPrEx>
+          <w:tblBorders>
+            <w:top w:val="single" w:color="auto" w:sz="4" w:space="0"/>
+            <w:left w:val="single" w:color="auto" w:sz="4" w:space="0"/>
+            <w:bottom w:val="single" w:color="auto" w:sz="4" w:space="0"/>
+            <w:right w:val="single" w:color="auto" w:sz="4" w:space="0"/>
+            <w:insideH w:val="single" w:color="auto" w:sz="4" w:space="0"/>
+            <w:insideV w:val="single" w:color="auto" w:sz="4" w:space="0"/>
+          </w:tblBorders>
+          <w:tblCellMar>
+            <w:left w:w="108" w:type="dxa"/>
+            <w:right w:w="108" w:type="dxa"/>
+          </w:tblCellMar>
+        </w:tblPrEx>
+        <w:tc>
+          <w:tcPr>
+            <w:tcW w:w="2506" w:type="dxa"/>
+            <w:vAlign w:val="center"/>
+          </w:tcPr>
+          <w:p>
+            <w:pPr>
+              <w:keepNext w:val="0"/>
+              <w:keepLines w:val="0"/>
+              <w:pageBreakBefore w:val="0"/>
+              <w:widowControl w:val="0"/>
+              <w:kinsoku/>
+              <w:wordWrap/>
+              <w:overflowPunct/>
+              <w:topLinePunct w:val="0"/>
+              <w:autoSpaceDE/>
+              <w:autoSpaceDN/>
+              <w:bidi w:val="0"/>
+              <w:adjustRightInd/>
+              <w:snapToGrid/>
+              <w:spacing w:after="79" w:afterLines="25"/>
+              <w:jc w:val="center"/>
+              <w:textAlignment w:val="auto"/>
+              <w:rPr>
+                <w:rFonts w:hint="default"/>
+                <w:sz w:val="24"/>
+                <w:szCs w:val="24"/>
+                <w:vertAlign w:val="baseline"/>
+                <w:lang w:val="en-US" w:eastAsia="zh-CN"/>
+              </w:rPr>
+            </w:pPr>
+            <w:r>
+              <w:rPr>
+                <w:rFonts w:hint="eastAsia"/>
+                <w:sz w:val="24"/>
+                <w:szCs w:val="24"/>
+                <w:vertAlign w:val="baseline"/>
+                <w:lang w:val="en-US" w:eastAsia="zh-CN"/>
+              </w:rPr>
+              <w:t>id</w:t>
+            </w:r>
+          </w:p>
+        </w:tc>
+        <w:tc>
+          <w:tcPr>
+            <w:tcW w:w="6016" w:type="dxa"/>
+            <w:vAlign w:val="center"/>
+          </w:tcPr>
+          <w:p>
+            <w:pPr>
+              <w:keepNext w:val="0"/>
+              <w:keepLines w:val="0"/>
+              <w:pageBreakBefore w:val="0"/>
+              <w:widowControl w:val="0"/>
+              <w:kinsoku/>
+              <w:wordWrap/>
+              <w:overflowPunct/>
+              <w:topLinePunct w:val="0"/>
+              <w:autoSpaceDE/>
+              <w:autoSpaceDN/>
+              <w:bidi w:val="0"/>
+              <w:adjustRightInd/>
+              <w:snapToGrid/>
+              <w:spacing w:after="79" w:afterLines="25"/>
+              <w:jc w:val="center"/>
+              <w:textAlignment w:val="auto"/>
+              <w:rPr>
+                <w:rFonts w:hint="default"/>
+                <w:sz w:val="24"/>
+                <w:szCs w:val="24"/>
+                <w:vertAlign w:val="baseline"/>
+                <w:lang w:val="en-US" w:eastAsia="zh-CN"/>
+              </w:rPr>
+            </w:pPr>
+            <w:r>
+              <w:rPr>
+                <w:rFonts w:hint="eastAsia"/>
+                <w:sz w:val="24"/>
+                <w:szCs w:val="24"/>
+                <w:vertAlign w:val="baseline"/>
+                <w:lang w:val="en-US" w:eastAsia="zh-CN"/>
+              </w:rPr>
+              <w:t>自动生成的主键, pk</w:t>
+            </w:r>
+          </w:p>
+        </w:tc>
+      </w:tr>
+      <w:tr>
+        <w:tblPrEx>
+          <w:tblBorders>
+            <w:top w:val="single" w:color="auto" w:sz="4" w:space="0"/>
+            <w:left w:val="single" w:color="auto" w:sz="4" w:space="0"/>
+            <w:bottom w:val="single" w:color="auto" w:sz="4" w:space="0"/>
+            <w:right w:val="single" w:color="auto" w:sz="4" w:space="0"/>
+            <w:insideH w:val="single" w:color="auto" w:sz="4" w:space="0"/>
+            <w:insideV w:val="single" w:color="auto" w:sz="4" w:space="0"/>
+          </w:tblBorders>
+          <w:tblCellMar>
+            <w:left w:w="108" w:type="dxa"/>
+            <w:right w:w="108" w:type="dxa"/>
+          </w:tblCellMar>
+        </w:tblPrEx>
+        <w:tc>
+          <w:tcPr>
+            <w:tcW w:w="2506" w:type="dxa"/>
+            <w:vAlign w:val="center"/>
+          </w:tcPr>
+          <w:p>
+            <w:pPr>
+              <w:keepNext w:val="0"/>
+              <w:keepLines w:val="0"/>
+              <w:pageBreakBefore w:val="0"/>
+              <w:widowControl w:val="0"/>
+              <w:kinsoku/>
+              <w:wordWrap/>
+              <w:overflowPunct/>
+              <w:topLinePunct w:val="0"/>
+              <w:autoSpaceDE/>
+              <w:autoSpaceDN/>
+              <w:bidi w:val="0"/>
+              <w:adjustRightInd/>
+              <w:snapToGrid/>
+              <w:spacing w:after="79" w:afterLines="25"/>
+              <w:jc w:val="center"/>
+              <w:textAlignment w:val="auto"/>
+              <w:rPr>
+                <w:rFonts w:hint="default"/>
+                <w:sz w:val="24"/>
+                <w:szCs w:val="24"/>
+                <w:vertAlign w:val="baseline"/>
+                <w:lang w:val="en-US" w:eastAsia="zh-CN"/>
+              </w:rPr>
+            </w:pPr>
+            <w:r>
+              <w:rPr>
+                <w:rFonts w:hint="eastAsia"/>
+                <w:sz w:val="24"/>
+                <w:szCs w:val="24"/>
+                <w:vertAlign w:val="baseline"/>
+                <w:lang w:val="en-US" w:eastAsia="zh-CN"/>
+              </w:rPr>
+              <w:t>user</w:t>
+            </w:r>
+          </w:p>
+        </w:tc>
+        <w:tc>
+          <w:tcPr>
+            <w:tcW w:w="6016" w:type="dxa"/>
+            <w:vAlign w:val="center"/>
+          </w:tcPr>
+          <w:p>
+            <w:pPr>
+              <w:keepNext w:val="0"/>
+              <w:keepLines w:val="0"/>
+              <w:pageBreakBefore w:val="0"/>
+              <w:widowControl w:val="0"/>
+              <w:kinsoku/>
+              <w:wordWrap/>
+              <w:overflowPunct/>
+              <w:topLinePunct w:val="0"/>
+              <w:autoSpaceDE/>
+              <w:autoSpaceDN/>
+              <w:bidi w:val="0"/>
+              <w:adjustRightInd/>
+              <w:snapToGrid/>
+              <w:spacing w:after="79" w:afterLines="25"/>
+              <w:jc w:val="center"/>
+              <w:textAlignment w:val="auto"/>
+              <w:rPr>
+                <w:rFonts w:hint="default"/>
+                <w:sz w:val="24"/>
+                <w:szCs w:val="24"/>
+                <w:vertAlign w:val="baseline"/>
+                <w:lang w:val="en-US" w:eastAsia="zh-CN"/>
+              </w:rPr>
+            </w:pPr>
+            <w:r>
+              <w:rPr>
+                <w:rFonts w:hint="eastAsia"/>
+                <w:sz w:val="24"/>
+                <w:szCs w:val="24"/>
+                <w:vertAlign w:val="baseline"/>
+                <w:lang w:val="en-US" w:eastAsia="zh-CN"/>
+              </w:rPr>
+              <w:t>用户id, fk</w:t>
+            </w:r>
+          </w:p>
+        </w:tc>
+      </w:tr>
+      <w:tr>
+        <w:tblPrEx>
+          <w:tblBorders>
+            <w:top w:val="single" w:color="auto" w:sz="4" w:space="0"/>
+            <w:left w:val="single" w:color="auto" w:sz="4" w:space="0"/>
+            <w:bottom w:val="single" w:color="auto" w:sz="4" w:space="0"/>
+            <w:right w:val="single" w:color="auto" w:sz="4" w:space="0"/>
+            <w:insideH w:val="single" w:color="auto" w:sz="4" w:space="0"/>
+            <w:insideV w:val="single" w:color="auto" w:sz="4" w:space="0"/>
+          </w:tblBorders>
+          <w:tblCellMar>
+            <w:left w:w="108" w:type="dxa"/>
+            <w:right w:w="108" w:type="dxa"/>
+          </w:tblCellMar>
+        </w:tblPrEx>
+        <w:tc>
+          <w:tcPr>
+            <w:tcW w:w="2506" w:type="dxa"/>
+            <w:vAlign w:val="center"/>
+          </w:tcPr>
+          <w:p>
+            <w:pPr>
+              <w:keepNext w:val="0"/>
+              <w:keepLines w:val="0"/>
+              <w:pageBreakBefore w:val="0"/>
+              <w:widowControl w:val="0"/>
+              <w:kinsoku/>
+              <w:wordWrap/>
+              <w:overflowPunct/>
+              <w:topLinePunct w:val="0"/>
+              <w:autoSpaceDE/>
+              <w:autoSpaceDN/>
+              <w:bidi w:val="0"/>
+              <w:adjustRightInd/>
+              <w:snapToGrid/>
+              <w:spacing w:after="79" w:afterLines="25"/>
+              <w:jc w:val="center"/>
+              <w:textAlignment w:val="auto"/>
+              <w:rPr>
+                <w:rFonts w:hint="default"/>
+                <w:sz w:val="24"/>
+                <w:szCs w:val="24"/>
+                <w:vertAlign w:val="baseline"/>
+                <w:lang w:val="en-US" w:eastAsia="zh-CN"/>
+              </w:rPr>
+            </w:pPr>
+            <w:r>
+              <w:rPr>
+                <w:rFonts w:hint="eastAsia"/>
+                <w:sz w:val="24"/>
+                <w:szCs w:val="24"/>
+                <w:vertAlign w:val="baseline"/>
+                <w:lang w:val="en-US" w:eastAsia="zh-CN"/>
+              </w:rPr>
+              <w:t>date</w:t>
+            </w:r>
+          </w:p>
+        </w:tc>
+        <w:tc>
+          <w:tcPr>
+            <w:tcW w:w="6016" w:type="dxa"/>
+            <w:vAlign w:val="center"/>
+          </w:tcPr>
+          <w:p>
+            <w:pPr>
+              <w:keepNext w:val="0"/>
+              <w:keepLines w:val="0"/>
+              <w:pageBreakBefore w:val="0"/>
+              <w:widowControl w:val="0"/>
+              <w:kinsoku/>
+              <w:wordWrap/>
+              <w:overflowPunct/>
+              <w:topLinePunct w:val="0"/>
+              <w:autoSpaceDE/>
+              <w:autoSpaceDN/>
+              <w:bidi w:val="0"/>
+              <w:adjustRightInd/>
+              <w:snapToGrid/>
+              <w:spacing w:after="79" w:afterLines="25"/>
+              <w:jc w:val="center"/>
+              <w:textAlignment w:val="auto"/>
+              <w:rPr>
+                <w:rFonts w:hint="default"/>
+                <w:sz w:val="24"/>
+                <w:szCs w:val="24"/>
+                <w:vertAlign w:val="baseline"/>
+                <w:lang w:val="en-US" w:eastAsia="zh-CN"/>
+              </w:rPr>
+            </w:pPr>
+            <w:r>
+              <w:rPr>
+                <w:rFonts w:hint="eastAsia"/>
+                <w:sz w:val="24"/>
+                <w:szCs w:val="24"/>
+                <w:vertAlign w:val="baseline"/>
+                <w:lang w:val="en-US" w:eastAsia="zh-CN"/>
+              </w:rPr>
+              <w:t>review对应日期, unique</w:t>
+            </w:r>
+          </w:p>
+        </w:tc>
+      </w:tr>
+      <w:tr>
+        <w:tblPrEx>
+          <w:tblBorders>
+            <w:top w:val="single" w:color="auto" w:sz="4" w:space="0"/>
+            <w:left w:val="single" w:color="auto" w:sz="4" w:space="0"/>
+            <w:bottom w:val="single" w:color="auto" w:sz="4" w:space="0"/>
+            <w:right w:val="single" w:color="auto" w:sz="4" w:space="0"/>
+            <w:insideH w:val="single" w:color="auto" w:sz="4" w:space="0"/>
+            <w:insideV w:val="single" w:color="auto" w:sz="4" w:space="0"/>
+          </w:tblBorders>
+          <w:tblCellMar>
+            <w:left w:w="108" w:type="dxa"/>
+            <w:right w:w="108" w:type="dxa"/>
+          </w:tblCellMar>
+        </w:tblPrEx>
+        <w:tc>
+          <w:tcPr>
+            <w:tcW w:w="2506" w:type="dxa"/>
+            <w:vAlign w:val="center"/>
+          </w:tcPr>
+          <w:p>
+            <w:pPr>
+              <w:keepNext w:val="0"/>
+              <w:keepLines w:val="0"/>
+              <w:pageBreakBefore w:val="0"/>
+              <w:widowControl w:val="0"/>
+              <w:kinsoku/>
+              <w:wordWrap/>
+              <w:overflowPunct/>
+              <w:topLinePunct w:val="0"/>
+              <w:autoSpaceDE/>
+              <w:autoSpaceDN/>
+              <w:bidi w:val="0"/>
+              <w:adjustRightInd/>
+              <w:snapToGrid/>
+              <w:spacing w:after="79" w:afterLines="25"/>
+              <w:jc w:val="center"/>
+              <w:textAlignment w:val="auto"/>
+              <w:rPr>
+                <w:rFonts w:hint="default"/>
+                <w:sz w:val="24"/>
+                <w:szCs w:val="24"/>
+                <w:vertAlign w:val="baseline"/>
+                <w:lang w:val="en-US" w:eastAsia="zh-CN"/>
+              </w:rPr>
+            </w:pPr>
+            <w:r>
+              <w:rPr>
+                <w:rFonts w:hint="eastAsia"/>
+                <w:sz w:val="24"/>
+                <w:szCs w:val="24"/>
+                <w:vertAlign w:val="baseline"/>
+                <w:lang w:val="en-US" w:eastAsia="zh-CN"/>
+              </w:rPr>
+              <w:t>context</w:t>
+            </w:r>
+          </w:p>
+        </w:tc>
+        <w:tc>
+          <w:tcPr>
+            <w:tcW w:w="6016" w:type="dxa"/>
+            <w:vAlign w:val="center"/>
+          </w:tcPr>
+          <w:p>
+            <w:pPr>
+              <w:keepNext w:val="0"/>
+              <w:keepLines w:val="0"/>
+              <w:pageBreakBefore w:val="0"/>
+              <w:widowControl w:val="0"/>
+              <w:kinsoku/>
+              <w:wordWrap/>
+              <w:overflowPunct/>
+              <w:topLinePunct w:val="0"/>
+              <w:autoSpaceDE/>
+              <w:autoSpaceDN/>
+              <w:bidi w:val="0"/>
+              <w:adjustRightInd/>
+              <w:snapToGrid/>
+              <w:spacing w:after="79" w:afterLines="25"/>
+              <w:jc w:val="center"/>
+              <w:textAlignment w:val="auto"/>
+              <w:rPr>
+                <w:rFonts w:hint="default"/>
+                <w:sz w:val="24"/>
+                <w:szCs w:val="24"/>
+                <w:vertAlign w:val="baseline"/>
+                <w:lang w:val="en-US" w:eastAsia="zh-CN"/>
+              </w:rPr>
+            </w:pPr>
+            <w:r>
+              <w:rPr>
+                <w:rFonts w:hint="eastAsia"/>
+                <w:sz w:val="24"/>
+                <w:szCs w:val="24"/>
+                <w:vertAlign w:val="baseline"/>
+                <w:lang w:val="en-US" w:eastAsia="zh-CN"/>
+              </w:rPr>
+              <w:t>复盘内容</w:t>
+            </w:r>
+          </w:p>
+        </w:tc>
+      </w:tr>
+    </w:tbl>
+    <w:p>
+      <w:pPr>
+        <w:keepNext w:val="0"/>
+        <w:keepLines w:val="0"/>
+        <w:pageBreakBefore w:val="0"/>
+        <w:widowControl w:val="0"/>
+        <w:kinsoku/>
+        <w:wordWrap/>
+        <w:overflowPunct/>
+        <w:topLinePunct w:val="0"/>
+        <w:autoSpaceDE/>
+        <w:autoSpaceDN/>
+        <w:bidi w:val="0"/>
+        <w:adjustRightInd/>
+        <w:snapToGrid/>
+        <w:spacing w:after="79" w:afterLines="25"/>
+        <w:textAlignment w:val="auto"/>
+        <w:rPr>
+          <w:rFonts w:hint="default"/>
+          <w:sz w:val="24"/>
+          <w:szCs w:val="24"/>
+          <w:lang w:val="en-US" w:eastAsia="zh-CN"/>
+        </w:rPr>
+      </w:pPr>
+    </w:p>
+    <w:p>
+      <w:pPr>
+        <w:keepNext w:val="0"/>
+        <w:keepLines w:val="0"/>
+        <w:pageBreakBefore w:val="0"/>
+        <w:widowControl w:val="0"/>
+        <w:kinsoku/>
+        <w:wordWrap/>
+        <w:overflowPunct/>
+        <w:topLinePunct w:val="0"/>
+        <w:autoSpaceDE/>
+        <w:autoSpaceDN/>
+        <w:bidi w:val="0"/>
+        <w:adjustRightInd/>
+        <w:snapToGrid/>
+        <w:spacing w:after="79" w:afterLines="25"/>
+        <w:textAlignment w:val="auto"/>
+        <w:rPr>
+          <w:rFonts w:hint="eastAsia"/>
+          <w:sz w:val="24"/>
+          <w:szCs w:val="24"/>
+          <w:lang w:val="en-US" w:eastAsia="zh-CN"/>
+        </w:rPr>
+      </w:pPr>
+      <w:r>
+        <w:rPr>
+          <w:rFonts w:hint="eastAsia"/>
+          <w:sz w:val="24"/>
+          <w:szCs w:val="24"/>
+          <w:lang w:val="en-US" w:eastAsia="zh-CN"/>
+        </w:rPr>
+        <w:t>user:</w:t>
+      </w:r>
+    </w:p>
+    <w:tbl>
+      <w:tblPr>
+        <w:tblStyle w:val="3"/>
+        <w:tblW w:w="0" w:type="auto"/>
+        <w:tblInd w:w="0" w:type="dxa"/>
+        <w:tblBorders>
+          <w:top w:val="single" w:color="auto" w:sz="4" w:space="0"/>
+          <w:left w:val="single" w:color="auto" w:sz="4" w:space="0"/>
+          <w:bottom w:val="single" w:color="auto" w:sz="4" w:space="0"/>
+          <w:right w:val="single" w:color="auto" w:sz="4" w:space="0"/>
+          <w:insideH w:val="single" w:color="auto" w:sz="4" w:space="0"/>
+          <w:insideV w:val="single" w:color="auto" w:sz="4" w:space="0"/>
+        </w:tblBorders>
+        <w:tblLayout w:type="autofit"/>
+        <w:tblCellMar>
+          <w:left w:w="108" w:type="dxa"/>
+          <w:right w:w="108" w:type="dxa"/>
+        </w:tblCellMar>
+      </w:tblPr>
+      <w:tblGrid>
+        <w:gridCol w:w="2486"/>
+        <w:gridCol w:w="6036"/>
+      </w:tblGrid>
+      <w:tr>
+        <w:tblPrEx>
+          <w:tblBorders>
+            <w:top w:val="single" w:color="auto" w:sz="4" w:space="0"/>
+            <w:left w:val="single" w:color="auto" w:sz="4" w:space="0"/>
+            <w:bottom w:val="single" w:color="auto" w:sz="4" w:space="0"/>
+            <w:right w:val="single" w:color="auto" w:sz="4" w:space="0"/>
+            <w:insideH w:val="single" w:color="auto" w:sz="4" w:space="0"/>
+            <w:insideV w:val="single" w:color="auto" w:sz="4" w:space="0"/>
+          </w:tblBorders>
+          <w:tblCellMar>
+            <w:left w:w="108" w:type="dxa"/>
+            <w:right w:w="108" w:type="dxa"/>
+          </w:tblCellMar>
+        </w:tblPrEx>
+        <w:tc>
+          <w:tcPr>
+            <w:tcW w:w="2486" w:type="dxa"/>
+            <w:vAlign w:val="center"/>
+          </w:tcPr>
+          <w:p>
+            <w:pPr>
+              <w:keepNext w:val="0"/>
+              <w:keepLines w:val="0"/>
+              <w:pageBreakBefore w:val="0"/>
+              <w:widowControl w:val="0"/>
+              <w:kinsoku/>
+              <w:wordWrap/>
+              <w:overflowPunct/>
+              <w:topLinePunct w:val="0"/>
+              <w:autoSpaceDE/>
+              <w:autoSpaceDN/>
+              <w:bidi w:val="0"/>
+              <w:adjustRightInd/>
+              <w:snapToGrid/>
+              <w:spacing w:after="79" w:afterLines="25"/>
+              <w:jc w:val="center"/>
+              <w:textAlignment w:val="auto"/>
+              <w:rPr>
+                <w:rFonts w:hint="default"/>
+                <w:sz w:val="24"/>
+                <w:szCs w:val="24"/>
+                <w:vertAlign w:val="baseline"/>
+                <w:lang w:val="en-US" w:eastAsia="zh-CN"/>
+              </w:rPr>
+            </w:pPr>
+            <w:r>
+              <w:rPr>
+                <w:rFonts w:hint="eastAsia"/>
+                <w:sz w:val="24"/>
+                <w:szCs w:val="24"/>
+                <w:vertAlign w:val="baseline"/>
+                <w:lang w:val="en-US" w:eastAsia="zh-CN"/>
+              </w:rPr>
+              <w:t>字段</w:t>
+            </w:r>
+          </w:p>
+        </w:tc>
+        <w:tc>
+          <w:tcPr>
+            <w:tcW w:w="6036" w:type="dxa"/>
+            <w:vAlign w:val="center"/>
+          </w:tcPr>
+          <w:p>
+            <w:pPr>
+              <w:keepNext w:val="0"/>
+              <w:keepLines w:val="0"/>
+              <w:pageBreakBefore w:val="0"/>
+              <w:widowControl w:val="0"/>
+              <w:kinsoku/>
+              <w:wordWrap/>
+              <w:overflowPunct/>
+              <w:topLinePunct w:val="0"/>
+              <w:autoSpaceDE/>
+              <w:autoSpaceDN/>
+              <w:bidi w:val="0"/>
+              <w:adjustRightInd/>
+              <w:snapToGrid/>
+              <w:spacing w:after="79" w:afterLines="25"/>
+              <w:jc w:val="center"/>
+              <w:textAlignment w:val="auto"/>
+              <w:rPr>
+                <w:rFonts w:hint="default"/>
+                <w:sz w:val="24"/>
+                <w:szCs w:val="24"/>
+                <w:vertAlign w:val="baseline"/>
+                <w:lang w:val="en-US" w:eastAsia="zh-CN"/>
+              </w:rPr>
+            </w:pPr>
+            <w:r>
+              <w:rPr>
+                <w:rFonts w:hint="eastAsia"/>
+                <w:sz w:val="24"/>
+                <w:szCs w:val="24"/>
+                <w:vertAlign w:val="baseline"/>
+                <w:lang w:val="en-US" w:eastAsia="zh-CN"/>
+              </w:rPr>
+              <w:t>描述</w:t>
+            </w:r>
+          </w:p>
+        </w:tc>
+      </w:tr>
+      <w:tr>
+        <w:tblPrEx>
+          <w:tblBorders>
+            <w:top w:val="single" w:color="auto" w:sz="4" w:space="0"/>
+            <w:left w:val="single" w:color="auto" w:sz="4" w:space="0"/>
+            <w:bottom w:val="single" w:color="auto" w:sz="4" w:space="0"/>
+            <w:right w:val="single" w:color="auto" w:sz="4" w:space="0"/>
+            <w:insideH w:val="single" w:color="auto" w:sz="4" w:space="0"/>
+            <w:insideV w:val="single" w:color="auto" w:sz="4" w:space="0"/>
+          </w:tblBorders>
+          <w:tblCellMar>
+            <w:left w:w="108" w:type="dxa"/>
+            <w:right w:w="108" w:type="dxa"/>
+          </w:tblCellMar>
+        </w:tblPrEx>
+        <w:tc>
+          <w:tcPr>
+            <w:tcW w:w="2486" w:type="dxa"/>
+            <w:vAlign w:val="center"/>
+          </w:tcPr>
+          <w:p>
+            <w:pPr>
+              <w:keepNext w:val="0"/>
+              <w:keepLines w:val="0"/>
+              <w:pageBreakBefore w:val="0"/>
+              <w:widowControl w:val="0"/>
+              <w:kinsoku/>
+              <w:wordWrap/>
+              <w:overflowPunct/>
+              <w:topLinePunct w:val="0"/>
+              <w:autoSpaceDE/>
+              <w:autoSpaceDN/>
+              <w:bidi w:val="0"/>
+              <w:adjustRightInd/>
+              <w:snapToGrid/>
+              <w:spacing w:after="79" w:afterLines="25"/>
+              <w:jc w:val="center"/>
+              <w:textAlignment w:val="auto"/>
+              <w:rPr>
+                <w:rFonts w:hint="default"/>
+                <w:sz w:val="24"/>
+                <w:szCs w:val="24"/>
+                <w:vertAlign w:val="baseline"/>
+                <w:lang w:val="en-US" w:eastAsia="zh-CN"/>
+              </w:rPr>
+            </w:pPr>
+            <w:r>
+              <w:rPr>
+                <w:rFonts w:hint="eastAsia"/>
+                <w:sz w:val="24"/>
+                <w:szCs w:val="24"/>
+                <w:vertAlign w:val="baseline"/>
+                <w:lang w:val="en-US" w:eastAsia="zh-CN"/>
+              </w:rPr>
+              <w:t>id</w:t>
+            </w:r>
+          </w:p>
+        </w:tc>
+        <w:tc>
+          <w:tcPr>
+            <w:tcW w:w="6036" w:type="dxa"/>
+            <w:vAlign w:val="center"/>
+          </w:tcPr>
+          <w:p>
+            <w:pPr>
+              <w:keepNext w:val="0"/>
+              <w:keepLines w:val="0"/>
+              <w:pageBreakBefore w:val="0"/>
+              <w:widowControl w:val="0"/>
+              <w:kinsoku/>
+              <w:wordWrap/>
+              <w:overflowPunct/>
+              <w:topLinePunct w:val="0"/>
+              <w:autoSpaceDE/>
+              <w:autoSpaceDN/>
+              <w:bidi w:val="0"/>
+              <w:adjustRightInd/>
+              <w:snapToGrid/>
+              <w:spacing w:after="79" w:afterLines="25"/>
+              <w:jc w:val="center"/>
+              <w:textAlignment w:val="auto"/>
+              <w:rPr>
+                <w:rFonts w:hint="default"/>
+                <w:sz w:val="24"/>
+                <w:szCs w:val="24"/>
+                <w:vertAlign w:val="baseline"/>
+                <w:lang w:val="en-US" w:eastAsia="zh-CN"/>
+              </w:rPr>
+            </w:pPr>
+            <w:r>
+              <w:rPr>
+                <w:rFonts w:hint="eastAsia"/>
+                <w:sz w:val="24"/>
+                <w:szCs w:val="24"/>
+                <w:vertAlign w:val="baseline"/>
+                <w:lang w:val="en-US" w:eastAsia="zh-CN"/>
+              </w:rPr>
+              <w:t>自动生成的主键</w:t>
+            </w:r>
+          </w:p>
+        </w:tc>
+      </w:tr>
+      <w:tr>
+        <w:tblPrEx>
+          <w:tblBorders>
+            <w:top w:val="single" w:color="auto" w:sz="4" w:space="0"/>
+            <w:left w:val="single" w:color="auto" w:sz="4" w:space="0"/>
+            <w:bottom w:val="single" w:color="auto" w:sz="4" w:space="0"/>
+            <w:right w:val="single" w:color="auto" w:sz="4" w:space="0"/>
+            <w:insideH w:val="single" w:color="auto" w:sz="4" w:space="0"/>
+            <w:insideV w:val="single" w:color="auto" w:sz="4" w:space="0"/>
+          </w:tblBorders>
+          <w:tblCellMar>
+            <w:left w:w="108" w:type="dxa"/>
+            <w:right w:w="108" w:type="dxa"/>
+          </w:tblCellMar>
+        </w:tblPrEx>
+        <w:tc>
+          <w:tcPr>
+            <w:tcW w:w="2486" w:type="dxa"/>
+            <w:vAlign w:val="center"/>
+          </w:tcPr>
+          <w:p>
+            <w:pPr>
+              <w:keepNext w:val="0"/>
+              <w:keepLines w:val="0"/>
+              <w:pageBreakBefore w:val="0"/>
+              <w:widowControl w:val="0"/>
+              <w:kinsoku/>
+              <w:wordWrap/>
+              <w:overflowPunct/>
+              <w:topLinePunct w:val="0"/>
+              <w:autoSpaceDE/>
+              <w:autoSpaceDN/>
+              <w:bidi w:val="0"/>
+              <w:adjustRightInd/>
+              <w:snapToGrid/>
+              <w:spacing w:after="79" w:afterLines="25"/>
+              <w:jc w:val="center"/>
+              <w:textAlignment w:val="auto"/>
+              <w:rPr>
+                <w:rFonts w:hint="default"/>
+                <w:sz w:val="24"/>
+                <w:szCs w:val="24"/>
+                <w:vertAlign w:val="baseline"/>
+                <w:lang w:val="en-US" w:eastAsia="zh-CN"/>
+              </w:rPr>
+            </w:pPr>
+            <w:r>
+              <w:rPr>
+                <w:rFonts w:hint="eastAsia"/>
+                <w:sz w:val="24"/>
+                <w:szCs w:val="24"/>
+                <w:vertAlign w:val="baseline"/>
+                <w:lang w:val="en-US" w:eastAsia="zh-CN"/>
+              </w:rPr>
+              <w:t>username</w:t>
+            </w:r>
+          </w:p>
+        </w:tc>
+        <w:tc>
+          <w:tcPr>
+            <w:tcW w:w="6036" w:type="dxa"/>
+            <w:vAlign w:val="center"/>
+          </w:tcPr>
+          <w:p>
+            <w:pPr>
+              <w:keepNext w:val="0"/>
+              <w:keepLines w:val="0"/>
+              <w:pageBreakBefore w:val="0"/>
+              <w:widowControl w:val="0"/>
+              <w:kinsoku/>
+              <w:wordWrap/>
+              <w:overflowPunct/>
+              <w:topLinePunct w:val="0"/>
+              <w:autoSpaceDE/>
+              <w:autoSpaceDN/>
+              <w:bidi w:val="0"/>
+              <w:adjustRightInd/>
+              <w:snapToGrid/>
+              <w:spacing w:after="79" w:afterLines="25"/>
+              <w:jc w:val="center"/>
+              <w:textAlignment w:val="auto"/>
+              <w:rPr>
+                <w:rFonts w:hint="default"/>
+                <w:sz w:val="24"/>
+                <w:szCs w:val="24"/>
+                <w:vertAlign w:val="baseline"/>
+                <w:lang w:val="en-US" w:eastAsia="zh-CN"/>
+              </w:rPr>
+            </w:pPr>
+            <w:r>
+              <w:rPr>
+                <w:rFonts w:hint="eastAsia"/>
+                <w:sz w:val="24"/>
+                <w:szCs w:val="24"/>
+                <w:vertAlign w:val="baseline"/>
+                <w:lang w:val="en-US" w:eastAsia="zh-CN"/>
+              </w:rPr>
+              <w:t>登录名, unique</w:t>
+            </w:r>
+          </w:p>
+        </w:tc>
+      </w:tr>
+      <w:tr>
+        <w:tblPrEx>
+          <w:tblBorders>
+            <w:top w:val="single" w:color="auto" w:sz="4" w:space="0"/>
+            <w:left w:val="single" w:color="auto" w:sz="4" w:space="0"/>
+            <w:bottom w:val="single" w:color="auto" w:sz="4" w:space="0"/>
+            <w:right w:val="single" w:color="auto" w:sz="4" w:space="0"/>
+            <w:insideH w:val="single" w:color="auto" w:sz="4" w:space="0"/>
+            <w:insideV w:val="single" w:color="auto" w:sz="4" w:space="0"/>
+          </w:tblBorders>
+          <w:tblCellMar>
+            <w:left w:w="108" w:type="dxa"/>
+            <w:right w:w="108" w:type="dxa"/>
+          </w:tblCellMar>
+        </w:tblPrEx>
+        <w:tc>
+          <w:tcPr>
+            <w:tcW w:w="2486" w:type="dxa"/>
+            <w:vAlign w:val="center"/>
+          </w:tcPr>
+          <w:p>
+            <w:pPr>
+              <w:keepNext w:val="0"/>
+              <w:keepLines w:val="0"/>
+              <w:pageBreakBefore w:val="0"/>
+              <w:widowControl w:val="0"/>
+              <w:kinsoku/>
+              <w:wordWrap/>
+              <w:overflowPunct/>
+              <w:topLinePunct w:val="0"/>
+              <w:autoSpaceDE/>
+              <w:autoSpaceDN/>
+              <w:bidi w:val="0"/>
+              <w:adjustRightInd/>
+              <w:snapToGrid/>
+              <w:spacing w:after="79" w:afterLines="25"/>
+              <w:jc w:val="center"/>
+              <w:textAlignment w:val="auto"/>
+              <w:rPr>
+                <w:rFonts w:hint="default"/>
+                <w:sz w:val="24"/>
+                <w:szCs w:val="24"/>
+                <w:vertAlign w:val="baseline"/>
+                <w:lang w:val="en-US" w:eastAsia="zh-CN"/>
+              </w:rPr>
+            </w:pPr>
+            <w:r>
+              <w:rPr>
+                <w:rFonts w:hint="eastAsia"/>
+                <w:sz w:val="24"/>
+                <w:szCs w:val="24"/>
+                <w:vertAlign w:val="baseline"/>
+                <w:lang w:val="en-US" w:eastAsia="zh-CN"/>
+              </w:rPr>
+              <w:t>password</w:t>
+            </w:r>
+          </w:p>
+        </w:tc>
+        <w:tc>
+          <w:tcPr>
+            <w:tcW w:w="6036" w:type="dxa"/>
+            <w:vAlign w:val="center"/>
+          </w:tcPr>
+          <w:p>
+            <w:pPr>
+              <w:keepNext w:val="0"/>
+              <w:keepLines w:val="0"/>
+              <w:pageBreakBefore w:val="0"/>
+              <w:widowControl w:val="0"/>
+              <w:kinsoku/>
+              <w:wordWrap/>
+              <w:overflowPunct/>
+              <w:topLinePunct w:val="0"/>
+              <w:autoSpaceDE/>
+              <w:autoSpaceDN/>
+              <w:bidi w:val="0"/>
+              <w:adjustRightInd/>
+              <w:snapToGrid/>
+              <w:spacing w:after="79" w:afterLines="25"/>
+              <w:jc w:val="center"/>
+              <w:textAlignment w:val="auto"/>
+              <w:rPr>
+                <w:rFonts w:hint="default"/>
+                <w:sz w:val="24"/>
+                <w:szCs w:val="24"/>
+                <w:vertAlign w:val="baseline"/>
+                <w:lang w:val="en-US" w:eastAsia="zh-CN"/>
+              </w:rPr>
+            </w:pPr>
+            <w:r>
+              <w:rPr>
+                <w:rFonts w:hint="eastAsia"/>
+                <w:sz w:val="24"/>
+                <w:szCs w:val="24"/>
+                <w:vertAlign w:val="baseline"/>
+                <w:lang w:val="en-US" w:eastAsia="zh-CN"/>
+              </w:rPr>
+              <w:t>密码, 须加密存储</w:t>
+            </w:r>
+          </w:p>
+        </w:tc>
+      </w:tr>
+      <w:tr>
+        <w:tblPrEx>
+          <w:tblBorders>
+            <w:top w:val="single" w:color="auto" w:sz="4" w:space="0"/>
+            <w:left w:val="single" w:color="auto" w:sz="4" w:space="0"/>
+            <w:bottom w:val="single" w:color="auto" w:sz="4" w:space="0"/>
+            <w:right w:val="single" w:color="auto" w:sz="4" w:space="0"/>
+            <w:insideH w:val="single" w:color="auto" w:sz="4" w:space="0"/>
+            <w:insideV w:val="single" w:color="auto" w:sz="4" w:space="0"/>
+          </w:tblBorders>
+          <w:tblCellMar>
+            <w:left w:w="108" w:type="dxa"/>
+            <w:right w:w="108" w:type="dxa"/>
+          </w:tblCellMar>
+        </w:tblPrEx>
+        <w:tc>
+          <w:tcPr>
+            <w:tcW w:w="2486" w:type="dxa"/>
+            <w:vAlign w:val="center"/>
+          </w:tcPr>
+          <w:p>
+            <w:pPr>
+              <w:keepNext w:val="0"/>
+              <w:keepLines w:val="0"/>
+              <w:pageBreakBefore w:val="0"/>
+              <w:widowControl w:val="0"/>
+              <w:kinsoku/>
+              <w:wordWrap/>
+              <w:overflowPunct/>
+              <w:topLinePunct w:val="0"/>
+              <w:autoSpaceDE/>
+              <w:autoSpaceDN/>
+              <w:bidi w:val="0"/>
+              <w:adjustRightInd/>
+              <w:snapToGrid/>
+              <w:spacing w:after="79" w:afterLines="25"/>
+              <w:jc w:val="center"/>
+              <w:textAlignment w:val="auto"/>
+              <w:rPr>
+                <w:rFonts w:hint="default"/>
+                <w:sz w:val="24"/>
+                <w:szCs w:val="24"/>
+                <w:vertAlign w:val="baseline"/>
+                <w:lang w:val="en-US" w:eastAsia="zh-CN"/>
+              </w:rPr>
+            </w:pPr>
+            <w:r>
+              <w:rPr>
+                <w:rFonts w:hint="eastAsia"/>
+                <w:sz w:val="24"/>
+                <w:szCs w:val="24"/>
+                <w:vertAlign w:val="baseline"/>
+                <w:lang w:val="en-US" w:eastAsia="zh-CN"/>
+              </w:rPr>
+              <w:t>email</w:t>
+            </w:r>
+          </w:p>
+        </w:tc>
+        <w:tc>
+          <w:tcPr>
+            <w:tcW w:w="6036" w:type="dxa"/>
+            <w:vAlign w:val="center"/>
+          </w:tcPr>
+          <w:p>
+            <w:pPr>
+              <w:keepNext w:val="0"/>
+              <w:keepLines w:val="0"/>
+              <w:pageBreakBefore w:val="0"/>
+              <w:widowControl w:val="0"/>
+              <w:kinsoku/>
+              <w:wordWrap/>
+              <w:overflowPunct/>
+              <w:topLinePunct w:val="0"/>
+              <w:autoSpaceDE/>
+              <w:autoSpaceDN/>
+              <w:bidi w:val="0"/>
+              <w:adjustRightInd/>
+              <w:snapToGrid/>
+              <w:spacing w:after="79" w:afterLines="25"/>
+              <w:jc w:val="center"/>
+              <w:textAlignment w:val="auto"/>
+              <w:rPr>
+                <w:rFonts w:hint="default"/>
+                <w:sz w:val="24"/>
+                <w:szCs w:val="24"/>
+                <w:vertAlign w:val="baseline"/>
+                <w:lang w:val="en-US" w:eastAsia="zh-CN"/>
+              </w:rPr>
+            </w:pPr>
+            <w:r>
+              <w:rPr>
+                <w:rFonts w:hint="eastAsia"/>
+                <w:sz w:val="24"/>
+                <w:szCs w:val="24"/>
+                <w:vertAlign w:val="baseline"/>
+                <w:lang w:val="en-US" w:eastAsia="zh-CN"/>
+              </w:rPr>
+              <w:t>用于创建账号和修改密码</w:t>
+            </w:r>
+          </w:p>
+        </w:tc>
+      </w:tr>
+      <w:tr>
+        <w:tblPrEx>
+          <w:tblBorders>
+            <w:top w:val="single" w:color="auto" w:sz="4" w:space="0"/>
+            <w:left w:val="single" w:color="auto" w:sz="4" w:space="0"/>
+            <w:bottom w:val="single" w:color="auto" w:sz="4" w:space="0"/>
+            <w:right w:val="single" w:color="auto" w:sz="4" w:space="0"/>
+            <w:insideH w:val="single" w:color="auto" w:sz="4" w:space="0"/>
+            <w:insideV w:val="single" w:color="auto" w:sz="4" w:space="0"/>
+          </w:tblBorders>
+        </w:tblPrEx>
+        <w:tc>
+          <w:tcPr>
+            <w:tcW w:w="2486" w:type="dxa"/>
+            <w:vAlign w:val="center"/>
+          </w:tcPr>
+          <w:p>
+            <w:pPr>
+              <w:keepNext w:val="0"/>
+              <w:keepLines w:val="0"/>
+              <w:pageBreakBefore w:val="0"/>
+              <w:widowControl w:val="0"/>
+              <w:kinsoku/>
+              <w:wordWrap/>
+              <w:overflowPunct/>
+              <w:topLinePunct w:val="0"/>
+              <w:autoSpaceDE/>
+              <w:autoSpaceDN/>
+              <w:bidi w:val="0"/>
+              <w:adjustRightInd/>
+              <w:snapToGrid/>
+              <w:spacing w:after="79" w:afterLines="25"/>
+              <w:jc w:val="center"/>
+              <w:textAlignment w:val="auto"/>
+              <w:rPr>
+                <w:rFonts w:hint="default"/>
+                <w:sz w:val="24"/>
+                <w:szCs w:val="24"/>
+                <w:vertAlign w:val="baseline"/>
+                <w:lang w:val="en-US" w:eastAsia="zh-CN"/>
+              </w:rPr>
+            </w:pPr>
+            <w:r>
+              <w:rPr>
+                <w:rFonts w:hint="eastAsia"/>
+                <w:sz w:val="24"/>
+                <w:szCs w:val="24"/>
+                <w:vertAlign w:val="baseline"/>
+                <w:lang w:val="en-US" w:eastAsia="zh-CN"/>
+              </w:rPr>
+              <w:t>create_time</w:t>
+            </w:r>
+          </w:p>
+        </w:tc>
+        <w:tc>
+          <w:tcPr>
+            <w:tcW w:w="6036" w:type="dxa"/>
+            <w:vAlign w:val="center"/>
+          </w:tcPr>
+          <w:p>
+            <w:pPr>
+              <w:keepNext w:val="0"/>
+              <w:keepLines w:val="0"/>
+              <w:pageBreakBefore w:val="0"/>
+              <w:widowControl w:val="0"/>
+              <w:kinsoku/>
+              <w:wordWrap/>
+              <w:overflowPunct/>
+              <w:topLinePunct w:val="0"/>
+              <w:autoSpaceDE/>
+              <w:autoSpaceDN/>
+              <w:bidi w:val="0"/>
+              <w:adjustRightInd/>
+              <w:snapToGrid/>
+              <w:spacing w:after="79" w:afterLines="25"/>
+              <w:jc w:val="center"/>
+              <w:textAlignment w:val="auto"/>
+              <w:rPr>
+                <w:rFonts w:hint="default"/>
+                <w:sz w:val="24"/>
+                <w:szCs w:val="24"/>
+                <w:vertAlign w:val="baseline"/>
+                <w:lang w:val="en-US" w:eastAsia="zh-CN"/>
+              </w:rPr>
+            </w:pPr>
+            <w:r>
+              <w:rPr>
+                <w:rFonts w:hint="eastAsia"/>
+                <w:sz w:val="24"/>
+                <w:szCs w:val="24"/>
+                <w:vertAlign w:val="baseline"/>
+                <w:lang w:val="en-US" w:eastAsia="zh-CN"/>
+              </w:rPr>
+              <w:t>注册时间</w:t>
+            </w:r>
+          </w:p>
+        </w:tc>
+      </w:tr>
+    </w:tbl>
+    <w:p>
+      <w:pPr>
+        <w:keepNext w:val="0"/>
+        <w:keepLines w:val="0"/>
+        <w:pageBreakBefore w:val="0"/>
+        <w:widowControl w:val="0"/>
+        <w:kinsoku/>
+        <w:wordWrap/>
+        <w:overflowPunct/>
+        <w:topLinePunct w:val="0"/>
+        <w:autoSpaceDE/>
+        <w:autoSpaceDN/>
+        <w:bidi w:val="0"/>
+        <w:adjustRightInd/>
+        <w:snapToGrid/>
+        <w:spacing w:after="79" w:afterLines="25"/>
         <w:textAlignment w:val="auto"/>
         <w:rPr>
           <w:rFonts w:hint="default"/>
@@ -2252,8 +7036,143 @@
       </w:rPr>
     </w:lvl>
   </w:abstractNum>
+  <w:abstractNum w:abstractNumId="1">
+    <w:nsid w:val="489A7560"/>
+    <w:multiLevelType w:val="multilevel"/>
+    <w:tmpl w:val="489A7560"/>
+    <w:lvl w:ilvl="0" w:tentative="0">
+      <w:start w:val="1"/>
+      <w:numFmt w:val="decimal"/>
+      <w:suff w:val="space"/>
+      <w:lvlText w:val="%1."/>
+      <w:lvlJc w:val="left"/>
+    </w:lvl>
+    <w:lvl w:ilvl="1" w:tentative="0">
+      <w:start w:val="1"/>
+      <w:numFmt w:val="decimal"/>
+      <w:lvlText w:val="(%2)"/>
+      <w:lvlJc w:val="left"/>
+      <w:pPr>
+        <w:tabs>
+          <w:tab w:val="left" w:pos="840"/>
+        </w:tabs>
+        <w:ind w:left="840" w:leftChars="0" w:hanging="420" w:firstLineChars="0"/>
+      </w:pPr>
+      <w:rPr>
+        <w:rFonts w:hint="default"/>
+      </w:rPr>
+    </w:lvl>
+    <w:lvl w:ilvl="2" w:tentative="0">
+      <w:start w:val="1"/>
+      <w:numFmt w:val="decimalEnclosedCircleChinese"/>
+      <w:lvlText w:val="%3"/>
+      <w:lvlJc w:val="left"/>
+      <w:pPr>
+        <w:tabs>
+          <w:tab w:val="left" w:pos="1260"/>
+        </w:tabs>
+        <w:ind w:left="1260" w:leftChars="0" w:hanging="420" w:firstLineChars="0"/>
+      </w:pPr>
+      <w:rPr>
+        <w:rFonts w:hint="default"/>
+      </w:rPr>
+    </w:lvl>
+    <w:lvl w:ilvl="3" w:tentative="0">
+      <w:start w:val="1"/>
+      <w:numFmt w:val="decimal"/>
+      <w:lvlText w:val="%4)"/>
+      <w:lvlJc w:val="left"/>
+      <w:pPr>
+        <w:tabs>
+          <w:tab w:val="left" w:pos="1680"/>
+        </w:tabs>
+        <w:ind w:left="1680" w:leftChars="0" w:hanging="420" w:firstLineChars="0"/>
+      </w:pPr>
+      <w:rPr>
+        <w:rFonts w:hint="default"/>
+      </w:rPr>
+    </w:lvl>
+    <w:lvl w:ilvl="4" w:tentative="0">
+      <w:start w:val="1"/>
+      <w:numFmt w:val="lowerLetter"/>
+      <w:lvlText w:val="%5."/>
+      <w:lvlJc w:val="left"/>
+      <w:pPr>
+        <w:tabs>
+          <w:tab w:val="left" w:pos="2100"/>
+        </w:tabs>
+        <w:ind w:left="2100" w:leftChars="0" w:hanging="420" w:firstLineChars="0"/>
+      </w:pPr>
+      <w:rPr>
+        <w:rFonts w:hint="default"/>
+      </w:rPr>
+    </w:lvl>
+    <w:lvl w:ilvl="5" w:tentative="0">
+      <w:start w:val="1"/>
+      <w:numFmt w:val="lowerLetter"/>
+      <w:lvlText w:val="%6)"/>
+      <w:lvlJc w:val="left"/>
+      <w:pPr>
+        <w:tabs>
+          <w:tab w:val="left" w:pos="2520"/>
+        </w:tabs>
+        <w:ind w:left="2520" w:leftChars="0" w:hanging="420" w:firstLineChars="0"/>
+      </w:pPr>
+      <w:rPr>
+        <w:rFonts w:hint="default"/>
+      </w:rPr>
+    </w:lvl>
+    <w:lvl w:ilvl="6" w:tentative="0">
+      <w:start w:val="1"/>
+      <w:numFmt w:val="lowerRoman"/>
+      <w:lvlText w:val="%7."/>
+      <w:lvlJc w:val="left"/>
+      <w:pPr>
+        <w:tabs>
+          <w:tab w:val="left" w:pos="2940"/>
+        </w:tabs>
+        <w:ind w:left="2940" w:leftChars="0" w:hanging="420" w:firstLineChars="0"/>
+      </w:pPr>
+      <w:rPr>
+        <w:rFonts w:hint="default"/>
+      </w:rPr>
+    </w:lvl>
+    <w:lvl w:ilvl="7" w:tentative="0">
+      <w:start w:val="1"/>
+      <w:numFmt w:val="lowerRoman"/>
+      <w:lvlText w:val="%8)"/>
+      <w:lvlJc w:val="left"/>
+      <w:pPr>
+        <w:tabs>
+          <w:tab w:val="left" w:pos="3360"/>
+        </w:tabs>
+        <w:ind w:left="3360" w:leftChars="0" w:hanging="420" w:firstLineChars="0"/>
+      </w:pPr>
+      <w:rPr>
+        <w:rFonts w:hint="default"/>
+      </w:rPr>
+    </w:lvl>
+    <w:lvl w:ilvl="8" w:tentative="0">
+      <w:start w:val="1"/>
+      <w:numFmt w:val="lowerLetter"/>
+      <w:lvlText w:val="%9."/>
+      <w:lvlJc w:val="left"/>
+      <w:pPr>
+        <w:tabs>
+          <w:tab w:val="left" w:pos="3780"/>
+        </w:tabs>
+        <w:ind w:left="3780" w:leftChars="0" w:hanging="420" w:firstLineChars="0"/>
+      </w:pPr>
+      <w:rPr>
+        <w:rFonts w:hint="default"/>
+      </w:rPr>
+    </w:lvl>
+  </w:abstractNum>
   <w:num w:numId="1">
     <w:abstractNumId w:val="0"/>
+  </w:num>
+  <w:num w:numId="2">
+    <w:abstractNumId w:val="1"/>
   </w:num>
 </w:numbering>
 </file>
@@ -2534,7 +7453,7 @@
       <w:lang w:val="en-US" w:eastAsia="zh-CN" w:bidi="ar-SA"/>
     </w:rPr>
   </w:style>
-  <w:style w:type="character" w:default="1" w:styleId="3">
+  <w:style w:type="character" w:default="1" w:styleId="4">
     <w:name w:val="Default Paragraph Font"/>
     <w:semiHidden/>
     <w:uiPriority w:val="0"/>
@@ -2551,6 +7470,25 @@
         <w:bottom w:w="0" w:type="dxa"/>
         <w:right w:w="108" w:type="dxa"/>
       </w:tblCellMar>
+    </w:tblPr>
+  </w:style>
+  <w:style w:type="table" w:styleId="3">
+    <w:name w:val="Table Grid"/>
+    <w:basedOn w:val="2"/>
+    <w:uiPriority w:val="0"/>
+    <w:pPr>
+      <w:widowControl w:val="0"/>
+      <w:jc w:val="both"/>
+    </w:pPr>
+    <w:tblPr>
+      <w:tblBorders>
+        <w:top w:val="single" w:color="auto" w:sz="4" w:space="0"/>
+        <w:left w:val="single" w:color="auto" w:sz="4" w:space="0"/>
+        <w:bottom w:val="single" w:color="auto" w:sz="4" w:space="0"/>
+        <w:right w:val="single" w:color="auto" w:sz="4" w:space="0"/>
+        <w:insideH w:val="single" w:color="auto" w:sz="4" w:space="0"/>
+        <w:insideV w:val="single" w:color="auto" w:sz="4" w:space="0"/>
+      </w:tblBorders>
     </w:tblPr>
   </w:style>
 </w:styles>
